--- a/Documentation/FindCarePromptsMemorializedCreationgfunctionalityforTheApplication.docx
+++ b/Documentation/FindCarePromptsMemorializedCreationgfunctionalityforTheApplication.docx
@@ -4231,6 +4231,7 @@
       <w:pPr>
         <w:pStyle w:val="Heading2"/>
       </w:pPr>
+      <w:bookmarkStart w:id="1" w:name="_Hlk219728001"/>
       <w:r>
         <w:lastRenderedPageBreak/>
         <w:t>Load the county to zip map</w:t>
@@ -5338,6 +5339,1794 @@
       <w:r>
         <w:t>Now output the full code for the cell (and nothing else).</w:t>
       </w:r>
+      <w:bookmarkEnd w:id="1"/>
+    </w:p>
+    <w:p>
+      <w:pPr>
+        <w:pStyle w:val="Heading2"/>
+      </w:pPr>
+      <w:r>
+        <w:lastRenderedPageBreak/>
+        <w:t>Enrich CountyZipNormalize</w:t>
+      </w:r>
+      <w:r>
+        <w:t>d</w:t>
+      </w:r>
+      <w:r>
+        <w:t xml:space="preserve"> with County GDP data</w:t>
+      </w:r>
+    </w:p>
+    <w:p>
+      <w:r>
+        <w:t xml:space="preserve">You are a senior Python ETL engineer writing code for MongoDB using </w:t>
+      </w:r>
+      <w:proofErr w:type="spellStart"/>
+      <w:r>
+        <w:t>PyMongo</w:t>
+      </w:r>
+      <w:proofErr w:type="spellEnd"/>
+      <w:r>
+        <w:t xml:space="preserve"> 4.x.</w:t>
+      </w:r>
+    </w:p>
+    <w:p>
+      <w:r>
+        <w:t xml:space="preserve">And Python 3.11.9. </w:t>
+      </w:r>
+      <w:r>
+        <w:t>The code will run in Cursors 2.4.31</w:t>
+      </w:r>
+    </w:p>
+    <w:p/>
+    <w:p>
+      <w:r>
+        <w:t xml:space="preserve">Produce a single </w:t>
+      </w:r>
+      <w:r>
+        <w:t>Jupiter</w:t>
+      </w:r>
+      <w:r>
+        <w:t xml:space="preserve"> notebook cell (one contiguous Python code block) defin</w:t>
+      </w:r>
+      <w:r>
+        <w:t>ing</w:t>
+      </w:r>
+      <w:r>
+        <w:t xml:space="preserve"> all imports, helper functions, </w:t>
+      </w:r>
+      <w:r>
+        <w:t>data classes</w:t>
+      </w:r>
+      <w:r>
+        <w:t>, and one main function. The cell must be self-contained</w:t>
+      </w:r>
+    </w:p>
+    <w:p>
+      <w:pPr>
+        <w:pStyle w:val="Heading3"/>
+      </w:pPr>
+      <w:r>
+        <w:t>Context</w:t>
+      </w:r>
+    </w:p>
+    <w:p>
+      <w:r>
+        <w:t>Parse the attached excel file</w:t>
+      </w:r>
+      <w:r>
+        <w:t xml:space="preserve"> (</w:t>
+      </w:r>
+      <w:r>
+        <w:t xml:space="preserve">, as </w:t>
+      </w:r>
+      <w:r>
+        <w:t>the enrichment data of a collection named</w:t>
+      </w:r>
+      <w:r>
+        <w:t xml:space="preserve"> </w:t>
+      </w:r>
+      <w:r>
+        <w:t xml:space="preserve">CountyZipNormalized in Mongo. </w:t>
+      </w:r>
+    </w:p>
+    <w:p>
+      <w:pPr>
+        <w:pStyle w:val="Heading3"/>
+      </w:pPr>
+      <w:r>
+        <w:t>Goal</w:t>
+      </w:r>
+    </w:p>
+    <w:p>
+      <w:r>
+        <w:t>Enrich the collection ‘</w:t>
+      </w:r>
+      <w:r>
+        <w:t>CountyZipNormalized</w:t>
+      </w:r>
+      <w:r>
+        <w:t xml:space="preserve">’ by creating a new collection </w:t>
+      </w:r>
+      <w:r>
+        <w:t xml:space="preserve">named </w:t>
+      </w:r>
+      <w:r>
+        <w:t>‘</w:t>
+      </w:r>
+      <w:bookmarkStart w:id="2" w:name="_Hlk219737173"/>
+      <w:r>
+        <w:t>CountyZipEnriched</w:t>
+      </w:r>
+      <w:bookmarkEnd w:id="2"/>
+      <w:r>
+        <w:t>’</w:t>
+      </w:r>
+      <w:r>
+        <w:t xml:space="preserve">. </w:t>
+      </w:r>
+    </w:p>
+    <w:p>
+      <w:pPr>
+        <w:pStyle w:val="Heading3"/>
+      </w:pPr>
+      <w:r>
+        <w:t>Instructions</w:t>
+      </w:r>
+    </w:p>
+    <w:p>
+      <w:r>
+        <w:t>Here is a sample record from CountyZipNormalized</w:t>
+      </w:r>
+    </w:p>
+    <w:p>
+      <w:r>
+        <w:t>_</w:t>
+      </w:r>
+      <w:r>
+        <w:t xml:space="preserve"> </w:t>
+      </w:r>
+      <w:r>
+        <w:t>{</w:t>
+      </w:r>
+    </w:p>
+    <w:p>
+      <w:r>
+        <w:t xml:space="preserve">  "_id</w:t>
+      </w:r>
+      <w:proofErr w:type="gramStart"/>
+      <w:r>
+        <w:t>": {</w:t>
+      </w:r>
+      <w:proofErr w:type="gramEnd"/>
+    </w:p>
+    <w:p>
+      <w:r>
+        <w:t xml:space="preserve">    "$</w:t>
+      </w:r>
+      <w:proofErr w:type="spellStart"/>
+      <w:r>
+        <w:t>oid</w:t>
+      </w:r>
+      <w:proofErr w:type="spellEnd"/>
+      <w:r>
+        <w:t>": "696d11affd7c2904118e0cf8"</w:t>
+      </w:r>
+    </w:p>
+    <w:p>
+      <w:r>
+        <w:t xml:space="preserve">  },</w:t>
+      </w:r>
+    </w:p>
+    <w:p>
+      <w:r>
+        <w:t xml:space="preserve">  "zip": "00767",</w:t>
+      </w:r>
+    </w:p>
+    <w:p>
+      <w:r>
+        <w:t xml:space="preserve">  "</w:t>
+      </w:r>
+      <w:proofErr w:type="spellStart"/>
+      <w:r>
+        <w:t>countyFips</w:t>
+      </w:r>
+      <w:proofErr w:type="spellEnd"/>
+      <w:r>
+        <w:t>": "72151",</w:t>
+      </w:r>
+    </w:p>
+    <w:p>
+      <w:r>
+        <w:t xml:space="preserve">  "</w:t>
+      </w:r>
+      <w:proofErr w:type="spellStart"/>
+      <w:r>
+        <w:t>countyName</w:t>
+      </w:r>
+      <w:proofErr w:type="spellEnd"/>
+      <w:r>
+        <w:t>": "Yabucoa Municipio",</w:t>
+      </w:r>
+    </w:p>
+    <w:p>
+      <w:r>
+        <w:t xml:space="preserve">  "</w:t>
+      </w:r>
+      <w:proofErr w:type="spellStart"/>
+      <w:r>
+        <w:t>mainCity</w:t>
+      </w:r>
+      <w:proofErr w:type="spellEnd"/>
+      <w:r>
+        <w:t>": "YABUCOA",</w:t>
+      </w:r>
+    </w:p>
+    <w:p>
+      <w:r>
+        <w:t xml:space="preserve">  "state": "PR",</w:t>
+      </w:r>
+    </w:p>
+    <w:p>
+      <w:r>
+        <w:t xml:space="preserve">  "</w:t>
+      </w:r>
+      <w:proofErr w:type="spellStart"/>
+      <w:r>
+        <w:t>percentOfZipInCounty</w:t>
+      </w:r>
+      <w:proofErr w:type="spellEnd"/>
+      <w:proofErr w:type="gramStart"/>
+      <w:r>
+        <w:t>": {</w:t>
+      </w:r>
+      <w:proofErr w:type="gramEnd"/>
+    </w:p>
+    <w:p>
+      <w:r>
+        <w:t xml:space="preserve">    "$</w:t>
+      </w:r>
+      <w:proofErr w:type="spellStart"/>
+      <w:r>
+        <w:t>numberDecimal</w:t>
+      </w:r>
+      <w:proofErr w:type="spellEnd"/>
+      <w:r>
+        <w:t>": "1.000000000"</w:t>
+      </w:r>
+    </w:p>
+    <w:p>
+      <w:r>
+        <w:t xml:space="preserve">  }</w:t>
+      </w:r>
+    </w:p>
+    <w:p>
+      <w:r>
+        <w:lastRenderedPageBreak/>
+        <w:t>}</w:t>
+      </w:r>
+    </w:p>
+    <w:p>
+      <w:r>
+        <w:t xml:space="preserve">You will find many records where county name is null. </w:t>
+      </w:r>
+      <w:r>
+        <w:t>You will not add these records to the new collection (CountyZipEnriched)</w:t>
+      </w:r>
+      <w:r>
+        <w:t xml:space="preserve">. You will find many records where there </w:t>
+      </w:r>
+      <w:r>
+        <w:t>is</w:t>
+      </w:r>
+      <w:r>
+        <w:t xml:space="preserve"> more than one record per county. For each of these records </w:t>
+      </w:r>
+      <w:r>
+        <w:t xml:space="preserve">do create an enriched record in </w:t>
+      </w:r>
+      <w:r>
+        <w:t>CountyZipEnriched</w:t>
+      </w:r>
+      <w:r>
+        <w:t xml:space="preserve">. </w:t>
+      </w:r>
+    </w:p>
+    <w:p/>
+    <w:p>
+      <w:r>
+        <w:t>From the workbook you can see that the data is not arranged in a convenient tabular format. See fig 1.</w:t>
+      </w:r>
+    </w:p>
+    <w:p>
+      <w:r>
+        <w:rPr>
+          <w:noProof/>
+        </w:rPr>
+        <w:drawing>
+          <wp:inline distT="0" distB="0" distL="0" distR="0" wp14:anchorId="4DF7EB67" wp14:editId="32EAA661">
+            <wp:extent cx="5943600" cy="2139315"/>
+            <wp:effectExtent l="0" t="0" r="0" b="0"/>
+            <wp:docPr id="1872926028" name="Picture 1"/>
+            <wp:cNvGraphicFramePr>
+              <a:graphicFrameLocks xmlns:a="http://schemas.openxmlformats.org/drawingml/2006/main" noChangeAspect="1"/>
+            </wp:cNvGraphicFramePr>
+            <a:graphic xmlns:a="http://schemas.openxmlformats.org/drawingml/2006/main">
+              <a:graphicData uri="http://schemas.openxmlformats.org/drawingml/2006/picture">
+                <pic:pic xmlns:pic="http://schemas.openxmlformats.org/drawingml/2006/picture">
+                  <pic:nvPicPr>
+                    <pic:cNvPr id="1872926028" name=""/>
+                    <pic:cNvPicPr/>
+                  </pic:nvPicPr>
+                  <pic:blipFill>
+                    <a:blip r:embed="rId8"/>
+                    <a:stretch>
+                      <a:fillRect/>
+                    </a:stretch>
+                  </pic:blipFill>
+                  <pic:spPr>
+                    <a:xfrm>
+                      <a:off x="0" y="0"/>
+                      <a:ext cx="5943600" cy="2139315"/>
+                    </a:xfrm>
+                    <a:prstGeom prst="rect">
+                      <a:avLst/>
+                    </a:prstGeom>
+                  </pic:spPr>
+                </pic:pic>
+              </a:graphicData>
+            </a:graphic>
+          </wp:inline>
+        </w:drawing>
+      </w:r>
+    </w:p>
+    <w:p>
+      <w:pPr>
+        <w:rPr>
+          <w:rStyle w:val="SubtleEmphasis"/>
+          <w:sz w:val="20"/>
+          <w:szCs w:val="20"/>
+        </w:rPr>
+      </w:pPr>
+      <w:r>
+        <w:rPr>
+          <w:rStyle w:val="SubtleEmphasis"/>
+          <w:sz w:val="20"/>
+          <w:szCs w:val="20"/>
+        </w:rPr>
+        <w:t xml:space="preserve">Fig 1: </w:t>
+      </w:r>
+      <w:r>
+        <w:rPr>
+          <w:rStyle w:val="SubtleEmphasis"/>
+          <w:sz w:val="20"/>
+          <w:szCs w:val="20"/>
+        </w:rPr>
+        <w:t xml:space="preserve">top rows of </w:t>
+      </w:r>
+      <w:r>
+        <w:rPr>
+          <w:rStyle w:val="SubtleEmphasis"/>
+          <w:sz w:val="20"/>
+          <w:szCs w:val="20"/>
+        </w:rPr>
+        <w:t>CountyGDP_12_2024.xlsx</w:t>
+      </w:r>
+      <w:r>
+        <w:rPr>
+          <w:rStyle w:val="SubtleEmphasis"/>
+          <w:sz w:val="20"/>
+          <w:szCs w:val="20"/>
+        </w:rPr>
+        <w:t xml:space="preserve">. </w:t>
+      </w:r>
+    </w:p>
+    <w:p>
+      <w:pPr>
+        <w:rPr>
+          <w:rStyle w:val="SubtleEmphasis"/>
+          <w:sz w:val="20"/>
+          <w:szCs w:val="20"/>
+        </w:rPr>
+      </w:pPr>
+      <w:r>
+        <w:rPr>
+          <w:rStyle w:val="SubtleEmphasis"/>
+          <w:sz w:val="20"/>
+          <w:szCs w:val="20"/>
+        </w:rPr>
+        <w:t>For each state a record exists. Ignore these records. The file does not cover territories so if you find a territory record in the County</w:t>
+      </w:r>
+      <w:r>
+        <w:rPr>
+          <w:rStyle w:val="SubtleEmphasis"/>
+          <w:sz w:val="20"/>
+          <w:szCs w:val="20"/>
+        </w:rPr>
+        <w:t>Zip</w:t>
+      </w:r>
+      <w:r>
+        <w:rPr>
+          <w:rStyle w:val="SubtleEmphasis"/>
+          <w:sz w:val="20"/>
+          <w:szCs w:val="20"/>
+        </w:rPr>
+        <w:t>Normalized. Add it to the</w:t>
+      </w:r>
+      <w:r>
+        <w:t xml:space="preserve"> </w:t>
+      </w:r>
+      <w:r>
+        <w:rPr>
+          <w:rStyle w:val="SubtleEmphasis"/>
+          <w:sz w:val="20"/>
+          <w:szCs w:val="20"/>
+        </w:rPr>
+        <w:t>CountyZipEnriched</w:t>
+      </w:r>
+      <w:r>
+        <w:rPr>
+          <w:rStyle w:val="SubtleEmphasis"/>
+          <w:sz w:val="20"/>
+          <w:szCs w:val="20"/>
+        </w:rPr>
+        <w:t xml:space="preserve"> collection and make the </w:t>
+      </w:r>
+      <w:r>
+        <w:rPr>
+          <w:rStyle w:val="SubtleEmphasis"/>
+          <w:sz w:val="20"/>
+          <w:szCs w:val="20"/>
+        </w:rPr>
+        <w:t xml:space="preserve">new </w:t>
+      </w:r>
+      <w:r>
+        <w:rPr>
+          <w:rStyle w:val="SubtleEmphasis"/>
+          <w:sz w:val="20"/>
+          <w:szCs w:val="20"/>
+        </w:rPr>
+        <w:t xml:space="preserve">values of the enrichment null. </w:t>
+      </w:r>
+      <w:r>
+        <w:rPr>
+          <w:rStyle w:val="SubtleEmphasis"/>
+          <w:sz w:val="20"/>
+          <w:szCs w:val="20"/>
+        </w:rPr>
+        <w:t xml:space="preserve">But bring over all the other values in the record to the new collection. </w:t>
+      </w:r>
+    </w:p>
+    <w:p>
+      <w:pPr>
+        <w:rPr>
+          <w:rStyle w:val="SubtleEmphasis"/>
+          <w:sz w:val="20"/>
+          <w:szCs w:val="20"/>
+        </w:rPr>
+      </w:pPr>
+      <w:r>
+        <w:rPr>
+          <w:rStyle w:val="SubtleEmphasis"/>
+          <w:sz w:val="20"/>
+          <w:szCs w:val="20"/>
+        </w:rPr>
+        <w:t xml:space="preserve">The dollars in the excel file are in thousands. Therefore, multiply </w:t>
+      </w:r>
+      <w:r>
+        <w:rPr>
+          <w:rStyle w:val="SubtleEmphasis"/>
+          <w:sz w:val="20"/>
+          <w:szCs w:val="20"/>
+        </w:rPr>
+        <w:t>all</w:t>
+      </w:r>
+      <w:r>
+        <w:rPr>
+          <w:rStyle w:val="SubtleEmphasis"/>
+          <w:sz w:val="20"/>
+          <w:szCs w:val="20"/>
+        </w:rPr>
+        <w:t xml:space="preserve"> the values by 1000 in the new file. </w:t>
+      </w:r>
+    </w:p>
+    <w:p>
+      <w:pPr>
+        <w:rPr>
+          <w:rStyle w:val="SubtleEmphasis"/>
+          <w:sz w:val="20"/>
+          <w:szCs w:val="20"/>
+        </w:rPr>
+      </w:pPr>
+      <w:r>
+        <w:rPr>
+          <w:rStyle w:val="SubtleEmphasis"/>
+          <w:sz w:val="20"/>
+          <w:szCs w:val="20"/>
+        </w:rPr>
+        <w:t>For each record in scope, add the following fields to the new collection:</w:t>
+      </w:r>
+    </w:p>
+    <w:p>
+      <w:pPr>
+        <w:pStyle w:val="ListParagraph"/>
+        <w:numPr>
+          <w:ilvl w:val="0"/>
+          <w:numId w:val="20"/>
+        </w:numPr>
+        <w:rPr>
+          <w:rStyle w:val="SubtleEmphasis"/>
+          <w:sz w:val="20"/>
+          <w:szCs w:val="20"/>
+        </w:rPr>
+      </w:pPr>
+      <w:r>
+        <w:rPr>
+          <w:rStyle w:val="SubtleEmphasis"/>
+          <w:sz w:val="20"/>
+          <w:szCs w:val="20"/>
+        </w:rPr>
+        <w:t>2023 Real Gross Domestic Product as an int</w:t>
+      </w:r>
+    </w:p>
+    <w:p>
+      <w:pPr>
+        <w:pStyle w:val="ListParagraph"/>
+        <w:numPr>
+          <w:ilvl w:val="0"/>
+          <w:numId w:val="20"/>
+        </w:numPr>
+        <w:rPr>
+          <w:rStyle w:val="SubtleEmphasis"/>
+          <w:sz w:val="20"/>
+          <w:szCs w:val="20"/>
+        </w:rPr>
+      </w:pPr>
+      <w:r>
+        <w:rPr>
+          <w:rStyle w:val="SubtleEmphasis"/>
+          <w:sz w:val="20"/>
+          <w:szCs w:val="20"/>
+        </w:rPr>
+        <w:t xml:space="preserve">2023 rank in state as an int </w:t>
+      </w:r>
+    </w:p>
+    <w:p>
+      <w:pPr>
+        <w:pStyle w:val="ListParagraph"/>
+        <w:numPr>
+          <w:ilvl w:val="0"/>
+          <w:numId w:val="20"/>
+        </w:numPr>
+        <w:rPr>
+          <w:rStyle w:val="SubtleEmphasis"/>
+          <w:sz w:val="20"/>
+          <w:szCs w:val="20"/>
+        </w:rPr>
+      </w:pPr>
+      <w:r>
+        <w:rPr>
+          <w:rStyle w:val="SubtleEmphasis"/>
+          <w:sz w:val="20"/>
+          <w:szCs w:val="20"/>
+        </w:rPr>
+        <w:t>2023 percentage change (as a float)</w:t>
+      </w:r>
+    </w:p>
+    <w:p>
+      <w:pPr>
+        <w:pStyle w:val="ListParagraph"/>
+        <w:numPr>
+          <w:ilvl w:val="0"/>
+          <w:numId w:val="20"/>
+        </w:numPr>
+        <w:rPr>
+          <w:rStyle w:val="SubtleEmphasis"/>
+          <w:sz w:val="20"/>
+          <w:szCs w:val="20"/>
+        </w:rPr>
+      </w:pPr>
+      <w:r>
+        <w:rPr>
+          <w:rStyle w:val="SubtleEmphasis"/>
+          <w:sz w:val="20"/>
+          <w:szCs w:val="20"/>
+        </w:rPr>
+        <w:t>2023 rank in state as an int</w:t>
+      </w:r>
+    </w:p>
+    <w:p>
+      <w:pPr>
+        <w:rPr>
+          <w:rStyle w:val="SubtleEmphasis"/>
+          <w:sz w:val="20"/>
+          <w:szCs w:val="20"/>
+        </w:rPr>
+      </w:pPr>
+      <w:r>
+        <w:rPr>
+          <w:rStyle w:val="SubtleEmphasis"/>
+          <w:sz w:val="20"/>
+          <w:szCs w:val="20"/>
+        </w:rPr>
+        <w:t>Function arguments:</w:t>
+      </w:r>
+    </w:p>
+    <w:p>
+      <w:pPr>
+        <w:pStyle w:val="Heading3"/>
+        <w:rPr>
+          <w:rStyle w:val="SubtleEmphasis"/>
+          <w:i w:val="0"/>
+          <w:iCs w:val="0"/>
+          <w:color w:val="0F4761" w:themeColor="accent1" w:themeShade="BF"/>
+        </w:rPr>
+      </w:pPr>
+      <w:r>
+        <w:rPr>
+          <w:rStyle w:val="SubtleEmphasis"/>
+          <w:i w:val="0"/>
+          <w:iCs w:val="0"/>
+          <w:color w:val="0F4761" w:themeColor="accent1" w:themeShade="BF"/>
+        </w:rPr>
+        <w:t>How to use</w:t>
+      </w:r>
+    </w:p>
+    <w:p>
+      <w:pPr>
+        <w:rPr>
+          <w:rStyle w:val="SubtleEmphasis"/>
+          <w:sz w:val="20"/>
+          <w:szCs w:val="20"/>
+        </w:rPr>
+      </w:pPr>
+      <w:r>
+        <w:rPr>
+          <w:rStyle w:val="SubtleEmphasis"/>
+          <w:sz w:val="20"/>
+          <w:szCs w:val="20"/>
+        </w:rPr>
+        <w:t>One function will be called from a driver cell that is outside the code base. The function will be named:</w:t>
+      </w:r>
+    </w:p>
+    <w:p>
+      <w:pPr>
+        <w:rPr>
+          <w:rStyle w:val="SubtleEmphasis"/>
+          <w:sz w:val="20"/>
+          <w:szCs w:val="20"/>
+        </w:rPr>
+      </w:pPr>
+      <w:proofErr w:type="spellStart"/>
+      <w:r>
+        <w:rPr>
+          <w:rStyle w:val="SubtleEmphasis"/>
+          <w:sz w:val="20"/>
+          <w:szCs w:val="20"/>
+        </w:rPr>
+        <w:t>EnrichCountyZipWithCountyGDPData</w:t>
+      </w:r>
+      <w:proofErr w:type="spellEnd"/>
+      <w:r>
+        <w:rPr>
+          <w:rStyle w:val="SubtleEmphasis"/>
+          <w:sz w:val="20"/>
+          <w:szCs w:val="20"/>
+        </w:rPr>
+        <w:t>.</w:t>
+      </w:r>
+    </w:p>
+    <w:p>
+      <w:pPr>
+        <w:rPr>
+          <w:rStyle w:val="SubtleEmphasis"/>
+          <w:sz w:val="20"/>
+          <w:szCs w:val="20"/>
+        </w:rPr>
+      </w:pPr>
+      <w:r>
+        <w:rPr>
+          <w:rStyle w:val="SubtleEmphasis"/>
+          <w:sz w:val="20"/>
+          <w:szCs w:val="20"/>
+        </w:rPr>
+        <w:t>It will take the following arguments:</w:t>
+      </w:r>
+    </w:p>
+    <w:p>
+      <w:pPr>
+        <w:pStyle w:val="ListParagraph"/>
+        <w:numPr>
+          <w:ilvl w:val="0"/>
+          <w:numId w:val="21"/>
+        </w:numPr>
+        <w:rPr>
+          <w:rStyle w:val="SubtleEmphasis"/>
+          <w:sz w:val="20"/>
+          <w:szCs w:val="20"/>
+        </w:rPr>
+      </w:pPr>
+      <w:proofErr w:type="spellStart"/>
+      <w:r>
+        <w:rPr>
+          <w:rStyle w:val="SubtleEmphasis"/>
+          <w:sz w:val="20"/>
+          <w:szCs w:val="20"/>
+        </w:rPr>
+        <w:lastRenderedPageBreak/>
+        <w:t>argDbConnection</w:t>
+      </w:r>
+      <w:proofErr w:type="spellEnd"/>
+    </w:p>
+    <w:p>
+      <w:pPr>
+        <w:pStyle w:val="ListParagraph"/>
+        <w:numPr>
+          <w:ilvl w:val="0"/>
+          <w:numId w:val="21"/>
+        </w:numPr>
+        <w:rPr>
+          <w:rStyle w:val="SubtleEmphasis"/>
+          <w:sz w:val="20"/>
+          <w:szCs w:val="20"/>
+        </w:rPr>
+      </w:pPr>
+      <w:proofErr w:type="spellStart"/>
+      <w:r>
+        <w:rPr>
+          <w:rStyle w:val="SubtleEmphasis"/>
+          <w:sz w:val="20"/>
+          <w:szCs w:val="20"/>
+        </w:rPr>
+        <w:t>argDBName</w:t>
+      </w:r>
+      <w:proofErr w:type="spellEnd"/>
+    </w:p>
+    <w:p>
+      <w:pPr>
+        <w:pStyle w:val="ListParagraph"/>
+        <w:numPr>
+          <w:ilvl w:val="0"/>
+          <w:numId w:val="21"/>
+        </w:numPr>
+        <w:rPr>
+          <w:rStyle w:val="SubtleEmphasis"/>
+          <w:sz w:val="20"/>
+          <w:szCs w:val="20"/>
+        </w:rPr>
+      </w:pPr>
+      <w:proofErr w:type="spellStart"/>
+      <w:r>
+        <w:rPr>
+          <w:rStyle w:val="SubtleEmphasis"/>
+          <w:sz w:val="20"/>
+          <w:szCs w:val="20"/>
+        </w:rPr>
+        <w:t>argSourceExcelFilePath</w:t>
+      </w:r>
+      <w:proofErr w:type="spellEnd"/>
+    </w:p>
+    <w:p>
+      <w:pPr>
+        <w:pStyle w:val="ListParagraph"/>
+        <w:numPr>
+          <w:ilvl w:val="0"/>
+          <w:numId w:val="21"/>
+        </w:numPr>
+        <w:rPr>
+          <w:rStyle w:val="SubtleEmphasis"/>
+          <w:sz w:val="20"/>
+          <w:szCs w:val="20"/>
+        </w:rPr>
+      </w:pPr>
+      <w:proofErr w:type="spellStart"/>
+      <w:r>
+        <w:rPr>
+          <w:rStyle w:val="SubtleEmphasis"/>
+          <w:sz w:val="20"/>
+          <w:szCs w:val="20"/>
+        </w:rPr>
+        <w:t>argSourceCollectionName</w:t>
+      </w:r>
+      <w:proofErr w:type="spellEnd"/>
+    </w:p>
+    <w:p>
+      <w:pPr>
+        <w:pStyle w:val="ListParagraph"/>
+        <w:numPr>
+          <w:ilvl w:val="0"/>
+          <w:numId w:val="21"/>
+        </w:numPr>
+        <w:rPr>
+          <w:rStyle w:val="SubtleEmphasis"/>
+          <w:sz w:val="20"/>
+          <w:szCs w:val="20"/>
+        </w:rPr>
+      </w:pPr>
+      <w:proofErr w:type="spellStart"/>
+      <w:r>
+        <w:rPr>
+          <w:rStyle w:val="SubtleEmphasis"/>
+          <w:sz w:val="20"/>
+          <w:szCs w:val="20"/>
+        </w:rPr>
+        <w:t>argDesinationCollectionName</w:t>
+      </w:r>
+      <w:proofErr w:type="spellEnd"/>
+    </w:p>
+    <w:p>
+      <w:pPr>
+        <w:rPr>
+          <w:rStyle w:val="SubtleEmphasis"/>
+          <w:sz w:val="20"/>
+          <w:szCs w:val="20"/>
+        </w:rPr>
+      </w:pPr>
+      <w:r>
+        <w:rPr>
+          <w:rStyle w:val="SubtleEmphasis"/>
+          <w:sz w:val="20"/>
+          <w:szCs w:val="20"/>
+        </w:rPr>
+        <w:t>For facts I have specified, those values should be the default values. However, the arguments to the function shall override the defaults. It should be returned a list of facts about:</w:t>
+      </w:r>
+    </w:p>
+    <w:p>
+      <w:pPr>
+        <w:pStyle w:val="ListParagraph"/>
+        <w:numPr>
+          <w:ilvl w:val="0"/>
+          <w:numId w:val="22"/>
+        </w:numPr>
+        <w:rPr>
+          <w:rStyle w:val="SubtleEmphasis"/>
+          <w:sz w:val="20"/>
+          <w:szCs w:val="20"/>
+        </w:rPr>
+      </w:pPr>
+      <w:r>
+        <w:rPr>
+          <w:rStyle w:val="SubtleEmphasis"/>
+          <w:sz w:val="20"/>
+          <w:szCs w:val="20"/>
+        </w:rPr>
+        <w:t>H</w:t>
+      </w:r>
+      <w:r>
+        <w:rPr>
+          <w:rStyle w:val="SubtleEmphasis"/>
+          <w:sz w:val="20"/>
+          <w:szCs w:val="20"/>
+        </w:rPr>
+        <w:t xml:space="preserve">ow many records were ignored in the spreadsheet because of being out of scope. </w:t>
+      </w:r>
+    </w:p>
+    <w:p>
+      <w:pPr>
+        <w:pStyle w:val="ListParagraph"/>
+        <w:numPr>
+          <w:ilvl w:val="0"/>
+          <w:numId w:val="22"/>
+        </w:numPr>
+        <w:rPr>
+          <w:rStyle w:val="SubtleEmphasis"/>
+          <w:sz w:val="20"/>
+          <w:szCs w:val="20"/>
+        </w:rPr>
+      </w:pPr>
+      <w:r>
+        <w:rPr>
+          <w:rStyle w:val="SubtleEmphasis"/>
+          <w:sz w:val="20"/>
+          <w:szCs w:val="20"/>
+        </w:rPr>
+        <w:t xml:space="preserve">How many records from the spreadsheet were included. </w:t>
+      </w:r>
+    </w:p>
+    <w:p>
+      <w:pPr>
+        <w:pStyle w:val="ListParagraph"/>
+        <w:numPr>
+          <w:ilvl w:val="0"/>
+          <w:numId w:val="22"/>
+        </w:numPr>
+        <w:rPr>
+          <w:rStyle w:val="SubtleEmphasis"/>
+          <w:sz w:val="20"/>
+          <w:szCs w:val="20"/>
+        </w:rPr>
+      </w:pPr>
+      <w:r>
+        <w:rPr>
+          <w:rStyle w:val="SubtleEmphasis"/>
+          <w:sz w:val="20"/>
+          <w:szCs w:val="20"/>
+        </w:rPr>
+        <w:t>How many total records were in the spreadsheet</w:t>
+      </w:r>
+    </w:p>
+    <w:p>
+      <w:pPr>
+        <w:pStyle w:val="ListParagraph"/>
+        <w:numPr>
+          <w:ilvl w:val="0"/>
+          <w:numId w:val="22"/>
+        </w:numPr>
+        <w:rPr>
+          <w:rStyle w:val="SubtleEmphasis"/>
+          <w:sz w:val="20"/>
+          <w:szCs w:val="20"/>
+        </w:rPr>
+      </w:pPr>
+      <w:r>
+        <w:rPr>
+          <w:rStyle w:val="SubtleEmphasis"/>
+          <w:sz w:val="20"/>
+          <w:szCs w:val="20"/>
+        </w:rPr>
+        <w:t>How many total records were in the original collection</w:t>
+      </w:r>
+    </w:p>
+    <w:p>
+      <w:pPr>
+        <w:pStyle w:val="ListParagraph"/>
+        <w:numPr>
+          <w:ilvl w:val="0"/>
+          <w:numId w:val="22"/>
+        </w:numPr>
+        <w:rPr>
+          <w:rStyle w:val="SubtleEmphasis"/>
+          <w:sz w:val="20"/>
+          <w:szCs w:val="20"/>
+        </w:rPr>
+      </w:pPr>
+      <w:r>
+        <w:rPr>
+          <w:rStyle w:val="SubtleEmphasis"/>
+          <w:sz w:val="20"/>
+          <w:szCs w:val="20"/>
+        </w:rPr>
+        <w:t>How many records were ignored (because they were out of scope)</w:t>
+      </w:r>
+    </w:p>
+    <w:p>
+      <w:pPr>
+        <w:pStyle w:val="ListParagraph"/>
+        <w:numPr>
+          <w:ilvl w:val="0"/>
+          <w:numId w:val="22"/>
+        </w:numPr>
+        <w:rPr>
+          <w:rStyle w:val="SubtleEmphasis"/>
+          <w:sz w:val="20"/>
+          <w:szCs w:val="20"/>
+        </w:rPr>
+      </w:pPr>
+      <w:r>
+        <w:rPr>
+          <w:rStyle w:val="SubtleEmphasis"/>
+          <w:sz w:val="20"/>
+          <w:szCs w:val="20"/>
+        </w:rPr>
+        <w:t xml:space="preserve">How many records were ignored because the county name inside of a state could not be matched. </w:t>
+      </w:r>
+    </w:p>
+    <w:p>
+      <w:pPr>
+        <w:pStyle w:val="ListParagraph"/>
+        <w:numPr>
+          <w:ilvl w:val="0"/>
+          <w:numId w:val="22"/>
+        </w:numPr>
+        <w:rPr>
+          <w:rStyle w:val="SubtleEmphasis"/>
+          <w:sz w:val="20"/>
+          <w:szCs w:val="20"/>
+        </w:rPr>
+      </w:pPr>
+      <w:r>
+        <w:rPr>
+          <w:rStyle w:val="SubtleEmphasis"/>
+          <w:sz w:val="20"/>
+          <w:szCs w:val="20"/>
+        </w:rPr>
+        <w:t>For each state where records were not matched the names of the states and the counties that could not be matched. This should be one element of the list not many. It should be in the form of a JSON with state having an array of county names.</w:t>
+      </w:r>
+    </w:p>
+    <w:p>
+      <w:pPr>
+        <w:rPr>
+          <w:rStyle w:val="SubtleEmphasis"/>
+          <w:sz w:val="20"/>
+          <w:szCs w:val="20"/>
+        </w:rPr>
+      </w:pPr>
+      <w:r>
+        <w:rPr>
+          <w:rStyle w:val="SubtleEmphasis"/>
+          <w:sz w:val="20"/>
+          <w:szCs w:val="20"/>
+        </w:rPr>
+        <w:br w:type="page"/>
+      </w:r>
+    </w:p>
+    <w:p>
+      <w:pPr>
+        <w:rPr>
+          <w:rStyle w:val="SubtleEmphasis"/>
+          <w:sz w:val="20"/>
+          <w:szCs w:val="20"/>
+        </w:rPr>
+      </w:pPr>
+      <w:r>
+        <w:rPr>
+          <w:rStyle w:val="SubtleEmphasis"/>
+          <w:sz w:val="20"/>
+          <w:szCs w:val="20"/>
+        </w:rPr>
+        <w:lastRenderedPageBreak/>
+        <w:t>Enrich with population</w:t>
+      </w:r>
+    </w:p>
+    <w:p>
+      <w:pPr>
+        <w:rPr>
+          <w:rStyle w:val="SubtleEmphasis"/>
+          <w:sz w:val="20"/>
+          <w:szCs w:val="20"/>
+        </w:rPr>
+      </w:pPr>
+      <w:r>
+        <w:rPr>
+          <w:rStyle w:val="SubtleEmphasis"/>
+          <w:sz w:val="20"/>
+          <w:szCs w:val="20"/>
+        </w:rPr>
+        <w:t>pop_0_20 = (</w:t>
+      </w:r>
+    </w:p>
+    <w:p>
+      <w:pPr>
+        <w:rPr>
+          <w:rStyle w:val="SubtleEmphasis"/>
+          <w:sz w:val="20"/>
+          <w:szCs w:val="20"/>
+        </w:rPr>
+      </w:pPr>
+      <w:r>
+        <w:rPr>
+          <w:rStyle w:val="SubtleEmphasis"/>
+          <w:sz w:val="20"/>
+          <w:szCs w:val="20"/>
+        </w:rPr>
+        <w:t xml:space="preserve">    DP05_0003E +</w:t>
+      </w:r>
+    </w:p>
+    <w:p>
+      <w:pPr>
+        <w:rPr>
+          <w:rStyle w:val="SubtleEmphasis"/>
+          <w:sz w:val="20"/>
+          <w:szCs w:val="20"/>
+        </w:rPr>
+      </w:pPr>
+      <w:r>
+        <w:rPr>
+          <w:rStyle w:val="SubtleEmphasis"/>
+          <w:sz w:val="20"/>
+          <w:szCs w:val="20"/>
+        </w:rPr>
+        <w:t xml:space="preserve">    DP05_0004E +</w:t>
+      </w:r>
+    </w:p>
+    <w:p>
+      <w:pPr>
+        <w:rPr>
+          <w:rStyle w:val="SubtleEmphasis"/>
+          <w:sz w:val="20"/>
+          <w:szCs w:val="20"/>
+        </w:rPr>
+      </w:pPr>
+      <w:r>
+        <w:rPr>
+          <w:rStyle w:val="SubtleEmphasis"/>
+          <w:sz w:val="20"/>
+          <w:szCs w:val="20"/>
+        </w:rPr>
+        <w:t xml:space="preserve">    DP05_0005E +</w:t>
+      </w:r>
+    </w:p>
+    <w:p>
+      <w:pPr>
+        <w:rPr>
+          <w:rStyle w:val="SubtleEmphasis"/>
+          <w:sz w:val="20"/>
+          <w:szCs w:val="20"/>
+        </w:rPr>
+      </w:pPr>
+      <w:r>
+        <w:rPr>
+          <w:rStyle w:val="SubtleEmphasis"/>
+          <w:sz w:val="20"/>
+          <w:szCs w:val="20"/>
+        </w:rPr>
+        <w:t xml:space="preserve">    DP05_0006E +</w:t>
+      </w:r>
+    </w:p>
+    <w:p>
+      <w:pPr>
+        <w:rPr>
+          <w:rStyle w:val="SubtleEmphasis"/>
+          <w:sz w:val="20"/>
+          <w:szCs w:val="20"/>
+        </w:rPr>
+      </w:pPr>
+      <w:r>
+        <w:rPr>
+          <w:rStyle w:val="SubtleEmphasis"/>
+          <w:sz w:val="20"/>
+          <w:szCs w:val="20"/>
+        </w:rPr>
+        <w:t xml:space="preserve">    DP05_0007E</w:t>
+      </w:r>
+    </w:p>
+    <w:p>
+      <w:pPr>
+        <w:rPr>
+          <w:rStyle w:val="SubtleEmphasis"/>
+          <w:sz w:val="20"/>
+          <w:szCs w:val="20"/>
+        </w:rPr>
+      </w:pPr>
+      <w:r>
+        <w:rPr>
+          <w:rStyle w:val="SubtleEmphasis"/>
+          <w:sz w:val="20"/>
+          <w:szCs w:val="20"/>
+        </w:rPr>
+        <w:t>)</w:t>
+      </w:r>
+    </w:p>
+    <w:p>
+      <w:pPr>
+        <w:rPr>
+          <w:rStyle w:val="SubtleEmphasis"/>
+          <w:sz w:val="20"/>
+          <w:szCs w:val="20"/>
+        </w:rPr>
+      </w:pPr>
+      <w:r>
+        <w:rPr>
+          <w:rStyle w:val="SubtleEmphasis"/>
+          <w:sz w:val="20"/>
+          <w:szCs w:val="20"/>
+        </w:rPr>
+        <w:t>DP05_0008</w:t>
+      </w:r>
+      <w:proofErr w:type="gramStart"/>
+      <w:r>
+        <w:rPr>
+          <w:rStyle w:val="SubtleEmphasis"/>
+          <w:sz w:val="20"/>
+          <w:szCs w:val="20"/>
+        </w:rPr>
+        <w:t>E  →</w:t>
+      </w:r>
+      <w:proofErr w:type="gramEnd"/>
+      <w:r>
+        <w:rPr>
+          <w:rStyle w:val="SubtleEmphasis"/>
+          <w:sz w:val="20"/>
+          <w:szCs w:val="20"/>
+        </w:rPr>
+        <w:t xml:space="preserve"> 21 years</w:t>
+      </w:r>
+    </w:p>
+    <w:p>
+      <w:pPr>
+        <w:rPr>
+          <w:rStyle w:val="SubtleEmphasis"/>
+          <w:sz w:val="20"/>
+          <w:szCs w:val="20"/>
+        </w:rPr>
+      </w:pPr>
+      <w:r>
+        <w:rPr>
+          <w:rStyle w:val="SubtleEmphasis"/>
+          <w:sz w:val="20"/>
+          <w:szCs w:val="20"/>
+        </w:rPr>
+        <w:t>DP05_0009</w:t>
+      </w:r>
+      <w:proofErr w:type="gramStart"/>
+      <w:r>
+        <w:rPr>
+          <w:rStyle w:val="SubtleEmphasis"/>
+          <w:sz w:val="20"/>
+          <w:szCs w:val="20"/>
+        </w:rPr>
+        <w:t>E  →</w:t>
+      </w:r>
+      <w:proofErr w:type="gramEnd"/>
+      <w:r>
+        <w:rPr>
+          <w:rStyle w:val="SubtleEmphasis"/>
+          <w:sz w:val="20"/>
+          <w:szCs w:val="20"/>
+        </w:rPr>
+        <w:t xml:space="preserve"> 22 to 24 years</w:t>
+      </w:r>
+    </w:p>
+    <w:p>
+      <w:pPr>
+        <w:rPr>
+          <w:rStyle w:val="SubtleEmphasis"/>
+          <w:sz w:val="20"/>
+          <w:szCs w:val="20"/>
+        </w:rPr>
+      </w:pPr>
+      <w:r>
+        <w:rPr>
+          <w:rStyle w:val="SubtleEmphasis"/>
+          <w:sz w:val="20"/>
+          <w:szCs w:val="20"/>
+        </w:rPr>
+        <w:t>DP05_0010</w:t>
+      </w:r>
+      <w:proofErr w:type="gramStart"/>
+      <w:r>
+        <w:rPr>
+          <w:rStyle w:val="SubtleEmphasis"/>
+          <w:sz w:val="20"/>
+          <w:szCs w:val="20"/>
+        </w:rPr>
+        <w:t>E  →</w:t>
+      </w:r>
+      <w:proofErr w:type="gramEnd"/>
+      <w:r>
+        <w:rPr>
+          <w:rStyle w:val="SubtleEmphasis"/>
+          <w:sz w:val="20"/>
+          <w:szCs w:val="20"/>
+        </w:rPr>
+        <w:t xml:space="preserve"> 25 to 29 years</w:t>
+      </w:r>
+    </w:p>
+    <w:p>
+      <w:pPr>
+        <w:rPr>
+          <w:rStyle w:val="SubtleEmphasis"/>
+          <w:sz w:val="20"/>
+          <w:szCs w:val="20"/>
+        </w:rPr>
+      </w:pPr>
+      <w:r>
+        <w:rPr>
+          <w:rStyle w:val="SubtleEmphasis"/>
+          <w:sz w:val="20"/>
+          <w:szCs w:val="20"/>
+        </w:rPr>
+        <w:t>DP05_0011</w:t>
+      </w:r>
+      <w:proofErr w:type="gramStart"/>
+      <w:r>
+        <w:rPr>
+          <w:rStyle w:val="SubtleEmphasis"/>
+          <w:sz w:val="20"/>
+          <w:szCs w:val="20"/>
+        </w:rPr>
+        <w:t>E  →</w:t>
+      </w:r>
+      <w:proofErr w:type="gramEnd"/>
+      <w:r>
+        <w:rPr>
+          <w:rStyle w:val="SubtleEmphasis"/>
+          <w:sz w:val="20"/>
+          <w:szCs w:val="20"/>
+        </w:rPr>
+        <w:t xml:space="preserve"> 30 to 34 years</w:t>
+      </w:r>
+    </w:p>
+    <w:p>
+      <w:pPr>
+        <w:rPr>
+          <w:rStyle w:val="SubtleEmphasis"/>
+          <w:sz w:val="20"/>
+          <w:szCs w:val="20"/>
+        </w:rPr>
+      </w:pPr>
+      <w:r>
+        <w:rPr>
+          <w:rStyle w:val="SubtleEmphasis"/>
+          <w:sz w:val="20"/>
+          <w:szCs w:val="20"/>
+        </w:rPr>
+        <w:t>DP05_0012</w:t>
+      </w:r>
+      <w:proofErr w:type="gramStart"/>
+      <w:r>
+        <w:rPr>
+          <w:rStyle w:val="SubtleEmphasis"/>
+          <w:sz w:val="20"/>
+          <w:szCs w:val="20"/>
+        </w:rPr>
+        <w:t>E  →</w:t>
+      </w:r>
+      <w:proofErr w:type="gramEnd"/>
+      <w:r>
+        <w:rPr>
+          <w:rStyle w:val="SubtleEmphasis"/>
+          <w:sz w:val="20"/>
+          <w:szCs w:val="20"/>
+        </w:rPr>
+        <w:t xml:space="preserve"> 35 to 39 years</w:t>
+      </w:r>
+    </w:p>
+    <w:p>
+      <w:pPr>
+        <w:rPr>
+          <w:rStyle w:val="SubtleEmphasis"/>
+          <w:sz w:val="20"/>
+          <w:szCs w:val="20"/>
+        </w:rPr>
+      </w:pPr>
+      <w:r>
+        <w:rPr>
+          <w:rStyle w:val="SubtleEmphasis"/>
+          <w:sz w:val="20"/>
+          <w:szCs w:val="20"/>
+        </w:rPr>
+        <w:t>DP05_0013</w:t>
+      </w:r>
+      <w:proofErr w:type="gramStart"/>
+      <w:r>
+        <w:rPr>
+          <w:rStyle w:val="SubtleEmphasis"/>
+          <w:sz w:val="20"/>
+          <w:szCs w:val="20"/>
+        </w:rPr>
+        <w:t>E  →</w:t>
+      </w:r>
+      <w:proofErr w:type="gramEnd"/>
+      <w:r>
+        <w:rPr>
+          <w:rStyle w:val="SubtleEmphasis"/>
+          <w:sz w:val="20"/>
+          <w:szCs w:val="20"/>
+        </w:rPr>
+        <w:t xml:space="preserve"> 40 to 44 years</w:t>
+      </w:r>
+    </w:p>
+    <w:p>
+      <w:pPr>
+        <w:rPr>
+          <w:rStyle w:val="SubtleEmphasis"/>
+          <w:sz w:val="20"/>
+          <w:szCs w:val="20"/>
+        </w:rPr>
+      </w:pPr>
+      <w:r>
+        <w:rPr>
+          <w:rStyle w:val="SubtleEmphasis"/>
+          <w:sz w:val="20"/>
+          <w:szCs w:val="20"/>
+        </w:rPr>
+        <w:t>DP05_0014</w:t>
+      </w:r>
+      <w:proofErr w:type="gramStart"/>
+      <w:r>
+        <w:rPr>
+          <w:rStyle w:val="SubtleEmphasis"/>
+          <w:sz w:val="20"/>
+          <w:szCs w:val="20"/>
+        </w:rPr>
+        <w:t>E  →</w:t>
+      </w:r>
+      <w:proofErr w:type="gramEnd"/>
+      <w:r>
+        <w:rPr>
+          <w:rStyle w:val="SubtleEmphasis"/>
+          <w:sz w:val="20"/>
+          <w:szCs w:val="20"/>
+        </w:rPr>
+        <w:t xml:space="preserve"> 45 to 49 years</w:t>
+      </w:r>
+    </w:p>
+    <w:p>
+      <w:pPr>
+        <w:rPr>
+          <w:rStyle w:val="SubtleEmphasis"/>
+          <w:sz w:val="20"/>
+          <w:szCs w:val="20"/>
+        </w:rPr>
+      </w:pPr>
+      <w:r>
+        <w:rPr>
+          <w:rStyle w:val="SubtleEmphasis"/>
+          <w:sz w:val="20"/>
+          <w:szCs w:val="20"/>
+        </w:rPr>
+        <w:t>DP05_0015</w:t>
+      </w:r>
+      <w:proofErr w:type="gramStart"/>
+      <w:r>
+        <w:rPr>
+          <w:rStyle w:val="SubtleEmphasis"/>
+          <w:sz w:val="20"/>
+          <w:szCs w:val="20"/>
+        </w:rPr>
+        <w:t>E  →</w:t>
+      </w:r>
+      <w:proofErr w:type="gramEnd"/>
+      <w:r>
+        <w:rPr>
+          <w:rStyle w:val="SubtleEmphasis"/>
+          <w:sz w:val="20"/>
+          <w:szCs w:val="20"/>
+        </w:rPr>
+        <w:t xml:space="preserve"> 50 to 54 years</w:t>
+      </w:r>
+    </w:p>
+    <w:p>
+      <w:pPr>
+        <w:rPr>
+          <w:rStyle w:val="SubtleEmphasis"/>
+          <w:sz w:val="20"/>
+          <w:szCs w:val="20"/>
+        </w:rPr>
+      </w:pPr>
+      <w:r>
+        <w:rPr>
+          <w:rStyle w:val="SubtleEmphasis"/>
+          <w:sz w:val="20"/>
+          <w:szCs w:val="20"/>
+        </w:rPr>
+        <w:t>DP05_0016</w:t>
+      </w:r>
+      <w:proofErr w:type="gramStart"/>
+      <w:r>
+        <w:rPr>
+          <w:rStyle w:val="SubtleEmphasis"/>
+          <w:sz w:val="20"/>
+          <w:szCs w:val="20"/>
+        </w:rPr>
+        <w:t>E  →</w:t>
+      </w:r>
+      <w:proofErr w:type="gramEnd"/>
+      <w:r>
+        <w:rPr>
+          <w:rStyle w:val="SubtleEmphasis"/>
+          <w:sz w:val="20"/>
+          <w:szCs w:val="20"/>
+        </w:rPr>
+        <w:t xml:space="preserve"> 55 to 59 years</w:t>
+      </w:r>
+    </w:p>
+    <w:p>
+      <w:pPr>
+        <w:rPr>
+          <w:rStyle w:val="SubtleEmphasis"/>
+          <w:sz w:val="20"/>
+          <w:szCs w:val="20"/>
+        </w:rPr>
+      </w:pPr>
+      <w:r>
+        <w:rPr>
+          <w:rStyle w:val="SubtleEmphasis"/>
+          <w:sz w:val="20"/>
+          <w:szCs w:val="20"/>
+        </w:rPr>
+        <w:t>DP05_0017</w:t>
+      </w:r>
+      <w:proofErr w:type="gramStart"/>
+      <w:r>
+        <w:rPr>
+          <w:rStyle w:val="SubtleEmphasis"/>
+          <w:sz w:val="20"/>
+          <w:szCs w:val="20"/>
+        </w:rPr>
+        <w:t>E  →</w:t>
+      </w:r>
+      <w:proofErr w:type="gramEnd"/>
+      <w:r>
+        <w:rPr>
+          <w:rStyle w:val="SubtleEmphasis"/>
+          <w:sz w:val="20"/>
+          <w:szCs w:val="20"/>
+        </w:rPr>
+        <w:t xml:space="preserve"> 60 to 61 years</w:t>
+      </w:r>
+    </w:p>
+    <w:p>
+      <w:pPr>
+        <w:rPr>
+          <w:rStyle w:val="SubtleEmphasis"/>
+          <w:sz w:val="20"/>
+          <w:szCs w:val="20"/>
+        </w:rPr>
+      </w:pPr>
+      <w:r>
+        <w:rPr>
+          <w:rStyle w:val="SubtleEmphasis"/>
+          <w:sz w:val="20"/>
+          <w:szCs w:val="20"/>
+        </w:rPr>
+        <w:t>DP05_0018</w:t>
+      </w:r>
+      <w:proofErr w:type="gramStart"/>
+      <w:r>
+        <w:rPr>
+          <w:rStyle w:val="SubtleEmphasis"/>
+          <w:sz w:val="20"/>
+          <w:szCs w:val="20"/>
+        </w:rPr>
+        <w:t>E  →</w:t>
+      </w:r>
+      <w:proofErr w:type="gramEnd"/>
+      <w:r>
+        <w:rPr>
+          <w:rStyle w:val="SubtleEmphasis"/>
+          <w:sz w:val="20"/>
+          <w:szCs w:val="20"/>
+        </w:rPr>
+        <w:t xml:space="preserve"> 62 to 64 years</w:t>
+      </w:r>
+      <w:r>
+        <w:rPr>
+          <w:rStyle w:val="SubtleEmphasis"/>
+          <w:sz w:val="20"/>
+          <w:szCs w:val="20"/>
+        </w:rPr>
+        <w:t xml:space="preserve"> </w:t>
+      </w:r>
+    </w:p>
+    <w:p>
+      <w:pPr>
+        <w:rPr>
+          <w:rStyle w:val="SubtleEmphasis"/>
+          <w:sz w:val="20"/>
+          <w:szCs w:val="20"/>
+        </w:rPr>
+      </w:pPr>
+    </w:p>
+    <w:p>
+      <w:pPr>
+        <w:rPr>
+          <w:rStyle w:val="SubtleEmphasis"/>
+          <w:sz w:val="20"/>
+          <w:szCs w:val="20"/>
+        </w:rPr>
+      </w:pPr>
+      <w:r>
+        <w:rPr>
+          <w:rStyle w:val="SubtleEmphasis"/>
+          <w:sz w:val="20"/>
+          <w:szCs w:val="20"/>
+        </w:rPr>
+        <w:t>pop_21_64 = (</w:t>
+      </w:r>
+    </w:p>
+    <w:p>
+      <w:pPr>
+        <w:rPr>
+          <w:rStyle w:val="SubtleEmphasis"/>
+          <w:sz w:val="20"/>
+          <w:szCs w:val="20"/>
+        </w:rPr>
+      </w:pPr>
+      <w:r>
+        <w:rPr>
+          <w:rStyle w:val="SubtleEmphasis"/>
+          <w:sz w:val="20"/>
+          <w:szCs w:val="20"/>
+        </w:rPr>
+        <w:t xml:space="preserve">    DP05_0008E +</w:t>
+      </w:r>
+    </w:p>
+    <w:p>
+      <w:pPr>
+        <w:rPr>
+          <w:rStyle w:val="SubtleEmphasis"/>
+          <w:sz w:val="20"/>
+          <w:szCs w:val="20"/>
+        </w:rPr>
+      </w:pPr>
+      <w:r>
+        <w:rPr>
+          <w:rStyle w:val="SubtleEmphasis"/>
+          <w:sz w:val="20"/>
+          <w:szCs w:val="20"/>
+        </w:rPr>
+        <w:t xml:space="preserve">    DP05_0009E +</w:t>
+      </w:r>
+    </w:p>
+    <w:p>
+      <w:pPr>
+        <w:rPr>
+          <w:rStyle w:val="SubtleEmphasis"/>
+          <w:sz w:val="20"/>
+          <w:szCs w:val="20"/>
+        </w:rPr>
+      </w:pPr>
+      <w:r>
+        <w:rPr>
+          <w:rStyle w:val="SubtleEmphasis"/>
+          <w:sz w:val="20"/>
+          <w:szCs w:val="20"/>
+        </w:rPr>
+        <w:t xml:space="preserve">    DP05_0010E +</w:t>
+      </w:r>
+    </w:p>
+    <w:p>
+      <w:pPr>
+        <w:rPr>
+          <w:rStyle w:val="SubtleEmphasis"/>
+          <w:sz w:val="20"/>
+          <w:szCs w:val="20"/>
+        </w:rPr>
+      </w:pPr>
+      <w:r>
+        <w:rPr>
+          <w:rStyle w:val="SubtleEmphasis"/>
+          <w:sz w:val="20"/>
+          <w:szCs w:val="20"/>
+        </w:rPr>
+        <w:t xml:space="preserve">    DP05_0011E +</w:t>
+      </w:r>
+    </w:p>
+    <w:p>
+      <w:pPr>
+        <w:rPr>
+          <w:rStyle w:val="SubtleEmphasis"/>
+          <w:sz w:val="20"/>
+          <w:szCs w:val="20"/>
+        </w:rPr>
+      </w:pPr>
+      <w:r>
+        <w:rPr>
+          <w:rStyle w:val="SubtleEmphasis"/>
+          <w:sz w:val="20"/>
+          <w:szCs w:val="20"/>
+        </w:rPr>
+        <w:t xml:space="preserve">    DP05_0012E +</w:t>
+      </w:r>
+    </w:p>
+    <w:p>
+      <w:pPr>
+        <w:rPr>
+          <w:rStyle w:val="SubtleEmphasis"/>
+          <w:sz w:val="20"/>
+          <w:szCs w:val="20"/>
+        </w:rPr>
+      </w:pPr>
+      <w:r>
+        <w:rPr>
+          <w:rStyle w:val="SubtleEmphasis"/>
+          <w:sz w:val="20"/>
+          <w:szCs w:val="20"/>
+        </w:rPr>
+        <w:t xml:space="preserve">    DP05_0013E +</w:t>
+      </w:r>
+    </w:p>
+    <w:p>
+      <w:pPr>
+        <w:rPr>
+          <w:rStyle w:val="SubtleEmphasis"/>
+          <w:sz w:val="20"/>
+          <w:szCs w:val="20"/>
+        </w:rPr>
+      </w:pPr>
+      <w:r>
+        <w:rPr>
+          <w:rStyle w:val="SubtleEmphasis"/>
+          <w:sz w:val="20"/>
+          <w:szCs w:val="20"/>
+        </w:rPr>
+        <w:t xml:space="preserve">    DP05_0014E +</w:t>
+      </w:r>
+    </w:p>
+    <w:p>
+      <w:pPr>
+        <w:rPr>
+          <w:rStyle w:val="SubtleEmphasis"/>
+          <w:sz w:val="20"/>
+          <w:szCs w:val="20"/>
+        </w:rPr>
+      </w:pPr>
+      <w:r>
+        <w:rPr>
+          <w:rStyle w:val="SubtleEmphasis"/>
+          <w:sz w:val="20"/>
+          <w:szCs w:val="20"/>
+        </w:rPr>
+        <w:t xml:space="preserve">    DP05_0015E +</w:t>
+      </w:r>
+    </w:p>
+    <w:p>
+      <w:pPr>
+        <w:rPr>
+          <w:rStyle w:val="SubtleEmphasis"/>
+          <w:sz w:val="20"/>
+          <w:szCs w:val="20"/>
+        </w:rPr>
+      </w:pPr>
+      <w:r>
+        <w:rPr>
+          <w:rStyle w:val="SubtleEmphasis"/>
+          <w:sz w:val="20"/>
+          <w:szCs w:val="20"/>
+        </w:rPr>
+        <w:lastRenderedPageBreak/>
+        <w:t xml:space="preserve">    DP05_0016E +</w:t>
+      </w:r>
+    </w:p>
+    <w:p>
+      <w:pPr>
+        <w:rPr>
+          <w:rStyle w:val="SubtleEmphasis"/>
+          <w:sz w:val="20"/>
+          <w:szCs w:val="20"/>
+        </w:rPr>
+      </w:pPr>
+      <w:r>
+        <w:rPr>
+          <w:rStyle w:val="SubtleEmphasis"/>
+          <w:sz w:val="20"/>
+          <w:szCs w:val="20"/>
+        </w:rPr>
+        <w:t xml:space="preserve">    DP05_0017E +</w:t>
+      </w:r>
+    </w:p>
+    <w:p>
+      <w:pPr>
+        <w:rPr>
+          <w:rStyle w:val="SubtleEmphasis"/>
+          <w:sz w:val="20"/>
+          <w:szCs w:val="20"/>
+        </w:rPr>
+      </w:pPr>
+      <w:r>
+        <w:rPr>
+          <w:rStyle w:val="SubtleEmphasis"/>
+          <w:sz w:val="20"/>
+          <w:szCs w:val="20"/>
+        </w:rPr>
+        <w:t xml:space="preserve">    DP05_0018E</w:t>
+      </w:r>
+    </w:p>
+    <w:p>
+      <w:pPr>
+        <w:rPr>
+          <w:rStyle w:val="SubtleEmphasis"/>
+          <w:sz w:val="20"/>
+          <w:szCs w:val="20"/>
+        </w:rPr>
+      </w:pPr>
+      <w:r>
+        <w:rPr>
+          <w:rStyle w:val="SubtleEmphasis"/>
+          <w:sz w:val="20"/>
+          <w:szCs w:val="20"/>
+        </w:rPr>
+        <w:t>)</w:t>
+      </w:r>
+    </w:p>
+    <w:p>
+      <w:pPr>
+        <w:rPr>
+          <w:rStyle w:val="SubtleEmphasis"/>
+          <w:sz w:val="20"/>
+          <w:szCs w:val="20"/>
+        </w:rPr>
+      </w:pPr>
+    </w:p>
+    <w:p>
+      <w:pPr>
+        <w:rPr>
+          <w:rStyle w:val="SubtleEmphasis"/>
+          <w:sz w:val="20"/>
+          <w:szCs w:val="20"/>
+        </w:rPr>
+      </w:pPr>
     </w:p>
     <w:sectPr>
       <w:pgSz w:w="12240" w:h="15840"/>
@@ -5804,6 +7593,119 @@
     </w:lvl>
   </w:abstractNum>
   <w:abstractNum w:abstractNumId="4" w15:restartNumberingAfterBreak="0">
+    <w:nsid w:val="198D7719"/>
+    <w:multiLevelType w:val="hybridMultilevel"/>
+    <w:tmpl w:val="B6323DDA"/>
+    <w:lvl w:ilvl="0" w:tplc="04090001">
+      <w:start w:val="1"/>
+      <w:numFmt w:val="bullet"/>
+      <w:lvlText w:val=""/>
+      <w:lvlJc w:val="left"/>
+      <w:pPr>
+        <w:ind w:left="720" w:hanging="360"/>
+      </w:pPr>
+      <w:rPr>
+        <w:rFonts w:ascii="Symbol" w:hAnsi="Symbol" w:hint="default"/>
+      </w:rPr>
+    </w:lvl>
+    <w:lvl w:ilvl="1" w:tplc="04090003" w:tentative="1">
+      <w:start w:val="1"/>
+      <w:numFmt w:val="bullet"/>
+      <w:lvlText w:val="o"/>
+      <w:lvlJc w:val="left"/>
+      <w:pPr>
+        <w:ind w:left="1440" w:hanging="360"/>
+      </w:pPr>
+      <w:rPr>
+        <w:rFonts w:ascii="Courier New" w:hAnsi="Courier New" w:cs="Courier New" w:hint="default"/>
+      </w:rPr>
+    </w:lvl>
+    <w:lvl w:ilvl="2" w:tplc="04090005" w:tentative="1">
+      <w:start w:val="1"/>
+      <w:numFmt w:val="bullet"/>
+      <w:lvlText w:val=""/>
+      <w:lvlJc w:val="left"/>
+      <w:pPr>
+        <w:ind w:left="2160" w:hanging="360"/>
+      </w:pPr>
+      <w:rPr>
+        <w:rFonts w:ascii="Wingdings" w:hAnsi="Wingdings" w:hint="default"/>
+      </w:rPr>
+    </w:lvl>
+    <w:lvl w:ilvl="3" w:tplc="04090001" w:tentative="1">
+      <w:start w:val="1"/>
+      <w:numFmt w:val="bullet"/>
+      <w:lvlText w:val=""/>
+      <w:lvlJc w:val="left"/>
+      <w:pPr>
+        <w:ind w:left="2880" w:hanging="360"/>
+      </w:pPr>
+      <w:rPr>
+        <w:rFonts w:ascii="Symbol" w:hAnsi="Symbol" w:hint="default"/>
+      </w:rPr>
+    </w:lvl>
+    <w:lvl w:ilvl="4" w:tplc="04090003" w:tentative="1">
+      <w:start w:val="1"/>
+      <w:numFmt w:val="bullet"/>
+      <w:lvlText w:val="o"/>
+      <w:lvlJc w:val="left"/>
+      <w:pPr>
+        <w:ind w:left="3600" w:hanging="360"/>
+      </w:pPr>
+      <w:rPr>
+        <w:rFonts w:ascii="Courier New" w:hAnsi="Courier New" w:cs="Courier New" w:hint="default"/>
+      </w:rPr>
+    </w:lvl>
+    <w:lvl w:ilvl="5" w:tplc="04090005" w:tentative="1">
+      <w:start w:val="1"/>
+      <w:numFmt w:val="bullet"/>
+      <w:lvlText w:val=""/>
+      <w:lvlJc w:val="left"/>
+      <w:pPr>
+        <w:ind w:left="4320" w:hanging="360"/>
+      </w:pPr>
+      <w:rPr>
+        <w:rFonts w:ascii="Wingdings" w:hAnsi="Wingdings" w:hint="default"/>
+      </w:rPr>
+    </w:lvl>
+    <w:lvl w:ilvl="6" w:tplc="04090001" w:tentative="1">
+      <w:start w:val="1"/>
+      <w:numFmt w:val="bullet"/>
+      <w:lvlText w:val=""/>
+      <w:lvlJc w:val="left"/>
+      <w:pPr>
+        <w:ind w:left="5040" w:hanging="360"/>
+      </w:pPr>
+      <w:rPr>
+        <w:rFonts w:ascii="Symbol" w:hAnsi="Symbol" w:hint="default"/>
+      </w:rPr>
+    </w:lvl>
+    <w:lvl w:ilvl="7" w:tplc="04090003" w:tentative="1">
+      <w:start w:val="1"/>
+      <w:numFmt w:val="bullet"/>
+      <w:lvlText w:val="o"/>
+      <w:lvlJc w:val="left"/>
+      <w:pPr>
+        <w:ind w:left="5760" w:hanging="360"/>
+      </w:pPr>
+      <w:rPr>
+        <w:rFonts w:ascii="Courier New" w:hAnsi="Courier New" w:cs="Courier New" w:hint="default"/>
+      </w:rPr>
+    </w:lvl>
+    <w:lvl w:ilvl="8" w:tplc="04090005" w:tentative="1">
+      <w:start w:val="1"/>
+      <w:numFmt w:val="bullet"/>
+      <w:lvlText w:val=""/>
+      <w:lvlJc w:val="left"/>
+      <w:pPr>
+        <w:ind w:left="6480" w:hanging="360"/>
+      </w:pPr>
+      <w:rPr>
+        <w:rFonts w:ascii="Wingdings" w:hAnsi="Wingdings" w:hint="default"/>
+      </w:rPr>
+    </w:lvl>
+  </w:abstractNum>
+  <w:abstractNum w:abstractNumId="5" w15:restartNumberingAfterBreak="0">
     <w:nsid w:val="19C24B32"/>
     <w:multiLevelType w:val="hybridMultilevel"/>
     <w:tmpl w:val="E6FAB460"/>
@@ -5916,7 +7818,7 @@
       </w:rPr>
     </w:lvl>
   </w:abstractNum>
-  <w:abstractNum w:abstractNumId="5" w15:restartNumberingAfterBreak="0">
+  <w:abstractNum w:abstractNumId="6" w15:restartNumberingAfterBreak="0">
     <w:nsid w:val="1AB83C4D"/>
     <w:multiLevelType w:val="hybridMultilevel"/>
     <w:tmpl w:val="4CAA9104"/>
@@ -6002,7 +7904,7 @@
       </w:pPr>
     </w:lvl>
   </w:abstractNum>
-  <w:abstractNum w:abstractNumId="6" w15:restartNumberingAfterBreak="0">
+  <w:abstractNum w:abstractNumId="7" w15:restartNumberingAfterBreak="0">
     <w:nsid w:val="2D7B007F"/>
     <w:multiLevelType w:val="hybridMultilevel"/>
     <w:tmpl w:val="8E04C004"/>
@@ -6115,7 +8017,7 @@
       </w:rPr>
     </w:lvl>
   </w:abstractNum>
-  <w:abstractNum w:abstractNumId="7" w15:restartNumberingAfterBreak="0">
+  <w:abstractNum w:abstractNumId="8" w15:restartNumberingAfterBreak="0">
     <w:nsid w:val="2D972F5B"/>
     <w:multiLevelType w:val="hybridMultilevel"/>
     <w:tmpl w:val="96A24D6A"/>
@@ -6228,7 +8130,7 @@
       </w:rPr>
     </w:lvl>
   </w:abstractNum>
-  <w:abstractNum w:abstractNumId="8" w15:restartNumberingAfterBreak="0">
+  <w:abstractNum w:abstractNumId="9" w15:restartNumberingAfterBreak="0">
     <w:nsid w:val="33365C09"/>
     <w:multiLevelType w:val="hybridMultilevel"/>
     <w:tmpl w:val="45D45812"/>
@@ -6341,7 +8243,7 @@
       </w:rPr>
     </w:lvl>
   </w:abstractNum>
-  <w:abstractNum w:abstractNumId="9" w15:restartNumberingAfterBreak="0">
+  <w:abstractNum w:abstractNumId="10" w15:restartNumberingAfterBreak="0">
     <w:nsid w:val="33F5794D"/>
     <w:multiLevelType w:val="hybridMultilevel"/>
     <w:tmpl w:val="597A0980"/>
@@ -6454,7 +8356,7 @@
       </w:rPr>
     </w:lvl>
   </w:abstractNum>
-  <w:abstractNum w:abstractNumId="10" w15:restartNumberingAfterBreak="0">
+  <w:abstractNum w:abstractNumId="11" w15:restartNumberingAfterBreak="0">
     <w:nsid w:val="35D746EF"/>
     <w:multiLevelType w:val="hybridMultilevel"/>
     <w:tmpl w:val="FD2AFA0E"/>
@@ -6567,7 +8469,7 @@
       </w:rPr>
     </w:lvl>
   </w:abstractNum>
-  <w:abstractNum w:abstractNumId="11" w15:restartNumberingAfterBreak="0">
+  <w:abstractNum w:abstractNumId="12" w15:restartNumberingAfterBreak="0">
     <w:nsid w:val="45AC08FF"/>
     <w:multiLevelType w:val="hybridMultilevel"/>
     <w:tmpl w:val="BE88EEFC"/>
@@ -6680,7 +8582,120 @@
       </w:rPr>
     </w:lvl>
   </w:abstractNum>
-  <w:abstractNum w:abstractNumId="12" w15:restartNumberingAfterBreak="0">
+  <w:abstractNum w:abstractNumId="13" w15:restartNumberingAfterBreak="0">
+    <w:nsid w:val="45D52F45"/>
+    <w:multiLevelType w:val="hybridMultilevel"/>
+    <w:tmpl w:val="4A564208"/>
+    <w:lvl w:ilvl="0" w:tplc="04090001">
+      <w:start w:val="1"/>
+      <w:numFmt w:val="bullet"/>
+      <w:lvlText w:val=""/>
+      <w:lvlJc w:val="left"/>
+      <w:pPr>
+        <w:ind w:left="760" w:hanging="360"/>
+      </w:pPr>
+      <w:rPr>
+        <w:rFonts w:ascii="Symbol" w:hAnsi="Symbol" w:hint="default"/>
+      </w:rPr>
+    </w:lvl>
+    <w:lvl w:ilvl="1" w:tplc="04090003" w:tentative="1">
+      <w:start w:val="1"/>
+      <w:numFmt w:val="bullet"/>
+      <w:lvlText w:val="o"/>
+      <w:lvlJc w:val="left"/>
+      <w:pPr>
+        <w:ind w:left="1480" w:hanging="360"/>
+      </w:pPr>
+      <w:rPr>
+        <w:rFonts w:ascii="Courier New" w:hAnsi="Courier New" w:cs="Courier New" w:hint="default"/>
+      </w:rPr>
+    </w:lvl>
+    <w:lvl w:ilvl="2" w:tplc="04090005" w:tentative="1">
+      <w:start w:val="1"/>
+      <w:numFmt w:val="bullet"/>
+      <w:lvlText w:val=""/>
+      <w:lvlJc w:val="left"/>
+      <w:pPr>
+        <w:ind w:left="2200" w:hanging="360"/>
+      </w:pPr>
+      <w:rPr>
+        <w:rFonts w:ascii="Wingdings" w:hAnsi="Wingdings" w:hint="default"/>
+      </w:rPr>
+    </w:lvl>
+    <w:lvl w:ilvl="3" w:tplc="04090001" w:tentative="1">
+      <w:start w:val="1"/>
+      <w:numFmt w:val="bullet"/>
+      <w:lvlText w:val=""/>
+      <w:lvlJc w:val="left"/>
+      <w:pPr>
+        <w:ind w:left="2920" w:hanging="360"/>
+      </w:pPr>
+      <w:rPr>
+        <w:rFonts w:ascii="Symbol" w:hAnsi="Symbol" w:hint="default"/>
+      </w:rPr>
+    </w:lvl>
+    <w:lvl w:ilvl="4" w:tplc="04090003" w:tentative="1">
+      <w:start w:val="1"/>
+      <w:numFmt w:val="bullet"/>
+      <w:lvlText w:val="o"/>
+      <w:lvlJc w:val="left"/>
+      <w:pPr>
+        <w:ind w:left="3640" w:hanging="360"/>
+      </w:pPr>
+      <w:rPr>
+        <w:rFonts w:ascii="Courier New" w:hAnsi="Courier New" w:cs="Courier New" w:hint="default"/>
+      </w:rPr>
+    </w:lvl>
+    <w:lvl w:ilvl="5" w:tplc="04090005" w:tentative="1">
+      <w:start w:val="1"/>
+      <w:numFmt w:val="bullet"/>
+      <w:lvlText w:val=""/>
+      <w:lvlJc w:val="left"/>
+      <w:pPr>
+        <w:ind w:left="4360" w:hanging="360"/>
+      </w:pPr>
+      <w:rPr>
+        <w:rFonts w:ascii="Wingdings" w:hAnsi="Wingdings" w:hint="default"/>
+      </w:rPr>
+    </w:lvl>
+    <w:lvl w:ilvl="6" w:tplc="04090001" w:tentative="1">
+      <w:start w:val="1"/>
+      <w:numFmt w:val="bullet"/>
+      <w:lvlText w:val=""/>
+      <w:lvlJc w:val="left"/>
+      <w:pPr>
+        <w:ind w:left="5080" w:hanging="360"/>
+      </w:pPr>
+      <w:rPr>
+        <w:rFonts w:ascii="Symbol" w:hAnsi="Symbol" w:hint="default"/>
+      </w:rPr>
+    </w:lvl>
+    <w:lvl w:ilvl="7" w:tplc="04090003" w:tentative="1">
+      <w:start w:val="1"/>
+      <w:numFmt w:val="bullet"/>
+      <w:lvlText w:val="o"/>
+      <w:lvlJc w:val="left"/>
+      <w:pPr>
+        <w:ind w:left="5800" w:hanging="360"/>
+      </w:pPr>
+      <w:rPr>
+        <w:rFonts w:ascii="Courier New" w:hAnsi="Courier New" w:cs="Courier New" w:hint="default"/>
+      </w:rPr>
+    </w:lvl>
+    <w:lvl w:ilvl="8" w:tplc="04090005" w:tentative="1">
+      <w:start w:val="1"/>
+      <w:numFmt w:val="bullet"/>
+      <w:lvlText w:val=""/>
+      <w:lvlJc w:val="left"/>
+      <w:pPr>
+        <w:ind w:left="6520" w:hanging="360"/>
+      </w:pPr>
+      <w:rPr>
+        <w:rFonts w:ascii="Wingdings" w:hAnsi="Wingdings" w:hint="default"/>
+      </w:rPr>
+    </w:lvl>
+  </w:abstractNum>
+  <w:abstractNum w:abstractNumId="14" w15:restartNumberingAfterBreak="0">
     <w:nsid w:val="5111387D"/>
     <w:multiLevelType w:val="hybridMultilevel"/>
     <w:tmpl w:val="3A786B7C"/>
@@ -6793,7 +8808,7 @@
       </w:rPr>
     </w:lvl>
   </w:abstractNum>
-  <w:abstractNum w:abstractNumId="13" w15:restartNumberingAfterBreak="0">
+  <w:abstractNum w:abstractNumId="15" w15:restartNumberingAfterBreak="0">
     <w:nsid w:val="52A379B7"/>
     <w:multiLevelType w:val="hybridMultilevel"/>
     <w:tmpl w:val="86421D38"/>
@@ -6906,7 +8921,7 @@
       </w:rPr>
     </w:lvl>
   </w:abstractNum>
-  <w:abstractNum w:abstractNumId="14" w15:restartNumberingAfterBreak="0">
+  <w:abstractNum w:abstractNumId="16" w15:restartNumberingAfterBreak="0">
     <w:nsid w:val="5A32722D"/>
     <w:multiLevelType w:val="hybridMultilevel"/>
     <w:tmpl w:val="EC3EA65E"/>
@@ -7019,7 +9034,7 @@
       </w:rPr>
     </w:lvl>
   </w:abstractNum>
-  <w:abstractNum w:abstractNumId="15" w15:restartNumberingAfterBreak="0">
+  <w:abstractNum w:abstractNumId="17" w15:restartNumberingAfterBreak="0">
     <w:nsid w:val="62A4779C"/>
     <w:multiLevelType w:val="hybridMultilevel"/>
     <w:tmpl w:val="42260B1C"/>
@@ -7132,7 +9147,7 @@
       </w:rPr>
     </w:lvl>
   </w:abstractNum>
-  <w:abstractNum w:abstractNumId="16" w15:restartNumberingAfterBreak="0">
+  <w:abstractNum w:abstractNumId="18" w15:restartNumberingAfterBreak="0">
     <w:nsid w:val="65E71856"/>
     <w:multiLevelType w:val="hybridMultilevel"/>
     <w:tmpl w:val="8A3CB98E"/>
@@ -7245,7 +9260,7 @@
       </w:rPr>
     </w:lvl>
   </w:abstractNum>
-  <w:abstractNum w:abstractNumId="17" w15:restartNumberingAfterBreak="0">
+  <w:abstractNum w:abstractNumId="19" w15:restartNumberingAfterBreak="0">
     <w:nsid w:val="67451544"/>
     <w:multiLevelType w:val="hybridMultilevel"/>
     <w:tmpl w:val="DD6E8660"/>
@@ -7358,10 +9373,123 @@
       </w:rPr>
     </w:lvl>
   </w:abstractNum>
-  <w:abstractNum w:abstractNumId="18" w15:restartNumberingAfterBreak="0">
+  <w:abstractNum w:abstractNumId="20" w15:restartNumberingAfterBreak="0">
     <w:nsid w:val="6B806D1C"/>
     <w:multiLevelType w:val="hybridMultilevel"/>
     <w:tmpl w:val="2B4C74FA"/>
+    <w:lvl w:ilvl="0" w:tplc="04090001">
+      <w:start w:val="1"/>
+      <w:numFmt w:val="bullet"/>
+      <w:lvlText w:val=""/>
+      <w:lvlJc w:val="left"/>
+      <w:pPr>
+        <w:ind w:left="720" w:hanging="360"/>
+      </w:pPr>
+      <w:rPr>
+        <w:rFonts w:ascii="Symbol" w:hAnsi="Symbol" w:hint="default"/>
+      </w:rPr>
+    </w:lvl>
+    <w:lvl w:ilvl="1" w:tplc="04090003" w:tentative="1">
+      <w:start w:val="1"/>
+      <w:numFmt w:val="bullet"/>
+      <w:lvlText w:val="o"/>
+      <w:lvlJc w:val="left"/>
+      <w:pPr>
+        <w:ind w:left="1440" w:hanging="360"/>
+      </w:pPr>
+      <w:rPr>
+        <w:rFonts w:ascii="Courier New" w:hAnsi="Courier New" w:cs="Courier New" w:hint="default"/>
+      </w:rPr>
+    </w:lvl>
+    <w:lvl w:ilvl="2" w:tplc="04090005" w:tentative="1">
+      <w:start w:val="1"/>
+      <w:numFmt w:val="bullet"/>
+      <w:lvlText w:val=""/>
+      <w:lvlJc w:val="left"/>
+      <w:pPr>
+        <w:ind w:left="2160" w:hanging="360"/>
+      </w:pPr>
+      <w:rPr>
+        <w:rFonts w:ascii="Wingdings" w:hAnsi="Wingdings" w:hint="default"/>
+      </w:rPr>
+    </w:lvl>
+    <w:lvl w:ilvl="3" w:tplc="04090001" w:tentative="1">
+      <w:start w:val="1"/>
+      <w:numFmt w:val="bullet"/>
+      <w:lvlText w:val=""/>
+      <w:lvlJc w:val="left"/>
+      <w:pPr>
+        <w:ind w:left="2880" w:hanging="360"/>
+      </w:pPr>
+      <w:rPr>
+        <w:rFonts w:ascii="Symbol" w:hAnsi="Symbol" w:hint="default"/>
+      </w:rPr>
+    </w:lvl>
+    <w:lvl w:ilvl="4" w:tplc="04090003" w:tentative="1">
+      <w:start w:val="1"/>
+      <w:numFmt w:val="bullet"/>
+      <w:lvlText w:val="o"/>
+      <w:lvlJc w:val="left"/>
+      <w:pPr>
+        <w:ind w:left="3600" w:hanging="360"/>
+      </w:pPr>
+      <w:rPr>
+        <w:rFonts w:ascii="Courier New" w:hAnsi="Courier New" w:cs="Courier New" w:hint="default"/>
+      </w:rPr>
+    </w:lvl>
+    <w:lvl w:ilvl="5" w:tplc="04090005" w:tentative="1">
+      <w:start w:val="1"/>
+      <w:numFmt w:val="bullet"/>
+      <w:lvlText w:val=""/>
+      <w:lvlJc w:val="left"/>
+      <w:pPr>
+        <w:ind w:left="4320" w:hanging="360"/>
+      </w:pPr>
+      <w:rPr>
+        <w:rFonts w:ascii="Wingdings" w:hAnsi="Wingdings" w:hint="default"/>
+      </w:rPr>
+    </w:lvl>
+    <w:lvl w:ilvl="6" w:tplc="04090001" w:tentative="1">
+      <w:start w:val="1"/>
+      <w:numFmt w:val="bullet"/>
+      <w:lvlText w:val=""/>
+      <w:lvlJc w:val="left"/>
+      <w:pPr>
+        <w:ind w:left="5040" w:hanging="360"/>
+      </w:pPr>
+      <w:rPr>
+        <w:rFonts w:ascii="Symbol" w:hAnsi="Symbol" w:hint="default"/>
+      </w:rPr>
+    </w:lvl>
+    <w:lvl w:ilvl="7" w:tplc="04090003" w:tentative="1">
+      <w:start w:val="1"/>
+      <w:numFmt w:val="bullet"/>
+      <w:lvlText w:val="o"/>
+      <w:lvlJc w:val="left"/>
+      <w:pPr>
+        <w:ind w:left="5760" w:hanging="360"/>
+      </w:pPr>
+      <w:rPr>
+        <w:rFonts w:ascii="Courier New" w:hAnsi="Courier New" w:cs="Courier New" w:hint="default"/>
+      </w:rPr>
+    </w:lvl>
+    <w:lvl w:ilvl="8" w:tplc="04090005" w:tentative="1">
+      <w:start w:val="1"/>
+      <w:numFmt w:val="bullet"/>
+      <w:lvlText w:val=""/>
+      <w:lvlJc w:val="left"/>
+      <w:pPr>
+        <w:ind w:left="6480" w:hanging="360"/>
+      </w:pPr>
+      <w:rPr>
+        <w:rFonts w:ascii="Wingdings" w:hAnsi="Wingdings" w:hint="default"/>
+      </w:rPr>
+    </w:lvl>
+  </w:abstractNum>
+  <w:abstractNum w:abstractNumId="21" w15:restartNumberingAfterBreak="0">
+    <w:nsid w:val="6FE02EB1"/>
+    <w:multiLevelType w:val="hybridMultilevel"/>
+    <w:tmpl w:val="D742B43A"/>
     <w:lvl w:ilvl="0" w:tplc="04090001">
       <w:start w:val="1"/>
       <w:numFmt w:val="bullet"/>
@@ -7475,49 +9603,49 @@
     <w:abstractNumId w:val="3"/>
   </w:num>
   <w:num w:numId="2" w16cid:durableId="314990022">
+    <w:abstractNumId w:val="7"/>
+  </w:num>
+  <w:num w:numId="3" w16cid:durableId="521240542">
+    <w:abstractNumId w:val="12"/>
+  </w:num>
+  <w:num w:numId="4" w16cid:durableId="592932221">
+    <w:abstractNumId w:val="9"/>
+  </w:num>
+  <w:num w:numId="5" w16cid:durableId="73479126">
+    <w:abstractNumId w:val="19"/>
+  </w:num>
+  <w:num w:numId="6" w16cid:durableId="2090074770">
+    <w:abstractNumId w:val="8"/>
+  </w:num>
+  <w:num w:numId="7" w16cid:durableId="2046641010">
+    <w:abstractNumId w:val="17"/>
+  </w:num>
+  <w:num w:numId="8" w16cid:durableId="1768964945">
+    <w:abstractNumId w:val="10"/>
+  </w:num>
+  <w:num w:numId="9" w16cid:durableId="2120248886">
+    <w:abstractNumId w:val="18"/>
+  </w:num>
+  <w:num w:numId="10" w16cid:durableId="1424298697">
+    <w:abstractNumId w:val="16"/>
+  </w:num>
+  <w:num w:numId="11" w16cid:durableId="1495099596">
     <w:abstractNumId w:val="6"/>
   </w:num>
-  <w:num w:numId="3" w16cid:durableId="521240542">
+  <w:num w:numId="12" w16cid:durableId="391272851">
     <w:abstractNumId w:val="11"/>
   </w:num>
-  <w:num w:numId="4" w16cid:durableId="592932221">
-    <w:abstractNumId w:val="8"/>
-  </w:num>
-  <w:num w:numId="5" w16cid:durableId="73479126">
-    <w:abstractNumId w:val="17"/>
-  </w:num>
-  <w:num w:numId="6" w16cid:durableId="2090074770">
-    <w:abstractNumId w:val="7"/>
-  </w:num>
-  <w:num w:numId="7" w16cid:durableId="2046641010">
-    <w:abstractNumId w:val="15"/>
-  </w:num>
-  <w:num w:numId="8" w16cid:durableId="1768964945">
-    <w:abstractNumId w:val="9"/>
-  </w:num>
-  <w:num w:numId="9" w16cid:durableId="2120248886">
-    <w:abstractNumId w:val="16"/>
-  </w:num>
-  <w:num w:numId="10" w16cid:durableId="1424298697">
-    <w:abstractNumId w:val="14"/>
-  </w:num>
-  <w:num w:numId="11" w16cid:durableId="1495099596">
+  <w:num w:numId="13" w16cid:durableId="1793327130">
     <w:abstractNumId w:val="5"/>
   </w:num>
-  <w:num w:numId="12" w16cid:durableId="391272851">
-    <w:abstractNumId w:val="10"/>
-  </w:num>
-  <w:num w:numId="13" w16cid:durableId="1793327130">
-    <w:abstractNumId w:val="4"/>
-  </w:num>
   <w:num w:numId="14" w16cid:durableId="2032367589">
-    <w:abstractNumId w:val="18"/>
+    <w:abstractNumId w:val="20"/>
   </w:num>
   <w:num w:numId="15" w16cid:durableId="2043509731">
     <w:abstractNumId w:val="2"/>
   </w:num>
   <w:num w:numId="16" w16cid:durableId="721489532">
-    <w:abstractNumId w:val="12"/>
+    <w:abstractNumId w:val="14"/>
   </w:num>
   <w:num w:numId="17" w16cid:durableId="323583031">
     <w:abstractNumId w:val="0"/>
@@ -7526,6 +9654,15 @@
     <w:abstractNumId w:val="1"/>
   </w:num>
   <w:num w:numId="19" w16cid:durableId="375619000">
+    <w:abstractNumId w:val="15"/>
+  </w:num>
+  <w:num w:numId="20" w16cid:durableId="60253754">
+    <w:abstractNumId w:val="4"/>
+  </w:num>
+  <w:num w:numId="21" w16cid:durableId="1119492283">
+    <w:abstractNumId w:val="21"/>
+  </w:num>
+  <w:num w:numId="22" w16cid:durableId="1527938521">
     <w:abstractNumId w:val="13"/>
   </w:num>
 </w:numbering>
@@ -8453,6 +10590,18 @@
       <w:color w:val="5A5A5A" w:themeColor="text1" w:themeTint="A5"/>
     </w:rPr>
   </w:style>
+  <w:style w:type="character" w:styleId="SubtleEmphasis">
+    <w:name w:val="Subtle Emphasis"/>
+    <w:basedOn w:val="DefaultParagraphFont"/>
+    <w:uiPriority w:val="19"/>
+    <w:qFormat/>
+    <w:rsid w:val="0038522E"/>
+    <w:rPr>
+      <w:i/>
+      <w:iCs/>
+      <w:color w:val="404040" w:themeColor="text1" w:themeTint="BF"/>
+    </w:rPr>
+  </w:style>
 </w:styles>
 </file>
 

--- a/Documentation/FindCarePromptsMemorializedCreationgfunctionalityforTheApplication.docx
+++ b/Documentation/FindCarePromptsMemorializedCreationgfunctionalityforTheApplication.docx
@@ -7118,15 +7118,3656 @@
           <w:szCs w:val="20"/>
         </w:rPr>
       </w:pPr>
-    </w:p>
-    <w:p>
-      <w:pPr>
-        <w:rPr>
-          <w:rStyle w:val="SubtleEmphasis"/>
-          <w:sz w:val="20"/>
-          <w:szCs w:val="20"/>
-        </w:rPr>
-      </w:pPr>
+      <w:r>
+        <w:rPr>
+          <w:rStyle w:val="SubtleEmphasis"/>
+          <w:sz w:val="20"/>
+          <w:szCs w:val="20"/>
+        </w:rPr>
+        <w:br w:type="page"/>
+      </w:r>
+    </w:p>
+    <w:p>
+      <w:pPr>
+        <w:pStyle w:val="Heading2"/>
+        <w:rPr>
+          <w:rStyle w:val="SubtleEmphasis"/>
+          <w:sz w:val="20"/>
+          <w:szCs w:val="20"/>
+        </w:rPr>
+      </w:pPr>
+      <w:r>
+        <w:rPr>
+          <w:rStyle w:val="SubtleEmphasis"/>
+          <w:sz w:val="20"/>
+          <w:szCs w:val="20"/>
+        </w:rPr>
+        <w:lastRenderedPageBreak/>
+        <w:t>Prompt to enrich data of test results with answers from DB compared to answers from models.</w:t>
+      </w:r>
+    </w:p>
+    <w:p>
+      <w:r>
+        <w:t xml:space="preserve">You are a Mongo DB programmer using Python 3.11.9 and </w:t>
+      </w:r>
+      <w:proofErr w:type="spellStart"/>
+      <w:r>
+        <w:t>PyMongo</w:t>
+      </w:r>
+      <w:proofErr w:type="spellEnd"/>
+      <w:r>
+        <w:t xml:space="preserve"> </w:t>
+      </w:r>
+      <w:proofErr w:type="gramStart"/>
+      <w:r>
+        <w:t>4.16.0 .</w:t>
+      </w:r>
+      <w:proofErr w:type="gramEnd"/>
+      <w:r>
+        <w:t xml:space="preserve"> </w:t>
+      </w:r>
+    </w:p>
+    <w:p>
+      <w:r>
+        <w:t>I want you to write a method</w:t>
+      </w:r>
+      <w:r>
+        <w:t xml:space="preserve"> named </w:t>
+      </w:r>
+      <w:r>
+        <w:t>‘</w:t>
+      </w:r>
+      <w:proofErr w:type="spellStart"/>
+      <w:r>
+        <w:t>EnrichTestAnswers</w:t>
+      </w:r>
+      <w:proofErr w:type="spellEnd"/>
+      <w:r>
+        <w:t>’ with the following arguments:</w:t>
+      </w:r>
+    </w:p>
+    <w:p>
+      <w:pPr>
+        <w:pStyle w:val="ListParagraph"/>
+        <w:numPr>
+          <w:ilvl w:val="0"/>
+          <w:numId w:val="23"/>
+        </w:numPr>
+      </w:pPr>
+      <w:r>
+        <w:t>MongoDB connection</w:t>
+      </w:r>
+    </w:p>
+    <w:p>
+      <w:pPr>
+        <w:pStyle w:val="ListParagraph"/>
+        <w:numPr>
+          <w:ilvl w:val="0"/>
+          <w:numId w:val="23"/>
+        </w:numPr>
+      </w:pPr>
+      <w:proofErr w:type="spellStart"/>
+      <w:r>
+        <w:t>DatabaseName</w:t>
+      </w:r>
+      <w:proofErr w:type="spellEnd"/>
+    </w:p>
+    <w:p>
+      <w:pPr>
+        <w:pStyle w:val="ListParagraph"/>
+        <w:numPr>
+          <w:ilvl w:val="0"/>
+          <w:numId w:val="23"/>
+        </w:numPr>
+      </w:pPr>
+      <w:proofErr w:type="spellStart"/>
+      <w:r>
+        <w:t>ProviderCollectionName</w:t>
+      </w:r>
+      <w:proofErr w:type="spellEnd"/>
+    </w:p>
+    <w:p>
+      <w:pPr>
+        <w:pStyle w:val="ListParagraph"/>
+        <w:numPr>
+          <w:ilvl w:val="0"/>
+          <w:numId w:val="23"/>
+        </w:numPr>
+      </w:pPr>
+      <w:proofErr w:type="spellStart"/>
+      <w:r>
+        <w:t>TestFileCollectionName</w:t>
+      </w:r>
+      <w:proofErr w:type="spellEnd"/>
+    </w:p>
+    <w:p/>
+    <w:p>
+      <w:r>
+        <w:t xml:space="preserve">What you will be doing is iterating through the records in the </w:t>
+      </w:r>
+      <w:proofErr w:type="spellStart"/>
+      <w:r>
+        <w:t>TestFileCollection</w:t>
+      </w:r>
+      <w:proofErr w:type="spellEnd"/>
+      <w:r>
+        <w:t xml:space="preserve"> to determine the answers to the questions asked in the data.</w:t>
+      </w:r>
+    </w:p>
+    <w:p>
+      <w:r>
+        <w:t>Here are some sample records:</w:t>
+      </w:r>
+    </w:p>
+    <w:p>
+      <w:r>
+        <w:t>{"question": "How many physicians in Maine are classified as Women’s Health?", "Answer</w:t>
+      </w:r>
+      <w:proofErr w:type="gramStart"/>
+      <w:r>
+        <w:t>": {</w:t>
+      </w:r>
+      <w:proofErr w:type="gramEnd"/>
+      <w:r>
+        <w:t>"Quantity": 597, "Codes": ["207VC0300X", "207VF0040X", "207VG0400X", "207V00000X", "207VX0201X", "207VB0002X", "207VM0101X", "207VX0000X", "207VH0002X", "207VE0102X", "207VC0200X</w:t>
+      </w:r>
+      <w:proofErr w:type="gramStart"/>
+      <w:r>
+        <w:t>"]}}</w:t>
+      </w:r>
+      <w:proofErr w:type="gramEnd"/>
+    </w:p>
+    <w:p>
+      <w:r>
+        <w:t>{"question": "How many clinical psychologists are currently practicing in Alabama?", "Answer</w:t>
+      </w:r>
+      <w:proofErr w:type="gramStart"/>
+      <w:r>
+        <w:t>": {</w:t>
+      </w:r>
+      <w:proofErr w:type="gramEnd"/>
+      <w:r>
+        <w:t>"Quantity": 2637, "Codes": ["103TC0700X", "103TC2200X", "103GC0700X</w:t>
+      </w:r>
+      <w:proofErr w:type="gramStart"/>
+      <w:r>
+        <w:t>"]}}</w:t>
+      </w:r>
+      <w:proofErr w:type="gramEnd"/>
+    </w:p>
+    <w:p>
+      <w:r>
+        <w:t>{"question": "How many radiologists practice in Nogales?", "Answer": {"Quantity": 4136, "Codes": ["2085N0700X", "2085R0001X", "2085R0203X", "2085N0904X", "2085B0100X", "2085H0002X", "2085D0003X", "2085R0205X", "2085R0204X", "2085P0229X", "2085R0202X", "2085U0001X"]}}</w:t>
+      </w:r>
+    </w:p>
+    <w:p>
+      <w:r>
+        <w:t>{"question": "How many Procedural Specialty doctors are in Guilford County 96?", "Answer</w:t>
+      </w:r>
+      <w:proofErr w:type="gramStart"/>
+      <w:r>
+        <w:t>": {</w:t>
+      </w:r>
+      <w:proofErr w:type="gramEnd"/>
+      <w:r>
+        <w:t>"Quantity": 3946, "Codes": ["207LC0200X", "207L00000X", "207LA0401X", "207LH0002X", "207LP2900X", "207LP4000X", "207LP3000X</w:t>
+      </w:r>
+      <w:proofErr w:type="gramStart"/>
+      <w:r>
+        <w:t>"]}}</w:t>
+      </w:r>
+      <w:proofErr w:type="gramEnd"/>
+    </w:p>
+    <w:p>
+      <w:r>
+        <w:t xml:space="preserve">{"question": "How many Mental Health doctors are in Minneapolis?", "Answer": {"Quantity": 3790, "Codes": ["2084N0008X", "103TM1800X", "2084F0202X", "2084P0805X", "2084B0040X", "103TC0700X", "2084N0600X", "103TF0200X", "103TP0016X", "2084H0002X", "2084P0800X", "103TH0100X", "103GC0700X", "103TS0200X", "103TP0814X", "103TC1900X", "103TE1100X", "103TA0400X", "2084N0400X", "2084D0003X", "2084P2900X", "103TE1000X", "2084A2900X", "103TB0200X", "2084P0301X", "2084A0401X", "103TW0100X", "2084S0012X", "103TF0000X", "103TP2701X", "2084B0002X", "103T00000X", "2084P0804X", "103TH0004X", "103TA0700X", "2084V0102X", "103TM1700X", "103TP2700X", </w:t>
+      </w:r>
+      <w:r>
+        <w:lastRenderedPageBreak/>
+        <w:t>"103G00000X", "2084P0015X", "2084P0802X", "2084S0010X", "2084P0005X", "103TC2200X", "2084N0402X", "103TR0400X", "2084E0001X"]}}</w:t>
+      </w:r>
+    </w:p>
+    <w:p>
+      <w:r>
+        <w:t>{"question": "How many neurologists are in Lincoln County 667?", "Answer": {"Quantity": 2700, "Codes": ["2084N0008X", "2084F0202X", "2084P0805X", "2084B0040X", "2084N0600X", "2084H0002X", "2084P0800X", "2084N0400X", "2084D0003X", "2084P2900X", "2084A2900X", "2084P0301X", "2084A0401X", "2084S0012X", "2084B0002X", "2084P0804X", "2084V0102X", "2084P0015X", "2084P0802X", "2084S0010X", "2084P0005X", "2084N0402X", "2084E0001X"]}}</w:t>
+      </w:r>
+    </w:p>
+    <w:p>
+      <w:r>
+        <w:t>{"question": "How many dermatologists work in Racine County 273?", "Answer</w:t>
+      </w:r>
+      <w:proofErr w:type="gramStart"/>
+      <w:r>
+        <w:t>": {</w:t>
+      </w:r>
+      <w:proofErr w:type="gramEnd"/>
+      <w:r>
+        <w:t>"Quantity": 3572, "Codes": ["207NP0225X", "207NS0135X", "207NI0002X", "207ND0900X", "207N00000X", "207ND0101X</w:t>
+      </w:r>
+      <w:proofErr w:type="gramStart"/>
+      <w:r>
+        <w:t>"]}}</w:t>
+      </w:r>
+      <w:proofErr w:type="gramEnd"/>
+    </w:p>
+    <w:p>
+      <w:r>
+        <w:t>{"question": "How many Diagnostic Specialty physicians are in Prince William County 355?", "Answer": {"Quantity": 3953, "Codes": ["2085N0700X", "207ZD0900X", "2085B0100X", "2085H0002X", "207ZM0300X", "2085P0229X", "2085R0203X", "207ZP0102X", "207ZF0201X", "207ZC0006X", "207ZC0008X", "2085D0003X", "2085R0204X", "207ZB0001X", "207ZP0213X", "2085R0001X", "207ZP0105X", "2085N0904X", "207ZN0500X", "2085R0205X", "207ZC0500X", "207ZP0104X", "207ZP0101X", "207ZP0007X", "207ZI0100X", "207ZH0000X", "2085R0202X", "2085U0001X"]}}</w:t>
+      </w:r>
+    </w:p>
+    <w:p>
+      <w:r>
+        <w:t>{"question": "How many Women’s Health doctors are in New York?", "Answer": {"Quantity": 516, "Codes": ["207VC0300X", "207VF0040X", "207VG0400X", "207V00000X", "207VX0201X", "207VB0002X", "207VM0101X", "207VX0000X", "207VH0002X", "207VE0102X", "207VC0200X"]}}</w:t>
+      </w:r>
+    </w:p>
+    <w:p>
+      <w:r>
+        <w:t>{"question": "How many psychiatrists are in Cincinnati?", "Answer": {"Quantity": 1849, "Codes": ["2084N0008X", "2084F0202X", "2084P0805X", "2084B0040X", "2084N0600X", "2084H0002X", "2084P0800X", "2084N0400X", "2084D0003X", "2084P2900X", "2084A2900X", "2084P0301X", "2084A0401X", "2084S0012X", "2084B0002X", "2084P0804X", "2084V0102X", "2084P0015X", "2084P0802X", "2084S0010X", "2084P0005X", "2084N0402X", "2084E0001X"]}}</w:t>
+      </w:r>
+    </w:p>
+    <w:p>
+      <w:r>
+        <w:t>{"question": "How many physicians in Beatrice are in Surgical Specialty?", "Answer</w:t>
+      </w:r>
+      <w:proofErr w:type="gramStart"/>
+      <w:r>
+        <w:t>": {</w:t>
+      </w:r>
+      <w:proofErr w:type="gramEnd"/>
+      <w:r>
+        <w:t>"Quantity": 3460, "Codes": ["Unknown</w:t>
+      </w:r>
+      <w:proofErr w:type="gramStart"/>
+      <w:r>
+        <w:t>"]}}</w:t>
+      </w:r>
+      <w:proofErr w:type="gramEnd"/>
+    </w:p>
+    <w:p>
+      <w:r>
+        <w:t>{"question": "How many physicians in Louisiana are classified as Procedural Specialty?", "Answer</w:t>
+      </w:r>
+      <w:proofErr w:type="gramStart"/>
+      <w:r>
+        <w:t>": {</w:t>
+      </w:r>
+      <w:proofErr w:type="gramEnd"/>
+      <w:r>
+        <w:t>"Quantity": 5111, "Codes": ["207LC0200X", "207L00000X", "207LA0401X", "207LH0002X", "207LP2900X", "207LP4000X", "207LP3000X</w:t>
+      </w:r>
+      <w:proofErr w:type="gramStart"/>
+      <w:r>
+        <w:t>"]}}</w:t>
+      </w:r>
+      <w:proofErr w:type="gramEnd"/>
+    </w:p>
+    <w:p>
+      <w:r>
+        <w:lastRenderedPageBreak/>
+        <w:t>{"question": "How many OB-GYNs are in Hamilton County 400?", "Answer</w:t>
+      </w:r>
+      <w:proofErr w:type="gramStart"/>
+      <w:r>
+        <w:t>": {</w:t>
+      </w:r>
+      <w:proofErr w:type="gramEnd"/>
+      <w:r>
+        <w:t>"Quantity": 2329, "Codes": ["207VC0300X", "207VF0040X", "207VG0400X", "207V00000X", "207VX0201X", "207VB0002X", "207VM0101X", "207VX0000X", "207VH0002X", "207VE0102X", "207VC0200X</w:t>
+      </w:r>
+      <w:proofErr w:type="gramStart"/>
+      <w:r>
+        <w:t>"]}}</w:t>
+      </w:r>
+      <w:proofErr w:type="gramEnd"/>
+    </w:p>
+    <w:p>
+      <w:r>
+        <w:t>{"question": "How many family doctors work in ZIP code 33139?", "Answer</w:t>
+      </w:r>
+      <w:proofErr w:type="gramStart"/>
+      <w:r>
+        <w:t>": {</w:t>
+      </w:r>
+      <w:proofErr w:type="gramEnd"/>
+      <w:r>
+        <w:t>"Quantity": 435, "Codes": ["207QA0401X", "207QS1201X", "207QS0010X", "207QG0300X", "207QA0505X", "207QH0002X", "207QP0002X", "207QB0002X", "207Q00000X", "207QA0000X</w:t>
+      </w:r>
+      <w:proofErr w:type="gramStart"/>
+      <w:r>
+        <w:t>"]}}</w:t>
+      </w:r>
+      <w:proofErr w:type="gramEnd"/>
+    </w:p>
+    <w:p>
+      <w:r>
+        <w:t>{"question": "How many physicians in the United States are currently classified as Acute Care?", "Answer": {"Quantity": 114343, "Codes": ["2086S0102X", "207LC0200X", "2084A2900X", "207PS0010X", "207PT0002X", "207PE0005X", "2080P0203X", "207P00000X", "207PH0002X", "207PE0004X", "207PP0204X", "207VC0200X", "207RC0200X"]}}</w:t>
+      </w:r>
+    </w:p>
+    <w:p>
+      <w:r>
+        <w:t>{"question": "How many emergency physicians are in Baltimore?", "Answer</w:t>
+      </w:r>
+      <w:proofErr w:type="gramStart"/>
+      <w:r>
+        <w:t>": {</w:t>
+      </w:r>
+      <w:proofErr w:type="gramEnd"/>
+      <w:r>
+        <w:t>"Quantity": 4824, "Codes": ["207PS0010X", "207PT0002X", "207PE0005X", "207P00000X", "207PH0002X", "207PE0004X", "207PP0204X</w:t>
+      </w:r>
+      <w:proofErr w:type="gramStart"/>
+      <w:r>
+        <w:t>"]}}</w:t>
+      </w:r>
+      <w:proofErr w:type="gramEnd"/>
+    </w:p>
+    <w:p>
+      <w:r>
+        <w:t>{"question": "How many cardiologists practice in York County 931?", "Answer</w:t>
+      </w:r>
+      <w:proofErr w:type="gramStart"/>
+      <w:r>
+        <w:t>": {</w:t>
+      </w:r>
+      <w:proofErr w:type="gramEnd"/>
+      <w:r>
+        <w:t>"Quantity": 1856, "Codes": ["207RA0001X", "2080P0202X", "207UN0901X", "207RI0011X</w:t>
+      </w:r>
+      <w:proofErr w:type="gramStart"/>
+      <w:r>
+        <w:t>"]}}</w:t>
+      </w:r>
+      <w:proofErr w:type="gramEnd"/>
+    </w:p>
+    <w:p>
+      <w:r>
+        <w:t>{"question": "How many Primary Care doctors are in Pinellas County 743?", "Answer": {"Quantity": 1238, "Codes": ["207RT0003X", "207RA0001X", "207RG0100X", "207QA0401X", "207QS1201X", "207RH0000X", "2080A0000X", "207RS0010X", "2080B0002X", "2080P0204X", "207R00000X", "207QH0002X", "207QP0002X", "207RH0003X", "2080P0214X", "2080C0008X", "2080P0207X", "2080N0001X", "2080P0205X", "2080H0002X", "2080P0201X", "2080T0002X", "207RH0005X", "207RH0002X", "207RP1002X", "207QS0010X", "207RN0300X", "207QA0505X", "207RI0011X", "207RR0500X", "2080P0208X", "207RC0200X", "2080P0006X", "207RG0300X", "207RC0000X", "207RE0101X", "2080I0007X", "2080P0206X", "207RA0401X", "2080P0210X", "207RB0002X", "2080P0216X", "207RS0012X", "207QG0300X", "2080P0008X", "2080T0004X", "208000000X", "207RM1200X", "207Q00000X", "207RI0008X", "2080P0202X", "207RI0200X", "2080P1004X", "2080S0012X", "2080S0010X", "207RX0202X", "207RP1001X", "207RC0001X", "2080P0203X", "207QB0002X", "207RA0000X", "207RA0201X", "207RA0002X", "207RI0001X", "207QA0000X"]}}</w:t>
+      </w:r>
+    </w:p>
+    <w:p>
+      <w:r>
+        <w:t>{"question": "How many oncologists practice in Kane County 694?", "Answer</w:t>
+      </w:r>
+      <w:proofErr w:type="gramStart"/>
+      <w:r>
+        <w:t>": {</w:t>
+      </w:r>
+      <w:proofErr w:type="gramEnd"/>
+      <w:r>
+        <w:t>"Quantity": 60, "Codes": ["2085R0001X", "207RX0202X", "2086X0206X", "207VX0201X", "207RH0003X", "2080P0207X</w:t>
+      </w:r>
+      <w:proofErr w:type="gramStart"/>
+      <w:r>
+        <w:t>"]}}</w:t>
+      </w:r>
+      <w:proofErr w:type="gramEnd"/>
+    </w:p>
+    <w:p>
+      <w:r>
+        <w:lastRenderedPageBreak/>
+        <w:t>{"question": "How many cardiologists are in Oklahoma?", "Answer</w:t>
+      </w:r>
+      <w:proofErr w:type="gramStart"/>
+      <w:r>
+        <w:t>": {</w:t>
+      </w:r>
+      <w:proofErr w:type="gramEnd"/>
+      <w:r>
+        <w:t>"Quantity": 5051, "Codes": ["207RA0001X", "2080P0202X", "207UN0901X", "207RI0011X</w:t>
+      </w:r>
+      <w:proofErr w:type="gramStart"/>
+      <w:r>
+        <w:t>"]}}</w:t>
+      </w:r>
+      <w:proofErr w:type="gramEnd"/>
+    </w:p>
+    <w:p>
+      <w:r>
+        <w:t>{"question": "How many psychiatrists work in Oklahoma?", "Answer": {"Quantity": 681, "Codes": ["2084N0008X", "2084F0202X", "2084P0805X", "2084B0040X", "2084N0600X", "2084H0002X", "2084P0800X", "2084N0400X", "2084D0003X", "2084P2900X", "2084A2900X", "2084P0301X", "2084A0401X", "2084S0012X", "2084B0002X", "2084P0804X", "2084V0102X", "2084P0015X", "2084P0802X", "2084S0010X", "2084P0005X", "2084N0402X", "2084E0001X"]}}</w:t>
+      </w:r>
+    </w:p>
+    <w:p>
+      <w:r>
+        <w:t>{"question": "How many neurologists are in Prince George's County 985?", "Answer": {"Quantity": 503, "Codes": ["2084N0008X", "2084F0202X", "2084P0805X", "2084B0040X", "2084N0600X", "2084H0002X", "2084P0800X", "2084N0400X", "2084D0003X", "2084P2900X", "2084A2900X", "2084P0301X", "2084A0401X", "2084S0012X", "2084B0002X", "2084P0804X", "2084V0102X", "2084P0015X", "2084P0802X", "2084S0010X", "2084P0005X", "2084N0402X", "2084E0001X"]}}</w:t>
+      </w:r>
+    </w:p>
+    <w:p>
+      <w:r>
+        <w:t>{"question": "How many Surgical Specialty doctors are in Broward County 883?", "Answer": {"Quantity": 858, "Codes": ["2086S0102X", "2086X0206X", "2086P0122X", "207XS0114X", "207XX0005X", "2086S0105X", "207XX0004X", "2082S0105X", "2086H0002X", "2086S0120X", "204E00000X", "208600000X", "207XP3100X", "207X00000X", "2086S0127X", "2082S0099X", "208G00000X", "2086S0122X", "208200000X", "2086S0129X", "207XS0106X", "207XS0117X", "207XX0801X", "204F00000X", "208C00000X", "207T00000X"]}}</w:t>
+      </w:r>
+    </w:p>
+    <w:p>
+      <w:r>
+        <w:t>{"question": "How many Mental Health doctors are in Queens County 554?", "Answer": {"Quantity": 3055, "Codes": ["2084N0008X", "103TM1800X", "2084F0202X", "2084P0805X", "2084B0040X", "103TC0700X", "2084N0600X", "103TF0200X", "103TP0016X", "2084H0002X", "2084P0800X", "103TH0100X", "103GC0700X", "103TS0200X", "103TP0814X", "103TC1900X", "103TE1100X", "103TA0400X", "2084N0400X", "2084D0003X", "2084P2900X", "103TE1000X", "2084A2900X", "103TB0200X", "2084P0301X", "2084A0401X", "103TW0100X", "2084S0012X", "103TF0000X", "103TP2701X", "2084B0002X", "103T00000X", "2084P0804X", "103TH0004X", "103TA0700X", "2084V0102X", "103TM1700X", "103TP2700X", "103G00000X", "2084P0015X", "2084P0802X", "2084S0010X", "2084P0005X", "103TC2200X", "2084N0402X", "103TR0400X", "2084E0001X"]}}</w:t>
+      </w:r>
+    </w:p>
+    <w:p>
+      <w:r>
+        <w:t>{"question": "How many Acute Care doctors are in New York?", "Answer</w:t>
+      </w:r>
+      <w:proofErr w:type="gramStart"/>
+      <w:r>
+        <w:t>": {</w:t>
+      </w:r>
+      <w:proofErr w:type="gramEnd"/>
+      <w:r>
+        <w:t>"Quantity": 823, "Codes": ["2086S0102X", "207LC0200X", "2084A2900X", "207PS0010X", "207PT0002X", "207PE0005X", "2080P0203X", "207P00000X", "207PH0002X", "207PE0004X", "207PP0204X", "207VC0200X", "207RC0200X</w:t>
+      </w:r>
+      <w:proofErr w:type="gramStart"/>
+      <w:r>
+        <w:t>"]}}</w:t>
+      </w:r>
+      <w:proofErr w:type="gramEnd"/>
+    </w:p>
+    <w:p>
+      <w:r>
+        <w:lastRenderedPageBreak/>
+        <w:t>{"question": "How many cardiologists are in the United States?", "Answer": {"Quantity": 108937, "Codes": ["207RA0001X", "2080P0202X", "207UN0901X", "207RI0011X"]}}</w:t>
+      </w:r>
+    </w:p>
+    <w:p>
+      <w:r>
+        <w:t>{"question": "How many clinical psychologists work in Prince George's County 665?", "Answer</w:t>
+      </w:r>
+      <w:proofErr w:type="gramStart"/>
+      <w:r>
+        <w:t>": {</w:t>
+      </w:r>
+      <w:proofErr w:type="gramEnd"/>
+      <w:r>
+        <w:t>"Quantity": 97, "Codes": ["103TC0700X", "103TC2200X", "103GC0700X</w:t>
+      </w:r>
+      <w:proofErr w:type="gramStart"/>
+      <w:r>
+        <w:t>"]}}</w:t>
+      </w:r>
+      <w:proofErr w:type="gramEnd"/>
+    </w:p>
+    <w:p>
+      <w:r>
+        <w:t>{"question": "How many oncologists work in Las Vegas?", "Answer</w:t>
+      </w:r>
+      <w:proofErr w:type="gramStart"/>
+      <w:r>
+        <w:t>": {</w:t>
+      </w:r>
+      <w:proofErr w:type="gramEnd"/>
+      <w:r>
+        <w:t>"Quantity": 5632, "Codes": ["2085R0001X", "207RX0202X", "2086X0206X", "207VX0201X", "207RH0003X", "2080P0207X</w:t>
+      </w:r>
+      <w:proofErr w:type="gramStart"/>
+      <w:r>
+        <w:t>"]}}</w:t>
+      </w:r>
+      <w:proofErr w:type="gramEnd"/>
+    </w:p>
+    <w:p>
+      <w:r>
+        <w:t>{"question": "How many family doctors are in Dallas County 203?", "Answer</w:t>
+      </w:r>
+      <w:proofErr w:type="gramStart"/>
+      <w:r>
+        <w:t>": {</w:t>
+      </w:r>
+      <w:proofErr w:type="gramEnd"/>
+      <w:r>
+        <w:t>"Quantity": 2058, "Codes": ["207QA0401X", "207QS1201X", "207QS0010X", "207QG0300X", "207QA0505X", "207QH0002X", "207QP0002X", "207QB0002X", "207Q00000X", "207QA0000X</w:t>
+      </w:r>
+      <w:proofErr w:type="gramStart"/>
+      <w:r>
+        <w:t>"]}}</w:t>
+      </w:r>
+      <w:proofErr w:type="gramEnd"/>
+    </w:p>
+    <w:p>
+      <w:r>
+        <w:t>{"question": "How many OB-GYNs practice in Lincoln County 202?", "Answer</w:t>
+      </w:r>
+      <w:proofErr w:type="gramStart"/>
+      <w:r>
+        <w:t>": {</w:t>
+      </w:r>
+      <w:proofErr w:type="gramEnd"/>
+      <w:r>
+        <w:t>"Quantity": 2832, "Codes": ["207VC0300X", "207VF0040X", "207VG0400X", "207V00000X", "207VX0201X", "207VB0002X", "207VM0101X", "207VX0000X", "207VH0002X", "207VE0102X", "207VC0200X</w:t>
+      </w:r>
+      <w:proofErr w:type="gramStart"/>
+      <w:r>
+        <w:t>"]}}</w:t>
+      </w:r>
+      <w:proofErr w:type="gramEnd"/>
+    </w:p>
+    <w:p>
+      <w:r>
+        <w:t>{"question": "How many Surgical Specialty physicians are in Minnesota?", "Answer": {"Quantity": 1815, "Codes": ["2086S0102X", "2086X0206X", "2086P0122X", "207XS0114X", "207XX0005X", "2086S0105X", "207XX0004X", "2082S0105X", "2086H0002X", "2086S0120X", "204E00000X", "208600000X", "207XP3100X", "207X00000X", "2086S0127X", "2082S0099X", "208G00000X", "2086S0122X", "208200000X", "2086S0129X", "207XS0106X", "207XS0117X", "207XX0801X", "204F00000X", "208C00000X", "207T00000X"]}}</w:t>
+      </w:r>
+    </w:p>
+    <w:p>
+      <w:r>
+        <w:t>{"question": "How many physicians in Florida are in Procedural Specialty?", "Answer</w:t>
+      </w:r>
+      <w:proofErr w:type="gramStart"/>
+      <w:r>
+        <w:t>": {</w:t>
+      </w:r>
+      <w:proofErr w:type="gramEnd"/>
+      <w:r>
+        <w:t>"Quantity": 1742, "Codes": ["Unknown</w:t>
+      </w:r>
+      <w:proofErr w:type="gramStart"/>
+      <w:r>
+        <w:t>"]}}</w:t>
+      </w:r>
+      <w:proofErr w:type="gramEnd"/>
+    </w:p>
+    <w:p>
+      <w:r>
+        <w:t>{"question": "How many OB-GYNs practice in Milwaukee County 205?", "Answer</w:t>
+      </w:r>
+      <w:proofErr w:type="gramStart"/>
+      <w:r>
+        <w:t>": {</w:t>
+      </w:r>
+      <w:proofErr w:type="gramEnd"/>
+      <w:r>
+        <w:t>"Quantity": 1677, "Codes": ["207VC0300X", "207VF0040X", "207VG0400X", "207V00000X", "207VX0201X", "207VB0002X", "207VM0101X", "207VX0000X", "207VH0002X", "207VE0102X", "207VC0200X</w:t>
+      </w:r>
+      <w:proofErr w:type="gramStart"/>
+      <w:r>
+        <w:t>"]}}</w:t>
+      </w:r>
+      <w:proofErr w:type="gramEnd"/>
+    </w:p>
+    <w:p>
+      <w:r>
+        <w:t>{"question": "How many physicians in Washington County 319 are in Mental Health?", "Answer</w:t>
+      </w:r>
+      <w:proofErr w:type="gramStart"/>
+      <w:r>
+        <w:t>": {</w:t>
+      </w:r>
+      <w:proofErr w:type="gramEnd"/>
+      <w:r>
+        <w:t>"Quantity": 972, "Codes": ["Unknown</w:t>
+      </w:r>
+      <w:proofErr w:type="gramStart"/>
+      <w:r>
+        <w:t>"]}}</w:t>
+      </w:r>
+      <w:proofErr w:type="gramEnd"/>
+    </w:p>
+    <w:p>
+      <w:r>
+        <w:t>{"question": "How many Women’s Health doctors are in Sidney?", "Answer": {"Quantity": 1720, "Codes": ["207VC0300X", "207VF0040X", "207VG0400X", "207V00000X", "207VX0201X", "207VB0002X", "207VM0101X", "207VX0000X", "207VH0002X", "207VE0102X", "207VC0200X"]}}</w:t>
+      </w:r>
+    </w:p>
+    <w:p>
+      <w:r>
+        <w:lastRenderedPageBreak/>
+        <w:t>{"question": "How many Medical Specialty doctors are in Mississippi?", "Answer": {"Quantity": 2941, "Codes": ["2084N0008X", "207RA0001X", "207RG0100X", "2084F0202X", "2084P0805X", "2084B0040X", "2086X0206X", "207NS0135X", "2084N0600X", "207RH0003X", "207ND0900X", "2080P0207X", "207N00000X", "2080P0205X", "2084H0002X", "2084P0800X", "207NI0002X", "207RI0011X", "207RR0500X", "207ND0101X", "2084N0400X", "207UN0901X", "2084D0003X", "2084P2900X", "207RE0101X", "207NP0225X", "2080P0206X", "2080P0216X", "2084A2900X", "2085R0001X", "2084P0301X", "207VX0201X", "2084A0401X", "2084S0012X", "207VE0102X", "2084B0002X", "2080P0202X", "2084P0804X", "2084V0102X", "207RX0202X", "2084P0015X", "2084P0802X", "2084S0010X", "2084P0005X", "2084N0402X", "2084E0001X"]}}</w:t>
+      </w:r>
+    </w:p>
+    <w:p>
+      <w:r>
+        <w:t>{"question": "How many Mental Health physicians are in Phoenix?", "Answer": {"Quantity": 2792, "Codes": ["2084N0008X", "103TM1800X", "2084F0202X", "2084P0805X", "2084B0040X", "103TC0700X", "2084N0600X", "103TF0200X", "103TP0016X", "2084H0002X", "2084P0800X", "103TH0100X", "103GC0700X", "103TS0200X", "103TP0814X", "103TC1900X", "103TE1100X", "103TA0400X", "2084N0400X", "2084D0003X", "2084P2900X", "103TE1000X", "2084A2900X", "103TB0200X", "2084P0301X", "2084A0401X", "103TW0100X", "2084S0012X", "103TF0000X", "103TP2701X", "2084B0002X", "103T00000X", "2084P0804X", "103TH0004X", "103TA0700X", "2084V0102X", "103TM1700X", "103TP2700X", "103G00000X", "2084P0015X", "2084P0802X", "2084S0010X", "2084P0005X", "103TC2200X", "2084N0402X", "103TR0400X", "2084E0001X"]}}</w:t>
+      </w:r>
+    </w:p>
+    <w:p>
+      <w:r>
+        <w:t>{"question": "How many Surgical Specialty doctors are in San Francisco?", "Answer": {"Quantity": 2958, "Codes": ["2086S0102X", "2086X0206X", "2086P0122X", "207XS0114X", "207XX0005X", "2086S0105X", "207XX0004X", "2082S0105X", "2086H0002X", "2086S0120X", "204E00000X", "208600000X", "207XP3100X", "207X00000X", "2086S0127X", "2082S0099X", "208G00000X", "2086S0122X", "208200000X", "2086S0129X", "207XS0106X", "207XS0117X", "207XX0801X", "204F00000X", "208C00000X", "207T00000X"]}}</w:t>
+      </w:r>
+    </w:p>
+    <w:p>
+      <w:r>
+        <w:t>{"question": "How many Diagnostic Specialty doctors are in Minneapolis?", "Answer": {"Quantity": 5244, "Codes": ["2085N0700X", "207ZD0900X", "2085B0100X", "2085H0002X", "207ZM0300X", "2085P0229X", "2085R0203X", "207ZP0102X", "207ZF0201X", "207ZC0006X", "207ZC0008X", "2085D0003X", "2085R0204X", "207ZB0001X", "207ZP0213X", "2085R0001X", "207ZP0105X", "2085N0904X", "207ZN0500X", "2085R0205X", "207ZC0500X", "207ZP0104X", "207ZP0101X", "207ZP0007X", "207ZI0100X", "207ZH0000X", "2085R0202X", "2085U0001X"]}}</w:t>
+      </w:r>
+    </w:p>
+    <w:p>
+      <w:r>
+        <w:t xml:space="preserve">{"question": "How many Surgical Specialty physicians are in Prince George's County 665?", "Answer": {"Quantity": 253, "Codes": ["2086S0102X", "2086X0206X", "2086P0122X", "207XS0114X", "207XX0005X", "2086S0105X", "207XX0004X", "2082S0105X", "2086H0002X", </w:t>
+      </w:r>
+      <w:r>
+        <w:lastRenderedPageBreak/>
+        <w:t>"2086S0120X", "204E00000X", "208600000X", "207XP3100X", "207X00000X", "2086S0127X", "2082S0099X", "208G00000X", "2086S0122X", "208200000X", "2086S0129X", "207XS0106X", "207XS0117X", "207XX0801X", "204F00000X", "208C00000X", "207T00000X"]}}</w:t>
+      </w:r>
+    </w:p>
+    <w:p>
+      <w:r>
+        <w:t>{"question": "How many Procedural Specialty doctors are in Northampton County 582?", "Answer</w:t>
+      </w:r>
+      <w:proofErr w:type="gramStart"/>
+      <w:r>
+        <w:t>": {</w:t>
+      </w:r>
+      <w:proofErr w:type="gramEnd"/>
+      <w:r>
+        <w:t>"Quantity": 3011, "Codes": ["207LC0200X", "207L00000X", "207LA0401X", "207LH0002X", "207LP2900X", "207LP4000X", "207LP3000X</w:t>
+      </w:r>
+      <w:proofErr w:type="gramStart"/>
+      <w:r>
+        <w:t>"]}}</w:t>
+      </w:r>
+      <w:proofErr w:type="gramEnd"/>
+    </w:p>
+    <w:p/>
+    <w:p>
+      <w:r>
+        <w:t xml:space="preserve">You can see questions, can be classified as pertaining to a city, a county, or a state, asking for some count of physicians based on the specialties, listed in the ‘Code’ attribute. The answer is the answer that ChatGPT supplied via their Chat interface. </w:t>
+      </w:r>
+    </w:p>
+    <w:p/>
+    <w:p>
+      <w:r>
+        <w:t xml:space="preserve">You must classify the data by question type, meaning city, county, state, or other, and query the Provider collection. To determine the answer. </w:t>
+      </w:r>
+    </w:p>
+    <w:p>
+      <w:r>
+        <w:t>Some of the questions pertain to primary care physicians, and you are to use the attribute ‘Healthcare Provider Primary Taxonomy Switch_1’ in the provider collection and not the codes index for these questions.</w:t>
+      </w:r>
+      <w:r>
+        <w:t xml:space="preserve"> </w:t>
+      </w:r>
+      <w:proofErr w:type="gramStart"/>
+      <w:r>
+        <w:t>Thus</w:t>
+      </w:r>
+      <w:proofErr w:type="gramEnd"/>
+      <w:r>
+        <w:t xml:space="preserve"> you must classify if the question pertained to primary care physicians. </w:t>
+      </w:r>
+    </w:p>
+    <w:p/>
+    <w:p>
+      <w:r>
+        <w:t xml:space="preserve">Once determining that the question is not about primary care, you are to use the Codes array values to limit the providers you are counting to the </w:t>
+      </w:r>
+      <w:proofErr w:type="spellStart"/>
+      <w:r>
+        <w:t>tothe</w:t>
+      </w:r>
+      <w:proofErr w:type="spellEnd"/>
+      <w:r>
+        <w:t xml:space="preserve"> providers where any value in the ‘Codes’ array is equal to the value of the ‘Healthcare Provider Taxonomy Code_1’. Then you get the counts of providers that are in the cohort where you find a code to taxonomy code mach. </w:t>
+      </w:r>
+    </w:p>
+    <w:p/>
+    <w:p>
+      <w:r>
+        <w:t>Take the value in the ‘answer.</w:t>
+      </w:r>
+      <w:r>
+        <w:t xml:space="preserve"> </w:t>
+      </w:r>
+      <w:r>
+        <w:t xml:space="preserve">Quantity’ Test Data collection and put it into </w:t>
+      </w:r>
+      <w:proofErr w:type="gramStart"/>
+      <w:r>
+        <w:t>a</w:t>
+      </w:r>
+      <w:proofErr w:type="gramEnd"/>
+      <w:r>
+        <w:t xml:space="preserve"> attribute named ChatGPTGUI5_1. Which is a new </w:t>
+      </w:r>
+      <w:proofErr w:type="spellStart"/>
+      <w:r>
+        <w:t>atribute</w:t>
+      </w:r>
+      <w:proofErr w:type="spellEnd"/>
+      <w:r>
+        <w:t xml:space="preserve"> within the Answer attribute of the record. </w:t>
+      </w:r>
+    </w:p>
+    <w:p>
+      <w:r>
+        <w:t xml:space="preserve">Take the count you got from the Provider logic </w:t>
+      </w:r>
+      <w:proofErr w:type="gramStart"/>
+      <w:r>
+        <w:t>above, and</w:t>
+      </w:r>
+      <w:proofErr w:type="gramEnd"/>
+      <w:r>
+        <w:t xml:space="preserve"> insert that into the ‘</w:t>
+      </w:r>
+      <w:proofErr w:type="spellStart"/>
+      <w:proofErr w:type="gramStart"/>
+      <w:r>
+        <w:t>answer.Quantity</w:t>
+      </w:r>
+      <w:proofErr w:type="spellEnd"/>
+      <w:proofErr w:type="gramEnd"/>
+      <w:r>
+        <w:t xml:space="preserve">’ field. </w:t>
+      </w:r>
+    </w:p>
+    <w:p>
+      <w:r>
+        <w:t xml:space="preserve">If a question pertains to primary care do the same with the count you got from the primary care field. </w:t>
+      </w:r>
+    </w:p>
+    <w:p>
+      <w:r>
+        <w:t>Create a new field</w:t>
+      </w:r>
+      <w:r>
+        <w:t xml:space="preserve"> in the answer record, named </w:t>
+      </w:r>
+      <w:proofErr w:type="spellStart"/>
+      <w:r>
+        <w:t>GeographyInconclusive</w:t>
+      </w:r>
+      <w:proofErr w:type="spellEnd"/>
+      <w:r>
+        <w:t xml:space="preserve">. And if you can classify a record then mark this field ‘TRUE’ if you can not mark this field ‘FALSE’ In these </w:t>
+      </w:r>
+      <w:r>
+        <w:lastRenderedPageBreak/>
+        <w:t xml:space="preserve">records move the </w:t>
+      </w:r>
+      <w:proofErr w:type="gramStart"/>
+      <w:r>
+        <w:t>value s</w:t>
+      </w:r>
+      <w:proofErr w:type="gramEnd"/>
+      <w:r>
+        <w:t xml:space="preserve"> as before but in the </w:t>
+      </w:r>
+      <w:proofErr w:type="gramStart"/>
+      <w:r>
+        <w:t>Quantity</w:t>
+      </w:r>
+      <w:proofErr w:type="gramEnd"/>
+      <w:r>
+        <w:t xml:space="preserve"> field put ‘NULL’</w:t>
+      </w:r>
+      <w:r>
+        <w:t xml:space="preserve"> </w:t>
+      </w:r>
+      <w:r>
+        <w:t xml:space="preserve">and move the original value as before. </w:t>
+      </w:r>
+    </w:p>
+    <w:p>
+      <w:r>
+        <w:t xml:space="preserve"> </w:t>
+      </w:r>
+      <w:r>
+        <w:t xml:space="preserve">Hint, you can query for county, and city in the Provider Table to figure this out. You can make your own state table in the code. </w:t>
+      </w:r>
+    </w:p>
+    <w:p>
+      <w:r>
+        <w:t xml:space="preserve">Use the practice </w:t>
+      </w:r>
+      <w:proofErr w:type="gramStart"/>
+      <w:r>
+        <w:t>address</w:t>
+      </w:r>
+      <w:proofErr w:type="gramEnd"/>
+      <w:r>
+        <w:t xml:space="preserve"> if possible, but if it is missing use the mailing address to determine location. </w:t>
+      </w:r>
+    </w:p>
+    <w:p>
+      <w:r>
+        <w:t xml:space="preserve">Below is a producer record. </w:t>
+      </w:r>
+    </w:p>
+    <w:p/>
+    <w:p/>
+    <w:p>
+      <w:r>
+        <w:t>{</w:t>
+      </w:r>
+    </w:p>
+    <w:p>
+      <w:r>
+        <w:t xml:space="preserve">  "NPI": "1467455402",</w:t>
+      </w:r>
+    </w:p>
+    <w:p>
+      <w:r>
+        <w:t xml:space="preserve">  "Entity Type Code": "1",</w:t>
+      </w:r>
+    </w:p>
+    <w:p>
+      <w:r>
+        <w:t xml:space="preserve">  "Provider Organization Name (Legal Business Name)": null,</w:t>
+      </w:r>
+    </w:p>
+    <w:p>
+      <w:r>
+        <w:t xml:space="preserve">  "Provider Last Name (Legal Name)": "MCCOY",</w:t>
+      </w:r>
+    </w:p>
+    <w:p>
+      <w:r>
+        <w:t xml:space="preserve">  "Provider First Name": "SCOTT",</w:t>
+      </w:r>
+    </w:p>
+    <w:p>
+      <w:r>
+        <w:t xml:space="preserve">  "Provider Middle Name": "A",</w:t>
+      </w:r>
+    </w:p>
+    <w:p>
+      <w:r>
+        <w:t xml:space="preserve">  "Provider Name Prefix Text": "MR.",</w:t>
+      </w:r>
+    </w:p>
+    <w:p>
+      <w:r>
+        <w:t xml:space="preserve">  "Provider Name Suffix Text": null,</w:t>
+      </w:r>
+    </w:p>
+    <w:p>
+      <w:r>
+        <w:t xml:space="preserve">  "Provider Credential Text": "OT",</w:t>
+      </w:r>
+    </w:p>
+    <w:p>
+      <w:r>
+        <w:t xml:space="preserve">  "Provider First Line Business Mailing Address": "3050 N LITCHFIELD RD",</w:t>
+      </w:r>
+    </w:p>
+    <w:p>
+      <w:r>
+        <w:t xml:space="preserve">  "Provider Second Line Business Mailing Address": "SUITE 100",</w:t>
+      </w:r>
+    </w:p>
+    <w:p>
+      <w:r>
+        <w:t xml:space="preserve">  "Provider Business Mailing Address City Name": "GOODYEAR",</w:t>
+      </w:r>
+    </w:p>
+    <w:p>
+      <w:r>
+        <w:t xml:space="preserve">  "Provider Business Mailing Address State Name": "AZ",</w:t>
+      </w:r>
+    </w:p>
+    <w:p>
+      <w:r>
+        <w:t xml:space="preserve">  "Provider Business Mailing Address Postal Code": "85395",</w:t>
+      </w:r>
+    </w:p>
+    <w:p>
+      <w:r>
+        <w:t xml:space="preserve">  "Provider Business Mailing Address Telephone Number": "6239355505",</w:t>
+      </w:r>
+    </w:p>
+    <w:p>
+      <w:r>
+        <w:t xml:space="preserve">  "Provider First Line Business Practice Location Address": "3050 N LITCHFIELD RD",</w:t>
+      </w:r>
+    </w:p>
+    <w:p>
+      <w:r>
+        <w:t xml:space="preserve">  "Provider Second Line Business Practice Location Address": "SUITE 100",</w:t>
+      </w:r>
+    </w:p>
+    <w:p>
+      <w:r>
+        <w:lastRenderedPageBreak/>
+        <w:t xml:space="preserve">  "Provider Business Practice Location Address City Name": "GOODYEAR",</w:t>
+      </w:r>
+    </w:p>
+    <w:p>
+      <w:r>
+        <w:t xml:space="preserve">  "Provider Business Practice Location Address State Name": "AZ",</w:t>
+      </w:r>
+    </w:p>
+    <w:p>
+      <w:r>
+        <w:t xml:space="preserve">  "Provider Business Practice Location Address Postal Code": "85395",</w:t>
+      </w:r>
+    </w:p>
+    <w:p>
+      <w:r>
+        <w:t xml:space="preserve">  "Provider Sex Code": "M",</w:t>
+      </w:r>
+    </w:p>
+    <w:p>
+      <w:r>
+        <w:t xml:space="preserve">  "Healthcare Provider Taxonomy Code_1": "225XH1200X",</w:t>
+      </w:r>
+    </w:p>
+    <w:p>
+      <w:r>
+        <w:t xml:space="preserve">  "Provider License Number_1": "0250",</w:t>
+      </w:r>
+    </w:p>
+    <w:p>
+      <w:r>
+        <w:t xml:space="preserve">  "Provider License Number State Code_1": "AZ",</w:t>
+      </w:r>
+    </w:p>
+    <w:p>
+      <w:r>
+        <w:t xml:space="preserve">  "</w:t>
+      </w:r>
+      <w:r>
+        <w:t xml:space="preserve"> </w:t>
+      </w:r>
+      <w:r>
+        <w:t>Healthcare Provider Primary Taxonomy Switch_1": "Y",</w:t>
+      </w:r>
+    </w:p>
+    <w:p>
+      <w:r>
+        <w:t xml:space="preserve">  "Healthcare Provider Taxonomy Code_2": null,</w:t>
+      </w:r>
+    </w:p>
+    <w:p>
+      <w:r>
+        <w:t xml:space="preserve">  "Is Sole Proprietor": "N"</w:t>
+      </w:r>
+    </w:p>
+    <w:p>
+      <w:r>
+        <w:t>}</w:t>
+      </w:r>
+    </w:p>
+    <w:p/>
+    <w:p>
+      <w:r>
+        <w:t xml:space="preserve">Special rules, a county might be a city. I.e. New York County and New York City can be ‘New York’ in more than one attribute. The city name shall take precedence in this case. </w:t>
+      </w:r>
+    </w:p>
+    <w:p>
+      <w:pPr>
+        <w:rPr>
+          <w:rStyle w:val="SubtleEmphasis"/>
+          <w:sz w:val="20"/>
+          <w:szCs w:val="20"/>
+        </w:rPr>
+      </w:pPr>
+      <w:r>
+        <w:rPr>
+          <w:rStyle w:val="SubtleEmphasis"/>
+          <w:sz w:val="20"/>
+          <w:szCs w:val="20"/>
+        </w:rPr>
+        <w:br w:type="page"/>
+      </w:r>
+    </w:p>
+    <w:p>
+      <w:pPr>
+        <w:pStyle w:val="Heading2"/>
+        <w:rPr>
+          <w:rStyle w:val="SubtleEmphasis"/>
+          <w:sz w:val="20"/>
+          <w:szCs w:val="20"/>
+        </w:rPr>
+      </w:pPr>
+      <w:r>
+        <w:rPr>
+          <w:rStyle w:val="Heading3Char"/>
+        </w:rPr>
+        <w:lastRenderedPageBreak/>
+        <w:t xml:space="preserve">Provider </w:t>
+      </w:r>
+      <w:r>
+        <w:rPr>
+          <w:rStyle w:val="Heading3Char"/>
+        </w:rPr>
+        <w:t>enrichment</w:t>
+      </w:r>
+      <w:r>
+        <w:rPr>
+          <w:rStyle w:val="Heading3Char"/>
+        </w:rPr>
+        <w:t>.</w:t>
+      </w:r>
+      <w:r>
+        <w:rPr>
+          <w:rStyle w:val="Heading3Char"/>
+        </w:rPr>
+        <w:t xml:space="preserve"> </w:t>
+      </w:r>
+      <w:r>
+        <w:rPr>
+          <w:rStyle w:val="Heading3Char"/>
+        </w:rPr>
+        <w:t>add county information</w:t>
+      </w:r>
+      <w:r>
+        <w:rPr>
+          <w:rStyle w:val="SubtleEmphasis"/>
+          <w:sz w:val="20"/>
+          <w:szCs w:val="20"/>
+        </w:rPr>
+        <w:t xml:space="preserve">. </w:t>
+      </w:r>
+    </w:p>
+    <w:p>
+      <w:pPr>
+        <w:rPr>
+          <w:b/>
+          <w:bCs/>
+        </w:rPr>
+      </w:pPr>
+      <w:r>
+        <w:rPr>
+          <w:b/>
+          <w:bCs/>
+        </w:rPr>
+        <w:t>System Prompt</w:t>
+      </w:r>
+    </w:p>
+    <w:p>
+      <w:r>
+        <w:t xml:space="preserve">You are a Mongo </w:t>
+      </w:r>
+      <w:r>
+        <w:t xml:space="preserve">database programmer creating a microservice creating a </w:t>
+      </w:r>
+      <w:proofErr w:type="gramStart"/>
+      <w:r>
+        <w:t>new  Enriched</w:t>
+      </w:r>
+      <w:proofErr w:type="gramEnd"/>
+      <w:r>
+        <w:t xml:space="preserve"> Provider collection using 2 Mongo Collections. You are working with Python 3.11.9 </w:t>
+      </w:r>
+      <w:r>
+        <w:t xml:space="preserve">and </w:t>
+      </w:r>
+      <w:r>
+        <w:t>p</w:t>
+      </w:r>
+      <w:r>
+        <w:t>y</w:t>
+      </w:r>
+      <w:r>
+        <w:t>m</w:t>
+      </w:r>
+      <w:r>
+        <w:t>ongo version 4.1</w:t>
+      </w:r>
+      <w:r>
+        <w:t>6.0</w:t>
+      </w:r>
+      <w:r>
+        <w:t xml:space="preserve"> and you are communicating with the current version of Atlas. </w:t>
+      </w:r>
+      <w:r>
+        <w:t xml:space="preserve"> </w:t>
+      </w:r>
+    </w:p>
+    <w:p>
+      <w:pPr>
+        <w:rPr>
+          <w:b/>
+          <w:bCs/>
+        </w:rPr>
+      </w:pPr>
+      <w:r>
+        <w:rPr>
+          <w:b/>
+          <w:bCs/>
+        </w:rPr>
+        <w:t>User Prompt</w:t>
+      </w:r>
+      <w:r>
+        <w:rPr>
+          <w:b/>
+          <w:bCs/>
+        </w:rPr>
+        <w:t>:</w:t>
+      </w:r>
+    </w:p>
+    <w:p>
+      <w:pPr>
+        <w:pStyle w:val="Heading4"/>
+      </w:pPr>
+      <w:r>
+        <w:t>Goal:</w:t>
+      </w:r>
+    </w:p>
+    <w:p>
+      <w:r>
+        <w:t xml:space="preserve">Using two </w:t>
+      </w:r>
+      <w:r>
+        <w:t xml:space="preserve">existing </w:t>
+      </w:r>
+      <w:r>
+        <w:t xml:space="preserve">collections in an Atlas </w:t>
+      </w:r>
+      <w:proofErr w:type="gramStart"/>
+      <w:r>
+        <w:t xml:space="preserve">database, </w:t>
+      </w:r>
+      <w:r>
+        <w:t>(</w:t>
+      </w:r>
+      <w:proofErr w:type="gramEnd"/>
+      <w:r>
+        <w:t xml:space="preserve">PublicHealthData) </w:t>
+      </w:r>
+      <w:r>
+        <w:t xml:space="preserve">determine for all Provider records what county information should be associated with </w:t>
+      </w:r>
+      <w:r>
+        <w:t>each</w:t>
+      </w:r>
+      <w:r>
+        <w:t xml:space="preserve"> provider. </w:t>
+      </w:r>
+    </w:p>
+    <w:p>
+      <w:pPr>
+        <w:pStyle w:val="Heading4"/>
+      </w:pPr>
+      <w:r>
+        <w:t>Means</w:t>
+      </w:r>
+    </w:p>
+    <w:p>
+      <w:r>
+        <w:t xml:space="preserve">You will create a class </w:t>
+      </w:r>
+      <w:proofErr w:type="spellStart"/>
+      <w:proofErr w:type="gramStart"/>
+      <w:r>
+        <w:t>named</w:t>
+      </w:r>
+      <w:r>
+        <w:t>‘</w:t>
+      </w:r>
+      <w:proofErr w:type="gramEnd"/>
+      <w:r>
+        <w:t>EnrichProviderRecordsWithCountyData</w:t>
+      </w:r>
+      <w:proofErr w:type="spellEnd"/>
+      <w:r>
+        <w:t>’</w:t>
+      </w:r>
+      <w:r>
+        <w:t xml:space="preserve">. That will do this work. </w:t>
+      </w:r>
+      <w:r>
+        <w:t xml:space="preserve"> This class depends on the three data structures:</w:t>
+      </w:r>
+    </w:p>
+    <w:p>
+      <w:pPr>
+        <w:pStyle w:val="Heading4"/>
+      </w:pPr>
+      <w:r>
+        <w:t>County ZipEnriched_GDP</w:t>
+      </w:r>
+    </w:p>
+    <w:p>
+      <w:r>
+        <w:t>Here is a sample record:</w:t>
+      </w:r>
+    </w:p>
+    <w:p>
+      <w:pPr>
+        <w:rPr>
+          <w:rFonts w:ascii="Courier New" w:hAnsi="Courier New" w:cs="Courier New"/>
+          <w:sz w:val="16"/>
+          <w:szCs w:val="16"/>
+        </w:rPr>
+      </w:pPr>
+      <w:r>
+        <w:rPr>
+          <w:rFonts w:ascii="Courier New" w:hAnsi="Courier New" w:cs="Courier New"/>
+          <w:sz w:val="16"/>
+          <w:szCs w:val="16"/>
+        </w:rPr>
+        <w:t>{</w:t>
+      </w:r>
+    </w:p>
+    <w:p>
+      <w:pPr>
+        <w:rPr>
+          <w:rFonts w:ascii="Courier New" w:hAnsi="Courier New" w:cs="Courier New"/>
+          <w:sz w:val="16"/>
+          <w:szCs w:val="16"/>
+        </w:rPr>
+      </w:pPr>
+      <w:r>
+        <w:rPr>
+          <w:rFonts w:ascii="Courier New" w:hAnsi="Courier New" w:cs="Courier New"/>
+          <w:sz w:val="16"/>
+          <w:szCs w:val="16"/>
+        </w:rPr>
+        <w:t xml:space="preserve">  "_id</w:t>
+      </w:r>
+      <w:proofErr w:type="gramStart"/>
+      <w:r>
+        <w:rPr>
+          <w:rFonts w:ascii="Courier New" w:hAnsi="Courier New" w:cs="Courier New"/>
+          <w:sz w:val="16"/>
+          <w:szCs w:val="16"/>
+        </w:rPr>
+        <w:t>": {</w:t>
+      </w:r>
+      <w:proofErr w:type="gramEnd"/>
+    </w:p>
+    <w:p>
+      <w:pPr>
+        <w:rPr>
+          <w:rFonts w:ascii="Courier New" w:hAnsi="Courier New" w:cs="Courier New"/>
+          <w:sz w:val="16"/>
+          <w:szCs w:val="16"/>
+        </w:rPr>
+      </w:pPr>
+      <w:r>
+        <w:rPr>
+          <w:rFonts w:ascii="Courier New" w:hAnsi="Courier New" w:cs="Courier New"/>
+          <w:sz w:val="16"/>
+          <w:szCs w:val="16"/>
+        </w:rPr>
+        <w:t xml:space="preserve">    "$</w:t>
+      </w:r>
+      <w:proofErr w:type="spellStart"/>
+      <w:r>
+        <w:rPr>
+          <w:rFonts w:ascii="Courier New" w:hAnsi="Courier New" w:cs="Courier New"/>
+          <w:sz w:val="16"/>
+          <w:szCs w:val="16"/>
+        </w:rPr>
+        <w:t>oid</w:t>
+      </w:r>
+      <w:proofErr w:type="spellEnd"/>
+      <w:r>
+        <w:rPr>
+          <w:rFonts w:ascii="Courier New" w:hAnsi="Courier New" w:cs="Courier New"/>
+          <w:sz w:val="16"/>
+          <w:szCs w:val="16"/>
+        </w:rPr>
+        <w:t>": "696ee91cafaf537fcbad7776"</w:t>
+      </w:r>
+    </w:p>
+    <w:p>
+      <w:pPr>
+        <w:rPr>
+          <w:rFonts w:ascii="Courier New" w:hAnsi="Courier New" w:cs="Courier New"/>
+          <w:sz w:val="16"/>
+          <w:szCs w:val="16"/>
+        </w:rPr>
+      </w:pPr>
+      <w:r>
+        <w:rPr>
+          <w:rFonts w:ascii="Courier New" w:hAnsi="Courier New" w:cs="Courier New"/>
+          <w:sz w:val="16"/>
+          <w:szCs w:val="16"/>
+        </w:rPr>
+        <w:t xml:space="preserve">  },</w:t>
+      </w:r>
+    </w:p>
+    <w:p>
+      <w:pPr>
+        <w:rPr>
+          <w:rFonts w:ascii="Courier New" w:hAnsi="Courier New" w:cs="Courier New"/>
+          <w:sz w:val="16"/>
+          <w:szCs w:val="16"/>
+        </w:rPr>
+      </w:pPr>
+      <w:r>
+        <w:rPr>
+          <w:rFonts w:ascii="Courier New" w:hAnsi="Courier New" w:cs="Courier New"/>
+          <w:sz w:val="16"/>
+          <w:szCs w:val="16"/>
+        </w:rPr>
+        <w:t xml:space="preserve">  "zip": "82730",</w:t>
+      </w:r>
+    </w:p>
+    <w:p>
+      <w:pPr>
+        <w:rPr>
+          <w:rFonts w:ascii="Courier New" w:hAnsi="Courier New" w:cs="Courier New"/>
+          <w:sz w:val="16"/>
+          <w:szCs w:val="16"/>
+        </w:rPr>
+      </w:pPr>
+      <w:r>
+        <w:rPr>
+          <w:rFonts w:ascii="Courier New" w:hAnsi="Courier New" w:cs="Courier New"/>
+          <w:sz w:val="16"/>
+          <w:szCs w:val="16"/>
+        </w:rPr>
+        <w:t xml:space="preserve">  "</w:t>
+      </w:r>
+      <w:proofErr w:type="spellStart"/>
+      <w:r>
+        <w:rPr>
+          <w:rFonts w:ascii="Courier New" w:hAnsi="Courier New" w:cs="Courier New"/>
+          <w:sz w:val="16"/>
+          <w:szCs w:val="16"/>
+        </w:rPr>
+        <w:t>countyFips</w:t>
+      </w:r>
+      <w:proofErr w:type="spellEnd"/>
+      <w:r>
+        <w:rPr>
+          <w:rFonts w:ascii="Courier New" w:hAnsi="Courier New" w:cs="Courier New"/>
+          <w:sz w:val="16"/>
+          <w:szCs w:val="16"/>
+        </w:rPr>
+        <w:t>": "56045",</w:t>
+      </w:r>
+    </w:p>
+    <w:p>
+      <w:pPr>
+        <w:rPr>
+          <w:rFonts w:ascii="Courier New" w:hAnsi="Courier New" w:cs="Courier New"/>
+          <w:sz w:val="16"/>
+          <w:szCs w:val="16"/>
+        </w:rPr>
+      </w:pPr>
+      <w:r>
+        <w:rPr>
+          <w:rFonts w:ascii="Courier New" w:hAnsi="Courier New" w:cs="Courier New"/>
+          <w:sz w:val="16"/>
+          <w:szCs w:val="16"/>
+        </w:rPr>
+        <w:t xml:space="preserve">  "</w:t>
+      </w:r>
+      <w:proofErr w:type="spellStart"/>
+      <w:r>
+        <w:rPr>
+          <w:rFonts w:ascii="Courier New" w:hAnsi="Courier New" w:cs="Courier New"/>
+          <w:sz w:val="16"/>
+          <w:szCs w:val="16"/>
+        </w:rPr>
+        <w:t>countyName</w:t>
+      </w:r>
+      <w:proofErr w:type="spellEnd"/>
+      <w:r>
+        <w:rPr>
+          <w:rFonts w:ascii="Courier New" w:hAnsi="Courier New" w:cs="Courier New"/>
+          <w:sz w:val="16"/>
+          <w:szCs w:val="16"/>
+        </w:rPr>
+        <w:t>": "Weston County",</w:t>
+      </w:r>
+    </w:p>
+    <w:p>
+      <w:pPr>
+        <w:rPr>
+          <w:rFonts w:ascii="Courier New" w:hAnsi="Courier New" w:cs="Courier New"/>
+          <w:sz w:val="16"/>
+          <w:szCs w:val="16"/>
+        </w:rPr>
+      </w:pPr>
+      <w:r>
+        <w:rPr>
+          <w:rFonts w:ascii="Courier New" w:hAnsi="Courier New" w:cs="Courier New"/>
+          <w:sz w:val="16"/>
+          <w:szCs w:val="16"/>
+        </w:rPr>
+        <w:t xml:space="preserve">  "</w:t>
+      </w:r>
+      <w:proofErr w:type="spellStart"/>
+      <w:r>
+        <w:rPr>
+          <w:rFonts w:ascii="Courier New" w:hAnsi="Courier New" w:cs="Courier New"/>
+          <w:sz w:val="16"/>
+          <w:szCs w:val="16"/>
+        </w:rPr>
+        <w:t>mainCity</w:t>
+      </w:r>
+      <w:proofErr w:type="spellEnd"/>
+      <w:r>
+        <w:rPr>
+          <w:rFonts w:ascii="Courier New" w:hAnsi="Courier New" w:cs="Courier New"/>
+          <w:sz w:val="16"/>
+          <w:szCs w:val="16"/>
+        </w:rPr>
+        <w:t>": "UPTON",</w:t>
+      </w:r>
+    </w:p>
+    <w:p>
+      <w:pPr>
+        <w:rPr>
+          <w:rFonts w:ascii="Courier New" w:hAnsi="Courier New" w:cs="Courier New"/>
+          <w:sz w:val="16"/>
+          <w:szCs w:val="16"/>
+        </w:rPr>
+      </w:pPr>
+      <w:r>
+        <w:rPr>
+          <w:rFonts w:ascii="Courier New" w:hAnsi="Courier New" w:cs="Courier New"/>
+          <w:sz w:val="16"/>
+          <w:szCs w:val="16"/>
+        </w:rPr>
+        <w:t xml:space="preserve">  "state": "WY",</w:t>
+      </w:r>
+    </w:p>
+    <w:p>
+      <w:pPr>
+        <w:rPr>
+          <w:rFonts w:ascii="Courier New" w:hAnsi="Courier New" w:cs="Courier New"/>
+          <w:sz w:val="12"/>
+          <w:szCs w:val="12"/>
+        </w:rPr>
+      </w:pPr>
+      <w:r>
+        <w:rPr>
+          <w:rFonts w:ascii="Courier New" w:hAnsi="Courier New" w:cs="Courier New"/>
+          <w:sz w:val="16"/>
+          <w:szCs w:val="16"/>
+        </w:rPr>
+        <w:t xml:space="preserve">  "</w:t>
+      </w:r>
+      <w:proofErr w:type="spellStart"/>
+      <w:r>
+        <w:rPr>
+          <w:rFonts w:ascii="Courier New" w:hAnsi="Courier New" w:cs="Courier New"/>
+          <w:sz w:val="16"/>
+          <w:szCs w:val="16"/>
+        </w:rPr>
+        <w:t>percentOfZipInCounty</w:t>
+      </w:r>
+      <w:proofErr w:type="spellEnd"/>
+      <w:proofErr w:type="gramStart"/>
+      <w:r>
+        <w:rPr>
+          <w:rFonts w:ascii="Courier New" w:hAnsi="Courier New" w:cs="Courier New"/>
+          <w:sz w:val="12"/>
+          <w:szCs w:val="12"/>
+        </w:rPr>
+        <w:t>": {</w:t>
+      </w:r>
+      <w:proofErr w:type="gramEnd"/>
+      <w:r>
+        <w:rPr>
+          <w:rFonts w:ascii="Courier New" w:hAnsi="Courier New" w:cs="Courier New"/>
+          <w:sz w:val="12"/>
+          <w:szCs w:val="12"/>
+        </w:rPr>
+        <w:t>"$</w:t>
+      </w:r>
+      <w:proofErr w:type="spellStart"/>
+      <w:r>
+        <w:rPr>
+          <w:rFonts w:ascii="Courier New" w:hAnsi="Courier New" w:cs="Courier New"/>
+          <w:sz w:val="12"/>
+          <w:szCs w:val="12"/>
+        </w:rPr>
+        <w:t>numberDecimal</w:t>
+      </w:r>
+      <w:proofErr w:type="spellEnd"/>
+      <w:r>
+        <w:rPr>
+          <w:rFonts w:ascii="Courier New" w:hAnsi="Courier New" w:cs="Courier New"/>
+          <w:sz w:val="12"/>
+          <w:szCs w:val="12"/>
+        </w:rPr>
+        <w:t>": "</w:t>
+      </w:r>
+      <w:proofErr w:type="gramStart"/>
+      <w:r>
+        <w:rPr>
+          <w:rFonts w:ascii="Courier New" w:hAnsi="Courier New" w:cs="Courier New"/>
+          <w:sz w:val="12"/>
+          <w:szCs w:val="12"/>
+        </w:rPr>
+        <w:t>0.935875217"}</w:t>
+      </w:r>
+      <w:proofErr w:type="gramEnd"/>
+      <w:r>
+        <w:rPr>
+          <w:rFonts w:ascii="Courier New" w:hAnsi="Courier New" w:cs="Courier New"/>
+          <w:sz w:val="12"/>
+          <w:szCs w:val="12"/>
+        </w:rPr>
+        <w:t>,</w:t>
+      </w:r>
+    </w:p>
+    <w:p>
+      <w:pPr>
+        <w:rPr>
+          <w:rFonts w:ascii="Courier New" w:hAnsi="Courier New" w:cs="Courier New"/>
+          <w:sz w:val="16"/>
+          <w:szCs w:val="16"/>
+        </w:rPr>
+      </w:pPr>
+      <w:r>
+        <w:rPr>
+          <w:rFonts w:ascii="Courier New" w:hAnsi="Courier New" w:cs="Courier New"/>
+          <w:sz w:val="16"/>
+          <w:szCs w:val="16"/>
+        </w:rPr>
+        <w:t xml:space="preserve">  "realGDP2023": 317107000,</w:t>
+      </w:r>
+    </w:p>
+    <w:p>
+      <w:pPr>
+        <w:rPr>
+          <w:rFonts w:ascii="Courier New" w:hAnsi="Courier New" w:cs="Courier New"/>
+          <w:sz w:val="16"/>
+          <w:szCs w:val="16"/>
+        </w:rPr>
+      </w:pPr>
+      <w:r>
+        <w:rPr>
+          <w:rFonts w:ascii="Courier New" w:hAnsi="Courier New" w:cs="Courier New"/>
+          <w:sz w:val="16"/>
+          <w:szCs w:val="16"/>
+        </w:rPr>
+        <w:t xml:space="preserve">  "gdpRankInState2023": 21,</w:t>
+      </w:r>
+    </w:p>
+    <w:p>
+      <w:pPr>
+        <w:rPr>
+          <w:rFonts w:ascii="Courier New" w:hAnsi="Courier New" w:cs="Courier New"/>
+          <w:sz w:val="16"/>
+          <w:szCs w:val="16"/>
+        </w:rPr>
+      </w:pPr>
+      <w:r>
+        <w:rPr>
+          <w:rFonts w:ascii="Courier New" w:hAnsi="Courier New" w:cs="Courier New"/>
+          <w:sz w:val="16"/>
+          <w:szCs w:val="16"/>
+        </w:rPr>
+        <w:t xml:space="preserve">  "percentChange2023": 9.5,</w:t>
+      </w:r>
+    </w:p>
+    <w:p>
+      <w:pPr>
+        <w:rPr>
+          <w:rFonts w:ascii="Courier New" w:hAnsi="Courier New" w:cs="Courier New"/>
+          <w:sz w:val="16"/>
+          <w:szCs w:val="16"/>
+        </w:rPr>
+      </w:pPr>
+      <w:r>
+        <w:rPr>
+          <w:rFonts w:ascii="Courier New" w:hAnsi="Courier New" w:cs="Courier New"/>
+          <w:sz w:val="16"/>
+          <w:szCs w:val="16"/>
+        </w:rPr>
+        <w:t xml:space="preserve">  "percentChangeRankInState2023": 6</w:t>
+      </w:r>
+    </w:p>
+    <w:p>
+      <w:pPr>
+        <w:rPr>
+          <w:rFonts w:ascii="Courier New" w:hAnsi="Courier New" w:cs="Courier New"/>
+          <w:sz w:val="16"/>
+          <w:szCs w:val="16"/>
+        </w:rPr>
+      </w:pPr>
+      <w:r>
+        <w:rPr>
+          <w:rFonts w:ascii="Courier New" w:hAnsi="Courier New" w:cs="Courier New"/>
+          <w:sz w:val="16"/>
+          <w:szCs w:val="16"/>
+        </w:rPr>
+        <w:t>}</w:t>
+      </w:r>
+    </w:p>
+    <w:p>
+      <w:pPr>
+        <w:pStyle w:val="Heading5"/>
+      </w:pPr>
+      <w:r>
+        <w:t>Notes on collection:</w:t>
+      </w:r>
+    </w:p>
+    <w:p>
+      <w:r>
+        <w:t>Business rules</w:t>
+      </w:r>
+    </w:p>
+    <w:p>
+      <w:r>
+        <w:lastRenderedPageBreak/>
+        <w:t>Only if the</w:t>
+      </w:r>
+      <w:r>
+        <w:t xml:space="preserve"> </w:t>
+      </w:r>
+      <w:proofErr w:type="spellStart"/>
+      <w:r>
+        <w:t>percentOfZipInCounty</w:t>
+      </w:r>
+      <w:proofErr w:type="spellEnd"/>
+      <w:r>
+        <w:t xml:space="preserve"> can be used to determine if a zip code is wholly in one county. If this number is below 99% then it should be assumed that it is unknown based on the information </w:t>
+      </w:r>
+      <w:proofErr w:type="gramStart"/>
+      <w:r>
+        <w:t>available</w:t>
+      </w:r>
+      <w:proofErr w:type="gramEnd"/>
+      <w:r>
+        <w:t xml:space="preserve"> how to enrich the record.  </w:t>
+      </w:r>
+    </w:p>
+    <w:p>
+      <w:pPr>
+        <w:ind w:left="1080"/>
+        <w:rPr>
+          <w:rFonts w:ascii="Courier New" w:hAnsi="Courier New" w:cs="Courier New"/>
+          <w:sz w:val="16"/>
+          <w:szCs w:val="16"/>
+        </w:rPr>
+      </w:pPr>
+    </w:p>
+    <w:p>
+      <w:pPr>
+        <w:pStyle w:val="Heading4"/>
+      </w:pPr>
+      <w:r>
+        <w:t xml:space="preserve">Provider. </w:t>
+      </w:r>
+    </w:p>
+    <w:p>
+      <w:pPr>
+        <w:rPr>
+          <w:rFonts w:ascii="Courier New" w:hAnsi="Courier New" w:cs="Courier New"/>
+          <w:sz w:val="16"/>
+          <w:szCs w:val="16"/>
+        </w:rPr>
+      </w:pPr>
+      <w:r>
+        <w:t>{</w:t>
+      </w:r>
+    </w:p>
+    <w:p>
+      <w:pPr>
+        <w:rPr>
+          <w:rFonts w:ascii="Courier New" w:hAnsi="Courier New" w:cs="Courier New"/>
+          <w:sz w:val="16"/>
+          <w:szCs w:val="16"/>
+        </w:rPr>
+      </w:pPr>
+      <w:r>
+        <w:rPr>
+          <w:rFonts w:ascii="Courier New" w:hAnsi="Courier New" w:cs="Courier New"/>
+          <w:sz w:val="16"/>
+          <w:szCs w:val="16"/>
+        </w:rPr>
+        <w:t xml:space="preserve">  "_id</w:t>
+      </w:r>
+      <w:proofErr w:type="gramStart"/>
+      <w:r>
+        <w:rPr>
+          <w:rFonts w:ascii="Courier New" w:hAnsi="Courier New" w:cs="Courier New"/>
+          <w:sz w:val="16"/>
+          <w:szCs w:val="16"/>
+        </w:rPr>
+        <w:t>": {</w:t>
+      </w:r>
+      <w:proofErr w:type="gramEnd"/>
+    </w:p>
+    <w:p>
+      <w:pPr>
+        <w:rPr>
+          <w:rFonts w:ascii="Courier New" w:hAnsi="Courier New" w:cs="Courier New"/>
+          <w:sz w:val="16"/>
+          <w:szCs w:val="16"/>
+        </w:rPr>
+      </w:pPr>
+      <w:r>
+        <w:rPr>
+          <w:rFonts w:ascii="Courier New" w:hAnsi="Courier New" w:cs="Courier New"/>
+          <w:sz w:val="16"/>
+          <w:szCs w:val="16"/>
+        </w:rPr>
+        <w:t xml:space="preserve">    "$</w:t>
+      </w:r>
+      <w:proofErr w:type="spellStart"/>
+      <w:r>
+        <w:rPr>
+          <w:rFonts w:ascii="Courier New" w:hAnsi="Courier New" w:cs="Courier New"/>
+          <w:sz w:val="16"/>
+          <w:szCs w:val="16"/>
+        </w:rPr>
+        <w:t>oid</w:t>
+      </w:r>
+      <w:proofErr w:type="spellEnd"/>
+      <w:r>
+        <w:rPr>
+          <w:rFonts w:ascii="Courier New" w:hAnsi="Courier New" w:cs="Courier New"/>
+          <w:sz w:val="16"/>
+          <w:szCs w:val="16"/>
+        </w:rPr>
+        <w:t>": "695b3c6400b2277bd194fb42"</w:t>
+      </w:r>
+    </w:p>
+    <w:p>
+      <w:pPr>
+        <w:rPr>
+          <w:rFonts w:ascii="Courier New" w:hAnsi="Courier New" w:cs="Courier New"/>
+          <w:sz w:val="16"/>
+          <w:szCs w:val="16"/>
+        </w:rPr>
+      </w:pPr>
+      <w:r>
+        <w:rPr>
+          <w:rFonts w:ascii="Courier New" w:hAnsi="Courier New" w:cs="Courier New"/>
+          <w:sz w:val="16"/>
+          <w:szCs w:val="16"/>
+        </w:rPr>
+        <w:t xml:space="preserve">  },</w:t>
+      </w:r>
+    </w:p>
+    <w:p>
+      <w:pPr>
+        <w:rPr>
+          <w:rFonts w:ascii="Courier New" w:hAnsi="Courier New" w:cs="Courier New"/>
+          <w:sz w:val="16"/>
+          <w:szCs w:val="16"/>
+        </w:rPr>
+      </w:pPr>
+      <w:r>
+        <w:rPr>
+          <w:rFonts w:ascii="Courier New" w:hAnsi="Courier New" w:cs="Courier New"/>
+          <w:sz w:val="16"/>
+          <w:szCs w:val="16"/>
+        </w:rPr>
+        <w:t xml:space="preserve">  "NPI": "1679783054",</w:t>
+      </w:r>
+    </w:p>
+    <w:p>
+      <w:pPr>
+        <w:rPr>
+          <w:rFonts w:ascii="Courier New" w:hAnsi="Courier New" w:cs="Courier New"/>
+          <w:sz w:val="16"/>
+          <w:szCs w:val="16"/>
+        </w:rPr>
+      </w:pPr>
+      <w:r>
+        <w:rPr>
+          <w:rFonts w:ascii="Courier New" w:hAnsi="Courier New" w:cs="Courier New"/>
+          <w:sz w:val="16"/>
+          <w:szCs w:val="16"/>
+        </w:rPr>
+        <w:t xml:space="preserve">  "Entity Type Code": "1",</w:t>
+      </w:r>
+    </w:p>
+    <w:p>
+      <w:pPr>
+        <w:rPr>
+          <w:rFonts w:ascii="Courier New" w:hAnsi="Courier New" w:cs="Courier New"/>
+          <w:sz w:val="16"/>
+          <w:szCs w:val="16"/>
+        </w:rPr>
+      </w:pPr>
+      <w:r>
+        <w:rPr>
+          <w:rFonts w:ascii="Courier New" w:hAnsi="Courier New" w:cs="Courier New"/>
+          <w:sz w:val="16"/>
+          <w:szCs w:val="16"/>
+        </w:rPr>
+        <w:t xml:space="preserve">  "Provider Organization Name (Legal Business Name)": null,</w:t>
+      </w:r>
+    </w:p>
+    <w:p>
+      <w:pPr>
+        <w:rPr>
+          <w:rFonts w:ascii="Courier New" w:hAnsi="Courier New" w:cs="Courier New"/>
+          <w:sz w:val="16"/>
+          <w:szCs w:val="16"/>
+        </w:rPr>
+      </w:pPr>
+      <w:r>
+        <w:rPr>
+          <w:rFonts w:ascii="Courier New" w:hAnsi="Courier New" w:cs="Courier New"/>
+          <w:sz w:val="16"/>
+          <w:szCs w:val="16"/>
+        </w:rPr>
+        <w:t xml:space="preserve">  "Provider Last Name (Legal Name)": "ELLIOTT-RENO",</w:t>
+      </w:r>
+    </w:p>
+    <w:p>
+      <w:pPr>
+        <w:rPr>
+          <w:rFonts w:ascii="Courier New" w:hAnsi="Courier New" w:cs="Courier New"/>
+          <w:sz w:val="16"/>
+          <w:szCs w:val="16"/>
+        </w:rPr>
+      </w:pPr>
+      <w:r>
+        <w:rPr>
+          <w:rFonts w:ascii="Courier New" w:hAnsi="Courier New" w:cs="Courier New"/>
+          <w:sz w:val="16"/>
+          <w:szCs w:val="16"/>
+        </w:rPr>
+        <w:t xml:space="preserve">  "Provider First Name": "ROXANNA",</w:t>
+      </w:r>
+    </w:p>
+    <w:p>
+      <w:pPr>
+        <w:rPr>
+          <w:rFonts w:ascii="Courier New" w:hAnsi="Courier New" w:cs="Courier New"/>
+          <w:sz w:val="16"/>
+          <w:szCs w:val="16"/>
+        </w:rPr>
+      </w:pPr>
+      <w:r>
+        <w:rPr>
+          <w:rFonts w:ascii="Courier New" w:hAnsi="Courier New" w:cs="Courier New"/>
+          <w:sz w:val="16"/>
+          <w:szCs w:val="16"/>
+        </w:rPr>
+        <w:t xml:space="preserve">  "Provider Middle Name": "R",</w:t>
+      </w:r>
+    </w:p>
+    <w:p>
+      <w:pPr>
+        <w:rPr>
+          <w:rFonts w:ascii="Courier New" w:hAnsi="Courier New" w:cs="Courier New"/>
+          <w:sz w:val="16"/>
+          <w:szCs w:val="16"/>
+        </w:rPr>
+      </w:pPr>
+      <w:r>
+        <w:rPr>
+          <w:rFonts w:ascii="Courier New" w:hAnsi="Courier New" w:cs="Courier New"/>
+          <w:sz w:val="16"/>
+          <w:szCs w:val="16"/>
+        </w:rPr>
+        <w:t xml:space="preserve">  "Provider Name Prefix Text": null,</w:t>
+      </w:r>
+    </w:p>
+    <w:p>
+      <w:pPr>
+        <w:rPr>
+          <w:rFonts w:ascii="Courier New" w:hAnsi="Courier New" w:cs="Courier New"/>
+          <w:sz w:val="16"/>
+          <w:szCs w:val="16"/>
+        </w:rPr>
+      </w:pPr>
+      <w:r>
+        <w:rPr>
+          <w:rFonts w:ascii="Courier New" w:hAnsi="Courier New" w:cs="Courier New"/>
+          <w:sz w:val="16"/>
+          <w:szCs w:val="16"/>
+        </w:rPr>
+        <w:t xml:space="preserve">  "Provider Name Suffix Text": null,</w:t>
+      </w:r>
+    </w:p>
+    <w:p>
+      <w:pPr>
+        <w:rPr>
+          <w:rFonts w:ascii="Courier New" w:hAnsi="Courier New" w:cs="Courier New"/>
+          <w:sz w:val="16"/>
+          <w:szCs w:val="16"/>
+        </w:rPr>
+      </w:pPr>
+      <w:r>
+        <w:rPr>
+          <w:rFonts w:ascii="Courier New" w:hAnsi="Courier New" w:cs="Courier New"/>
+          <w:sz w:val="16"/>
+          <w:szCs w:val="16"/>
+        </w:rPr>
+        <w:t xml:space="preserve">  "Provider Credential Text": "R.N.",</w:t>
+      </w:r>
+    </w:p>
+    <w:p>
+      <w:pPr>
+        <w:rPr>
+          <w:rFonts w:ascii="Courier New" w:hAnsi="Courier New" w:cs="Courier New"/>
+          <w:sz w:val="16"/>
+          <w:szCs w:val="16"/>
+        </w:rPr>
+      </w:pPr>
+      <w:r>
+        <w:rPr>
+          <w:rFonts w:ascii="Courier New" w:hAnsi="Courier New" w:cs="Courier New"/>
+          <w:sz w:val="16"/>
+          <w:szCs w:val="16"/>
+        </w:rPr>
+        <w:t xml:space="preserve">  "Provider First Line Business Mailing Address": "PO BOX 436",</w:t>
+      </w:r>
+    </w:p>
+    <w:p>
+      <w:pPr>
+        <w:rPr>
+          <w:rFonts w:ascii="Courier New" w:hAnsi="Courier New" w:cs="Courier New"/>
+          <w:sz w:val="16"/>
+          <w:szCs w:val="16"/>
+        </w:rPr>
+      </w:pPr>
+      <w:r>
+        <w:rPr>
+          <w:rFonts w:ascii="Courier New" w:hAnsi="Courier New" w:cs="Courier New"/>
+          <w:sz w:val="16"/>
+          <w:szCs w:val="16"/>
+        </w:rPr>
+        <w:t xml:space="preserve">  "Provider Second Line Business Mailing Address": null,</w:t>
+      </w:r>
+    </w:p>
+    <w:p>
+      <w:pPr>
+        <w:rPr>
+          <w:rFonts w:ascii="Courier New" w:hAnsi="Courier New" w:cs="Courier New"/>
+          <w:sz w:val="16"/>
+          <w:szCs w:val="16"/>
+        </w:rPr>
+      </w:pPr>
+      <w:r>
+        <w:rPr>
+          <w:rFonts w:ascii="Courier New" w:hAnsi="Courier New" w:cs="Courier New"/>
+          <w:sz w:val="16"/>
+          <w:szCs w:val="16"/>
+        </w:rPr>
+        <w:t xml:space="preserve">  "Provider Business Mailing Address City Name": "UPTON",</w:t>
+      </w:r>
+    </w:p>
+    <w:p>
+      <w:pPr>
+        <w:rPr>
+          <w:rFonts w:ascii="Courier New" w:hAnsi="Courier New" w:cs="Courier New"/>
+          <w:sz w:val="16"/>
+          <w:szCs w:val="16"/>
+        </w:rPr>
+      </w:pPr>
+      <w:r>
+        <w:rPr>
+          <w:rFonts w:ascii="Courier New" w:hAnsi="Courier New" w:cs="Courier New"/>
+          <w:sz w:val="16"/>
+          <w:szCs w:val="16"/>
+        </w:rPr>
+        <w:t xml:space="preserve">  "Provider Business Mailing Address State Name": "WY",</w:t>
+      </w:r>
+    </w:p>
+    <w:p>
+      <w:pPr>
+        <w:rPr>
+          <w:rFonts w:ascii="Courier New" w:hAnsi="Courier New" w:cs="Courier New"/>
+          <w:sz w:val="16"/>
+          <w:szCs w:val="16"/>
+        </w:rPr>
+      </w:pPr>
+      <w:r>
+        <w:rPr>
+          <w:rFonts w:ascii="Courier New" w:hAnsi="Courier New" w:cs="Courier New"/>
+          <w:sz w:val="16"/>
+          <w:szCs w:val="16"/>
+        </w:rPr>
+        <w:t xml:space="preserve">  "Provider Business Mailing Address Postal Code": "82730",</w:t>
+      </w:r>
+    </w:p>
+    <w:p>
+      <w:pPr>
+        <w:rPr>
+          <w:rFonts w:ascii="Courier New" w:hAnsi="Courier New" w:cs="Courier New"/>
+          <w:sz w:val="16"/>
+          <w:szCs w:val="16"/>
+        </w:rPr>
+      </w:pPr>
+      <w:r>
+        <w:rPr>
+          <w:rFonts w:ascii="Courier New" w:hAnsi="Courier New" w:cs="Courier New"/>
+          <w:sz w:val="16"/>
+          <w:szCs w:val="16"/>
+        </w:rPr>
+        <w:t xml:space="preserve">  "Provider Business Mailing Address Telephone Number": "3076890219",</w:t>
+      </w:r>
+    </w:p>
+    <w:p>
+      <w:pPr>
+        <w:rPr>
+          <w:rFonts w:ascii="Courier New" w:hAnsi="Courier New" w:cs="Courier New"/>
+          <w:sz w:val="16"/>
+          <w:szCs w:val="16"/>
+        </w:rPr>
+      </w:pPr>
+      <w:r>
+        <w:rPr>
+          <w:rFonts w:ascii="Courier New" w:hAnsi="Courier New" w:cs="Courier New"/>
+          <w:sz w:val="16"/>
+          <w:szCs w:val="16"/>
+        </w:rPr>
+        <w:t xml:space="preserve">  "Provider First Line Business Practice Location Address": "1445 E A ST",</w:t>
+      </w:r>
+    </w:p>
+    <w:p>
+      <w:pPr>
+        <w:rPr>
+          <w:rFonts w:ascii="Courier New" w:hAnsi="Courier New" w:cs="Courier New"/>
+          <w:sz w:val="16"/>
+          <w:szCs w:val="16"/>
+        </w:rPr>
+      </w:pPr>
+      <w:r>
+        <w:rPr>
+          <w:rFonts w:ascii="Courier New" w:hAnsi="Courier New" w:cs="Courier New"/>
+          <w:sz w:val="16"/>
+          <w:szCs w:val="16"/>
+        </w:rPr>
+        <w:t xml:space="preserve">  "Provider Second Line Business Practice Location Address": null,</w:t>
+      </w:r>
+    </w:p>
+    <w:p>
+      <w:pPr>
+        <w:rPr>
+          <w:rFonts w:ascii="Courier New" w:hAnsi="Courier New" w:cs="Courier New"/>
+          <w:sz w:val="16"/>
+          <w:szCs w:val="16"/>
+        </w:rPr>
+      </w:pPr>
+      <w:r>
+        <w:rPr>
+          <w:rFonts w:ascii="Courier New" w:hAnsi="Courier New" w:cs="Courier New"/>
+          <w:sz w:val="16"/>
+          <w:szCs w:val="16"/>
+        </w:rPr>
+        <w:t xml:space="preserve">  "Provider Business Practice Location Address City Name": "CASPER",</w:t>
+      </w:r>
+    </w:p>
+    <w:p>
+      <w:pPr>
+        <w:rPr>
+          <w:rFonts w:ascii="Courier New" w:hAnsi="Courier New" w:cs="Courier New"/>
+          <w:sz w:val="16"/>
+          <w:szCs w:val="16"/>
+        </w:rPr>
+      </w:pPr>
+      <w:r>
+        <w:rPr>
+          <w:rFonts w:ascii="Courier New" w:hAnsi="Courier New" w:cs="Courier New"/>
+          <w:sz w:val="16"/>
+          <w:szCs w:val="16"/>
+        </w:rPr>
+        <w:t xml:space="preserve">  "Provider Business Practice Location Address State Name": "WY",</w:t>
+      </w:r>
+    </w:p>
+    <w:p>
+      <w:pPr>
+        <w:rPr>
+          <w:rFonts w:ascii="Courier New" w:hAnsi="Courier New" w:cs="Courier New"/>
+          <w:sz w:val="16"/>
+          <w:szCs w:val="16"/>
+        </w:rPr>
+      </w:pPr>
+      <w:r>
+        <w:rPr>
+          <w:rFonts w:ascii="Courier New" w:hAnsi="Courier New" w:cs="Courier New"/>
+          <w:sz w:val="16"/>
+          <w:szCs w:val="16"/>
+        </w:rPr>
+        <w:t xml:space="preserve">  "Provider Business Practice Location Address Postal Code": "82601",</w:t>
+      </w:r>
+    </w:p>
+    <w:p>
+      <w:pPr>
+        <w:rPr>
+          <w:rFonts w:ascii="Courier New" w:hAnsi="Courier New" w:cs="Courier New"/>
+          <w:sz w:val="16"/>
+          <w:szCs w:val="16"/>
+        </w:rPr>
+      </w:pPr>
+      <w:r>
+        <w:rPr>
+          <w:rFonts w:ascii="Courier New" w:hAnsi="Courier New" w:cs="Courier New"/>
+          <w:sz w:val="16"/>
+          <w:szCs w:val="16"/>
+        </w:rPr>
+        <w:t xml:space="preserve">  "Provider Sex Code": "F",</w:t>
+      </w:r>
+    </w:p>
+    <w:p>
+      <w:pPr>
+        <w:rPr>
+          <w:rFonts w:ascii="Courier New" w:hAnsi="Courier New" w:cs="Courier New"/>
+          <w:sz w:val="16"/>
+          <w:szCs w:val="16"/>
+        </w:rPr>
+      </w:pPr>
+      <w:r>
+        <w:rPr>
+          <w:rFonts w:ascii="Courier New" w:hAnsi="Courier New" w:cs="Courier New"/>
+          <w:sz w:val="16"/>
+          <w:szCs w:val="16"/>
+        </w:rPr>
+        <w:t xml:space="preserve">  "Healthcare Provider Taxonomy Code_1": "163W00000X",</w:t>
+      </w:r>
+    </w:p>
+    <w:p>
+      <w:pPr>
+        <w:rPr>
+          <w:rFonts w:ascii="Courier New" w:hAnsi="Courier New" w:cs="Courier New"/>
+          <w:sz w:val="16"/>
+          <w:szCs w:val="16"/>
+        </w:rPr>
+      </w:pPr>
+      <w:r>
+        <w:rPr>
+          <w:rFonts w:ascii="Courier New" w:hAnsi="Courier New" w:cs="Courier New"/>
+          <w:sz w:val="16"/>
+          <w:szCs w:val="16"/>
+        </w:rPr>
+        <w:t xml:space="preserve">  "Provider License Number_1": "R029543",</w:t>
+      </w:r>
+    </w:p>
+    <w:p>
+      <w:pPr>
+        <w:rPr>
+          <w:rFonts w:ascii="Courier New" w:hAnsi="Courier New" w:cs="Courier New"/>
+          <w:sz w:val="16"/>
+          <w:szCs w:val="16"/>
+        </w:rPr>
+      </w:pPr>
+      <w:r>
+        <w:rPr>
+          <w:rFonts w:ascii="Courier New" w:hAnsi="Courier New" w:cs="Courier New"/>
+          <w:sz w:val="16"/>
+          <w:szCs w:val="16"/>
+        </w:rPr>
+        <w:t xml:space="preserve">  "Provider License Number State Code_1": "SD",</w:t>
+      </w:r>
+    </w:p>
+    <w:p>
+      <w:pPr>
+        <w:rPr>
+          <w:rFonts w:ascii="Courier New" w:hAnsi="Courier New" w:cs="Courier New"/>
+          <w:sz w:val="16"/>
+          <w:szCs w:val="16"/>
+        </w:rPr>
+      </w:pPr>
+      <w:r>
+        <w:rPr>
+          <w:rFonts w:ascii="Courier New" w:hAnsi="Courier New" w:cs="Courier New"/>
+          <w:sz w:val="16"/>
+          <w:szCs w:val="16"/>
+        </w:rPr>
+        <w:t xml:space="preserve">  "Healthcare Provider Primary Taxonomy Switch_1": "N",</w:t>
+      </w:r>
+    </w:p>
+    <w:p>
+      <w:pPr>
+        <w:rPr>
+          <w:rFonts w:ascii="Courier New" w:hAnsi="Courier New" w:cs="Courier New"/>
+          <w:sz w:val="16"/>
+          <w:szCs w:val="16"/>
+        </w:rPr>
+      </w:pPr>
+      <w:r>
+        <w:rPr>
+          <w:rFonts w:ascii="Courier New" w:hAnsi="Courier New" w:cs="Courier New"/>
+          <w:sz w:val="16"/>
+          <w:szCs w:val="16"/>
+        </w:rPr>
+        <w:lastRenderedPageBreak/>
+        <w:t xml:space="preserve">  "Healthcare Provider Taxonomy Code_2": "163WC0200X",</w:t>
+      </w:r>
+    </w:p>
+    <w:p>
+      <w:pPr>
+        <w:rPr>
+          <w:rFonts w:ascii="Courier New" w:hAnsi="Courier New" w:cs="Courier New"/>
+          <w:sz w:val="16"/>
+          <w:szCs w:val="16"/>
+        </w:rPr>
+      </w:pPr>
+      <w:r>
+        <w:rPr>
+          <w:rFonts w:ascii="Courier New" w:hAnsi="Courier New" w:cs="Courier New"/>
+          <w:sz w:val="16"/>
+          <w:szCs w:val="16"/>
+        </w:rPr>
+        <w:t xml:space="preserve">  "Is Sole Proprietor": "Y"</w:t>
+      </w:r>
+    </w:p>
+    <w:p>
+      <w:pPr>
+        <w:rPr>
+          <w:rFonts w:ascii="Courier New" w:hAnsi="Courier New" w:cs="Courier New"/>
+          <w:sz w:val="16"/>
+          <w:szCs w:val="16"/>
+        </w:rPr>
+      </w:pPr>
+      <w:r>
+        <w:rPr>
+          <w:rFonts w:ascii="Courier New" w:hAnsi="Courier New" w:cs="Courier New"/>
+          <w:sz w:val="16"/>
+          <w:szCs w:val="16"/>
+        </w:rPr>
+        <w:t>}</w:t>
+      </w:r>
+    </w:p>
+    <w:p>
+      <w:pPr>
+        <w:pStyle w:val="Heading5"/>
+      </w:pPr>
+      <w:r>
+        <w:t>Notes on the collection</w:t>
+      </w:r>
+    </w:p>
+    <w:p>
+      <w:r>
+        <w:t>Business rule for matching zip codes</w:t>
+      </w:r>
+    </w:p>
+    <w:p>
+      <w:r>
+        <w:t xml:space="preserve">When matching a zip from the </w:t>
+      </w:r>
+      <w:r>
+        <w:t>County ZipEnriched_GDP</w:t>
+      </w:r>
+      <w:r>
+        <w:t xml:space="preserve"> table, the practice location shall be preferred, but </w:t>
+      </w:r>
+      <w:r>
+        <w:t xml:space="preserve">when </w:t>
+      </w:r>
+      <w:r>
+        <w:t>the zip from the practice location is null, then use the billing location</w:t>
+      </w:r>
+      <w:r>
+        <w:t xml:space="preserve"> zip</w:t>
+      </w:r>
+      <w:r>
+        <w:t xml:space="preserve">. </w:t>
+      </w:r>
+      <w:r>
+        <w:t xml:space="preserve">If there </w:t>
+      </w:r>
+      <w:proofErr w:type="gramStart"/>
+      <w:r>
+        <w:t>a practice</w:t>
+      </w:r>
+      <w:proofErr w:type="gramEnd"/>
+      <w:r>
+        <w:t xml:space="preserve"> location </w:t>
+      </w:r>
+      <w:proofErr w:type="gramStart"/>
+      <w:r>
+        <w:t>zip exists</w:t>
+      </w:r>
+      <w:proofErr w:type="gramEnd"/>
+      <w:r>
+        <w:t xml:space="preserve">, then do not use the billing location zip. </w:t>
+      </w:r>
+    </w:p>
+    <w:p>
+      <w:pPr>
+        <w:pStyle w:val="Heading4"/>
+      </w:pPr>
+      <w:r>
+        <w:t>Class specification</w:t>
+      </w:r>
+    </w:p>
+    <w:p>
+      <w:r>
+        <w:t xml:space="preserve">Class name: </w:t>
+      </w:r>
+      <w:r>
+        <w:t>‘</w:t>
+      </w:r>
+      <w:proofErr w:type="spellStart"/>
+      <w:r>
+        <w:t>EnrichProviderRecordsWithCountyData</w:t>
+      </w:r>
+      <w:proofErr w:type="spellEnd"/>
+      <w:r>
+        <w:t>’</w:t>
+      </w:r>
+    </w:p>
+    <w:p>
+      <w:r>
+        <w:t>Constructor arguments:</w:t>
+      </w:r>
+    </w:p>
+    <w:p>
+      <w:pPr>
+        <w:pStyle w:val="ListParagraph"/>
+        <w:numPr>
+          <w:ilvl w:val="0"/>
+          <w:numId w:val="25"/>
+        </w:numPr>
+      </w:pPr>
+      <w:proofErr w:type="spellStart"/>
+      <w:r>
+        <w:t>arg</w:t>
+      </w:r>
+      <w:r>
+        <w:t>MongoDataBaseClient</w:t>
+      </w:r>
+      <w:proofErr w:type="spellEnd"/>
+      <w:r>
+        <w:t xml:space="preserve">: A connected </w:t>
+      </w:r>
+      <w:proofErr w:type="spellStart"/>
+      <w:r>
+        <w:t>MongoDBConnection</w:t>
+      </w:r>
+      <w:proofErr w:type="spellEnd"/>
+      <w:r>
+        <w:t>.</w:t>
+      </w:r>
+    </w:p>
+    <w:p>
+      <w:pPr>
+        <w:pStyle w:val="ListParagraph"/>
+        <w:numPr>
+          <w:ilvl w:val="0"/>
+          <w:numId w:val="25"/>
+        </w:numPr>
+      </w:pPr>
+      <w:proofErr w:type="spellStart"/>
+      <w:r>
+        <w:t>arg</w:t>
+      </w:r>
+      <w:r>
+        <w:t>Database</w:t>
+      </w:r>
+      <w:proofErr w:type="spellEnd"/>
+      <w:r>
+        <w:t xml:space="preserve"> Name</w:t>
+      </w:r>
+      <w:r>
+        <w:t xml:space="preserve">, the name of the </w:t>
+      </w:r>
+      <w:r>
+        <w:t>database</w:t>
+      </w:r>
+      <w:r>
+        <w:t xml:space="preserve"> that hosts the collections to be operated on</w:t>
+      </w:r>
+      <w:r>
+        <w:t xml:space="preserve">: </w:t>
+      </w:r>
+      <w:proofErr w:type="gramStart"/>
+      <w:r>
+        <w:t>Default: ‘</w:t>
+      </w:r>
+      <w:proofErr w:type="gramEnd"/>
+      <w:r>
+        <w:t>PublicHealthData’</w:t>
+      </w:r>
+    </w:p>
+    <w:p>
+      <w:pPr>
+        <w:pStyle w:val="ListParagraph"/>
+        <w:numPr>
+          <w:ilvl w:val="0"/>
+          <w:numId w:val="25"/>
+        </w:numPr>
+      </w:pPr>
+      <w:r>
+        <w:t>argProviderCollectionName</w:t>
+      </w:r>
+      <w:r>
+        <w:t>: Default ‘Provider’</w:t>
+      </w:r>
+    </w:p>
+    <w:p>
+      <w:pPr>
+        <w:pStyle w:val="ListParagraph"/>
+        <w:numPr>
+          <w:ilvl w:val="0"/>
+          <w:numId w:val="25"/>
+        </w:numPr>
+      </w:pPr>
+      <w:r>
+        <w:t>argZipCountyEnrichmentCollectionName</w:t>
+      </w:r>
+      <w:r>
+        <w:t>: Default ‘</w:t>
+      </w:r>
+      <w:r>
+        <w:t>CountyZipEnriched_GDP</w:t>
+      </w:r>
+      <w:r>
+        <w:t>’</w:t>
+      </w:r>
+      <w:r>
+        <w:t xml:space="preserve"> </w:t>
+      </w:r>
+      <w:r>
+        <w:t xml:space="preserve"> </w:t>
+      </w:r>
+    </w:p>
+    <w:p>
+      <w:pPr>
+        <w:pStyle w:val="ListParagraph"/>
+        <w:numPr>
+          <w:ilvl w:val="0"/>
+          <w:numId w:val="25"/>
+        </w:numPr>
+      </w:pPr>
+      <w:proofErr w:type="spellStart"/>
+      <w:r>
+        <w:t>argEnrirchedProviderCollectionName</w:t>
+      </w:r>
+      <w:proofErr w:type="spellEnd"/>
+      <w:r>
+        <w:t xml:space="preserve">: </w:t>
+      </w:r>
+      <w:proofErr w:type="spellStart"/>
+      <w:r>
+        <w:t>Defalut</w:t>
+      </w:r>
+      <w:proofErr w:type="spellEnd"/>
+      <w:r>
+        <w:t>, ‘</w:t>
+      </w:r>
+      <w:proofErr w:type="spellStart"/>
+      <w:r>
+        <w:t>EnrichedProvider</w:t>
+      </w:r>
+      <w:proofErr w:type="spellEnd"/>
+      <w:r>
+        <w:t>’</w:t>
+      </w:r>
+    </w:p>
+    <w:p>
+      <w:r>
+        <w:t>The class upon construction will do the following:</w:t>
+      </w:r>
+    </w:p>
+    <w:p>
+      <w:pPr>
+        <w:pStyle w:val="ListParagraph"/>
+        <w:numPr>
+          <w:ilvl w:val="0"/>
+          <w:numId w:val="26"/>
+        </w:numPr>
+      </w:pPr>
+      <w:r>
+        <w:t xml:space="preserve">arguments to the constructor will all be assigned to instance variables of the class. </w:t>
+      </w:r>
+    </w:p>
+    <w:p>
+      <w:pPr>
+        <w:pStyle w:val="ListParagraph"/>
+        <w:numPr>
+          <w:ilvl w:val="1"/>
+          <w:numId w:val="26"/>
+        </w:numPr>
+      </w:pPr>
+      <w:r>
+        <w:t xml:space="preserve">The </w:t>
+      </w:r>
+      <w:proofErr w:type="spellStart"/>
+      <w:r>
+        <w:t>arg</w:t>
+      </w:r>
+      <w:proofErr w:type="spellEnd"/>
+      <w:r>
+        <w:t xml:space="preserve"> collection names will be used to create class variables of type: </w:t>
+      </w:r>
+      <w:proofErr w:type="spellStart"/>
+      <w:proofErr w:type="gramStart"/>
+      <w:r>
+        <w:t>pymongo.collection</w:t>
+      </w:r>
+      <w:proofErr w:type="gramEnd"/>
+      <w:r>
+        <w:t>.</w:t>
+      </w:r>
+      <w:r>
+        <w:rPr>
+          <w:b/>
+          <w:bCs/>
+        </w:rPr>
+        <w:t>Collection</w:t>
+      </w:r>
+      <w:proofErr w:type="spellEnd"/>
+      <w:r>
+        <w:t xml:space="preserve"> and the collections that have those names will be invoked so that the right collection object is associated with each variable. </w:t>
+      </w:r>
+    </w:p>
+    <w:p>
+      <w:pPr>
+        <w:pStyle w:val="ListParagraph"/>
+        <w:numPr>
+          <w:ilvl w:val="2"/>
+          <w:numId w:val="26"/>
+        </w:numPr>
+      </w:pPr>
+      <w:r>
+        <w:t xml:space="preserve">If </w:t>
+      </w:r>
+      <w:r>
+        <w:t>the collection instantiated with ‘</w:t>
+      </w:r>
+      <w:proofErr w:type="spellStart"/>
+      <w:r>
+        <w:t>argEnrirchedProviderCollectionName</w:t>
+      </w:r>
+      <w:proofErr w:type="spellEnd"/>
+      <w:r>
+        <w:t xml:space="preserve">’ exists it shall be emptied. </w:t>
+      </w:r>
+    </w:p>
+    <w:p>
+      <w:pPr>
+        <w:pStyle w:val="ListParagraph"/>
+        <w:numPr>
+          <w:ilvl w:val="1"/>
+          <w:numId w:val="26"/>
+        </w:numPr>
+      </w:pPr>
+      <w:r>
+        <w:t xml:space="preserve">The database name is used for scoping and can be stored as an implementation detail. </w:t>
+      </w:r>
+    </w:p>
+    <w:p>
+      <w:pPr>
+        <w:pStyle w:val="ListParagraph"/>
+        <w:numPr>
+          <w:ilvl w:val="1"/>
+          <w:numId w:val="26"/>
+        </w:numPr>
+      </w:pPr>
+      <w:r>
+        <w:t xml:space="preserve">The database connection should be stored as a class variable. </w:t>
+      </w:r>
+    </w:p>
+    <w:p>
+      <w:pPr>
+        <w:pStyle w:val="ListParagraph"/>
+        <w:numPr>
+          <w:ilvl w:val="0"/>
+          <w:numId w:val="26"/>
+        </w:numPr>
+      </w:pPr>
+      <w:r>
+        <w:rPr>
+          <w:sz w:val="20"/>
+          <w:szCs w:val="20"/>
+        </w:rPr>
+        <w:t xml:space="preserve">If the collections </w:t>
+      </w:r>
+      <w:r>
+        <w:rPr>
+          <w:sz w:val="20"/>
+          <w:szCs w:val="20"/>
+        </w:rPr>
+        <w:t>argProviderCollectionName</w:t>
+      </w:r>
+      <w:r>
+        <w:rPr>
+          <w:sz w:val="20"/>
+          <w:szCs w:val="20"/>
+        </w:rPr>
+        <w:t xml:space="preserve"> or </w:t>
+      </w:r>
+      <w:r>
+        <w:rPr>
+          <w:sz w:val="20"/>
+          <w:szCs w:val="20"/>
+        </w:rPr>
+        <w:t>argZipCountyEnrichmentCollectionName</w:t>
+      </w:r>
+      <w:r>
+        <w:t xml:space="preserve"> are empty throw an exception with an appropriate error message. Handle other unexpected fatal issues by throwing an exception with an appropriate message. </w:t>
+      </w:r>
+    </w:p>
+    <w:p>
+      <w:pPr>
+        <w:pStyle w:val="ListParagraph"/>
+        <w:numPr>
+          <w:ilvl w:val="0"/>
+          <w:numId w:val="26"/>
+        </w:numPr>
+      </w:pPr>
+      <w:r>
+        <w:t xml:space="preserve">Query the collection </w:t>
+      </w:r>
+      <w:proofErr w:type="spellStart"/>
+      <w:r>
+        <w:t>associaterd</w:t>
+      </w:r>
+      <w:proofErr w:type="spellEnd"/>
+      <w:r>
+        <w:t xml:space="preserve"> with </w:t>
+      </w:r>
+      <w:r>
+        <w:t>argZipCountyEnrichmentCollectionName</w:t>
+      </w:r>
+      <w:r>
+        <w:t xml:space="preserve"> and get the complete unique set of zip codes and put each </w:t>
+      </w:r>
+      <w:proofErr w:type="spellStart"/>
+      <w:r>
+        <w:t>zipcode</w:t>
+      </w:r>
+      <w:proofErr w:type="spellEnd"/>
+      <w:r>
+        <w:t xml:space="preserve"> ordered </w:t>
+      </w:r>
+      <w:proofErr w:type="spellStart"/>
+      <w:r>
+        <w:t>assending</w:t>
+      </w:r>
+      <w:proofErr w:type="spellEnd"/>
+      <w:r>
+        <w:t xml:space="preserve"> </w:t>
+      </w:r>
+      <w:r>
+        <w:lastRenderedPageBreak/>
+        <w:t xml:space="preserve">as a member of a </w:t>
+      </w:r>
+      <w:r>
+        <w:t>container</w:t>
+      </w:r>
+      <w:r>
+        <w:t xml:space="preserve"> that will be a class variable. </w:t>
+      </w:r>
+      <w:r>
+        <w:t xml:space="preserve">Pick the best possible container type based on the specification below. </w:t>
+      </w:r>
+    </w:p>
+    <w:p>
+      <w:pPr>
+        <w:pStyle w:val="ListParagraph"/>
+        <w:numPr>
+          <w:ilvl w:val="0"/>
+          <w:numId w:val="26"/>
+        </w:numPr>
+      </w:pPr>
+      <w:r>
+        <w:t xml:space="preserve">Create a class Variable of type String, </w:t>
+      </w:r>
+      <w:proofErr w:type="spellStart"/>
+      <w:r>
+        <w:t>namedNextZipCode</w:t>
+      </w:r>
+      <w:proofErr w:type="spellEnd"/>
+      <w:r>
+        <w:t xml:space="preserve">, put the first member of the list’s value as the value of this variable. </w:t>
+      </w:r>
+    </w:p>
+    <w:p>
+      <w:pPr>
+        <w:pStyle w:val="Heading4"/>
+      </w:pPr>
+      <w:r>
+        <w:t>Class’s behavior:</w:t>
+      </w:r>
+    </w:p>
+    <w:p>
+      <w:pPr>
+        <w:pStyle w:val="ListParagraph"/>
+        <w:numPr>
+          <w:ilvl w:val="0"/>
+          <w:numId w:val="27"/>
+        </w:numPr>
+      </w:pPr>
+      <w:r>
+        <w:t>Function</w:t>
+      </w:r>
+    </w:p>
+    <w:p>
+      <w:pPr>
+        <w:pStyle w:val="ListParagraph"/>
+        <w:numPr>
+          <w:ilvl w:val="1"/>
+          <w:numId w:val="27"/>
+        </w:numPr>
+      </w:pPr>
+      <w:r>
+        <w:t xml:space="preserve">Name: </w:t>
+      </w:r>
+      <w:proofErr w:type="spellStart"/>
+      <w:r>
+        <w:t>GetProvidersByZip</w:t>
+      </w:r>
+      <w:proofErr w:type="spellEnd"/>
+      <w:r>
+        <w:t xml:space="preserve"> </w:t>
+      </w:r>
+    </w:p>
+    <w:p>
+      <w:pPr>
+        <w:pStyle w:val="ListParagraph"/>
+        <w:numPr>
+          <w:ilvl w:val="1"/>
+          <w:numId w:val="27"/>
+        </w:numPr>
+      </w:pPr>
+      <w:proofErr w:type="spellStart"/>
+      <w:r>
+        <w:t>Agument</w:t>
+      </w:r>
+      <w:proofErr w:type="spellEnd"/>
+      <w:r>
+        <w:t xml:space="preserve"> ‘</w:t>
+      </w:r>
+      <w:proofErr w:type="spellStart"/>
+      <w:r>
+        <w:t>ArgZip</w:t>
+      </w:r>
+      <w:proofErr w:type="spellEnd"/>
+      <w:r>
+        <w:t xml:space="preserve">’ String </w:t>
+      </w:r>
+    </w:p>
+    <w:p>
+      <w:pPr>
+        <w:pStyle w:val="ListParagraph"/>
+        <w:numPr>
+          <w:ilvl w:val="1"/>
+          <w:numId w:val="27"/>
+        </w:numPr>
+      </w:pPr>
+      <w:proofErr w:type="gramStart"/>
+      <w:r>
+        <w:t>Returns</w:t>
+      </w:r>
+      <w:proofErr w:type="gramEnd"/>
+      <w:r>
+        <w:t xml:space="preserve"> a set of provider records </w:t>
+      </w:r>
+    </w:p>
+    <w:p>
+      <w:pPr>
+        <w:pStyle w:val="ListParagraph"/>
+        <w:numPr>
+          <w:ilvl w:val="1"/>
+          <w:numId w:val="27"/>
+        </w:numPr>
+      </w:pPr>
+      <w:r>
+        <w:t>Behavior</w:t>
+      </w:r>
+    </w:p>
+    <w:p>
+      <w:pPr>
+        <w:pStyle w:val="ListParagraph"/>
+        <w:numPr>
+          <w:ilvl w:val="2"/>
+          <w:numId w:val="27"/>
+        </w:numPr>
+      </w:pPr>
+      <w:proofErr w:type="gramStart"/>
+      <w:r>
+        <w:t>Get’s</w:t>
+      </w:r>
+      <w:proofErr w:type="gramEnd"/>
+      <w:r>
+        <w:t xml:space="preserve"> the value of </w:t>
+      </w:r>
+      <w:r>
+        <w:t>‘</w:t>
+      </w:r>
+      <w:proofErr w:type="spellStart"/>
+      <w:r>
+        <w:t>NextZipCode</w:t>
+      </w:r>
+      <w:proofErr w:type="spellEnd"/>
+      <w:r>
+        <w:t>’</w:t>
+      </w:r>
+    </w:p>
+    <w:p>
+      <w:pPr>
+        <w:pStyle w:val="ListParagraph"/>
+        <w:numPr>
+          <w:ilvl w:val="3"/>
+          <w:numId w:val="27"/>
+        </w:numPr>
+      </w:pPr>
+      <w:proofErr w:type="gramStart"/>
+      <w:r>
+        <w:t>Replaces</w:t>
+      </w:r>
+      <w:proofErr w:type="gramEnd"/>
+      <w:r>
+        <w:t xml:space="preserve"> it with the next zip code after the one it just got. </w:t>
+      </w:r>
+    </w:p>
+    <w:p>
+      <w:pPr>
+        <w:pStyle w:val="ListParagraph"/>
+        <w:numPr>
+          <w:ilvl w:val="3"/>
+          <w:numId w:val="27"/>
+        </w:numPr>
+      </w:pPr>
+      <w:r>
+        <w:t>Uses the ‘</w:t>
+      </w:r>
+      <w:proofErr w:type="spellStart"/>
+      <w:r>
+        <w:t>NextZipCode</w:t>
+      </w:r>
+      <w:proofErr w:type="spellEnd"/>
+      <w:r>
+        <w:t xml:space="preserve"> </w:t>
+      </w:r>
+      <w:r>
+        <w:t>value</w:t>
+      </w:r>
+      <w:r>
+        <w:t xml:space="preserve"> collected to get all the provider records associated with that zip code. </w:t>
+      </w:r>
+      <w:r>
+        <w:t xml:space="preserve">Use the business rules associated with the Provider object to find the correct records. </w:t>
+      </w:r>
+    </w:p>
+    <w:p>
+      <w:pPr>
+        <w:pStyle w:val="ListParagraph"/>
+        <w:numPr>
+          <w:ilvl w:val="3"/>
+          <w:numId w:val="27"/>
+        </w:numPr>
+      </w:pPr>
+      <w:r>
+        <w:t>Returns the container of Provider records to the user. These are ‘copies of the records, and not pointers to the records in the data base’</w:t>
+      </w:r>
+    </w:p>
+    <w:p>
+      <w:pPr>
+        <w:pStyle w:val="ListParagraph"/>
+        <w:numPr>
+          <w:ilvl w:val="3"/>
+          <w:numId w:val="27"/>
+        </w:numPr>
+      </w:pPr>
+      <w:r>
+        <w:t xml:space="preserve">This shall only be used as a stack variable and must therefore be thread safe. </w:t>
+      </w:r>
+    </w:p>
+    <w:p>
+      <w:pPr>
+        <w:pStyle w:val="ListParagraph"/>
+        <w:numPr>
+          <w:ilvl w:val="1"/>
+          <w:numId w:val="27"/>
+        </w:numPr>
+      </w:pPr>
+      <w:r>
+        <w:t>Function</w:t>
+      </w:r>
+    </w:p>
+    <w:p>
+      <w:pPr>
+        <w:pStyle w:val="ListParagraph"/>
+        <w:numPr>
+          <w:ilvl w:val="2"/>
+          <w:numId w:val="27"/>
+        </w:numPr>
+      </w:pPr>
+      <w:r>
+        <w:t xml:space="preserve">Function Name: </w:t>
+      </w:r>
+      <w:proofErr w:type="spellStart"/>
+      <w:r>
+        <w:t>Get</w:t>
+      </w:r>
+      <w:r>
+        <w:t>CountyZipEnriched_GDP</w:t>
+      </w:r>
+      <w:r>
+        <w:t>Records</w:t>
+      </w:r>
+      <w:proofErr w:type="spellEnd"/>
+    </w:p>
+    <w:p>
+      <w:pPr>
+        <w:pStyle w:val="ListParagraph"/>
+        <w:numPr>
+          <w:ilvl w:val="2"/>
+          <w:numId w:val="27"/>
+        </w:numPr>
+      </w:pPr>
+      <w:r>
+        <w:t xml:space="preserve">Returns a container of </w:t>
+      </w:r>
+      <w:proofErr w:type="spellStart"/>
+      <w:r>
+        <w:t>CountyZipEnriched_GDP</w:t>
+      </w:r>
+      <w:r>
+        <w:t>Records</w:t>
+      </w:r>
+      <w:proofErr w:type="spellEnd"/>
+    </w:p>
+    <w:p>
+      <w:pPr>
+        <w:pStyle w:val="ListParagraph"/>
+        <w:numPr>
+          <w:ilvl w:val="2"/>
+          <w:numId w:val="27"/>
+        </w:numPr>
+      </w:pPr>
+      <w:r>
+        <w:t xml:space="preserve">Argument: </w:t>
+      </w:r>
+      <w:proofErr w:type="spellStart"/>
+      <w:r>
+        <w:t>argZipCode</w:t>
+      </w:r>
+      <w:proofErr w:type="spellEnd"/>
+      <w:r>
+        <w:t xml:space="preserve">, the zip code to use for a match. </w:t>
+      </w:r>
+    </w:p>
+    <w:p>
+      <w:pPr>
+        <w:pStyle w:val="ListParagraph"/>
+        <w:numPr>
+          <w:ilvl w:val="2"/>
+          <w:numId w:val="27"/>
+        </w:numPr>
+      </w:pPr>
+      <w:r>
+        <w:t>Behavior</w:t>
+      </w:r>
+    </w:p>
+    <w:p>
+      <w:pPr>
+        <w:pStyle w:val="ListParagraph"/>
+        <w:numPr>
+          <w:ilvl w:val="3"/>
+          <w:numId w:val="27"/>
+        </w:numPr>
+      </w:pPr>
+      <w:proofErr w:type="gramStart"/>
+      <w:r>
+        <w:t>Callers of this</w:t>
+      </w:r>
+      <w:proofErr w:type="gramEnd"/>
+      <w:r>
+        <w:t xml:space="preserve"> should call this before the function </w:t>
+      </w:r>
+      <w:proofErr w:type="spellStart"/>
+      <w:r>
+        <w:t>getProvidersByZip</w:t>
+      </w:r>
+      <w:proofErr w:type="spellEnd"/>
+      <w:r>
+        <w:t xml:space="preserve"> is called so that they use the same zip as that function returns. That function advances the pointer to the right zip. </w:t>
+      </w:r>
+    </w:p>
+    <w:p>
+      <w:pPr>
+        <w:pStyle w:val="ListParagraph"/>
+        <w:numPr>
+          <w:ilvl w:val="3"/>
+          <w:numId w:val="27"/>
+        </w:numPr>
+      </w:pPr>
+      <w:r>
+        <w:t xml:space="preserve">Gets </w:t>
+      </w:r>
+      <w:proofErr w:type="gramStart"/>
+      <w:r>
+        <w:t>all of</w:t>
+      </w:r>
+      <w:proofErr w:type="gramEnd"/>
+      <w:r>
+        <w:t xml:space="preserve"> the </w:t>
+      </w:r>
+      <w:proofErr w:type="spellStart"/>
+      <w:r>
+        <w:t>Get</w:t>
+      </w:r>
+      <w:r>
+        <w:t>CountyZipEnriched_GDP</w:t>
+      </w:r>
+      <w:proofErr w:type="spellEnd"/>
+      <w:r>
+        <w:t xml:space="preserve"> </w:t>
+      </w:r>
+      <w:r>
+        <w:t xml:space="preserve">records with the zip code used in the argument. </w:t>
+      </w:r>
+    </w:p>
+    <w:p>
+      <w:pPr>
+        <w:pStyle w:val="ListParagraph"/>
+        <w:numPr>
+          <w:ilvl w:val="1"/>
+          <w:numId w:val="27"/>
+        </w:numPr>
+      </w:pPr>
+      <w:r>
+        <w:t>Function:</w:t>
+      </w:r>
+    </w:p>
+    <w:p>
+      <w:pPr>
+        <w:pStyle w:val="ListParagraph"/>
+        <w:numPr>
+          <w:ilvl w:val="2"/>
+          <w:numId w:val="27"/>
+        </w:numPr>
+      </w:pPr>
+      <w:r>
+        <w:t xml:space="preserve">Function Name </w:t>
+      </w:r>
+      <w:proofErr w:type="spellStart"/>
+      <w:r>
+        <w:t>Process</w:t>
+      </w:r>
+      <w:r>
+        <w:t>ProviderRecord</w:t>
+      </w:r>
+      <w:proofErr w:type="spellEnd"/>
+    </w:p>
+    <w:p>
+      <w:pPr>
+        <w:pStyle w:val="ListParagraph"/>
+        <w:numPr>
+          <w:ilvl w:val="2"/>
+          <w:numId w:val="27"/>
+        </w:numPr>
+      </w:pPr>
+      <w:r>
+        <w:t xml:space="preserve">Returns true or throws an </w:t>
+      </w:r>
+      <w:proofErr w:type="spellStart"/>
+      <w:r>
+        <w:t>exccption</w:t>
+      </w:r>
+      <w:proofErr w:type="spellEnd"/>
+      <w:r>
+        <w:t xml:space="preserve">. </w:t>
+      </w:r>
+    </w:p>
+    <w:p>
+      <w:pPr>
+        <w:pStyle w:val="ListParagraph"/>
+        <w:numPr>
+          <w:ilvl w:val="2"/>
+          <w:numId w:val="27"/>
+        </w:numPr>
+      </w:pPr>
+      <w:r>
+        <w:t>Function arguments:</w:t>
+      </w:r>
+    </w:p>
+    <w:p>
+      <w:pPr>
+        <w:pStyle w:val="ListParagraph"/>
+        <w:numPr>
+          <w:ilvl w:val="3"/>
+          <w:numId w:val="27"/>
+        </w:numPr>
+      </w:pPr>
+      <w:proofErr w:type="spellStart"/>
+      <w:r>
+        <w:t>ArgProviderRecord</w:t>
+      </w:r>
+      <w:proofErr w:type="spellEnd"/>
+      <w:r>
+        <w:t>. This is the JSON String that represents a provider record.</w:t>
+      </w:r>
+      <w:r>
+        <w:t xml:space="preserve"> </w:t>
+      </w:r>
+    </w:p>
+    <w:p>
+      <w:pPr>
+        <w:pStyle w:val="ListParagraph"/>
+        <w:numPr>
+          <w:ilvl w:val="1"/>
+          <w:numId w:val="27"/>
+        </w:numPr>
+      </w:pPr>
+      <w:proofErr w:type="spellStart"/>
+      <w:r>
+        <w:lastRenderedPageBreak/>
+        <w:t>Arg</w:t>
+      </w:r>
+      <w:r>
+        <w:t>CountyZipEnriched_GDP</w:t>
+      </w:r>
+      <w:r>
+        <w:t>Records</w:t>
+      </w:r>
+      <w:proofErr w:type="spellEnd"/>
+      <w:r>
+        <w:t xml:space="preserve">. This is a pointer to all </w:t>
+      </w:r>
+      <w:proofErr w:type="spellStart"/>
+      <w:r>
+        <w:t>CountyZipEnriched_GDP</w:t>
+      </w:r>
+      <w:r>
+        <w:t>record</w:t>
+      </w:r>
+      <w:r>
+        <w:t>s</w:t>
+      </w:r>
+      <w:proofErr w:type="spellEnd"/>
+      <w:r>
+        <w:t xml:space="preserve"> that match the zip of the provider. </w:t>
+      </w:r>
+    </w:p>
+    <w:p>
+      <w:pPr>
+        <w:pStyle w:val="ListParagraph"/>
+        <w:numPr>
+          <w:ilvl w:val="1"/>
+          <w:numId w:val="27"/>
+        </w:numPr>
+      </w:pPr>
+      <w:r>
+        <w:t>Function Behavior</w:t>
+      </w:r>
+    </w:p>
+    <w:p>
+      <w:pPr>
+        <w:pStyle w:val="ListParagraph"/>
+        <w:numPr>
+          <w:ilvl w:val="2"/>
+          <w:numId w:val="27"/>
+        </w:numPr>
+      </w:pPr>
+      <w:r>
+        <w:t xml:space="preserve">For the </w:t>
+      </w:r>
+      <w:proofErr w:type="spellStart"/>
+      <w:r>
+        <w:t>ProviderRecord</w:t>
+      </w:r>
+      <w:proofErr w:type="spellEnd"/>
+      <w:r>
+        <w:t xml:space="preserve"> create an </w:t>
+      </w:r>
+      <w:proofErr w:type="spellStart"/>
+      <w:r>
+        <w:t>EnrichedProvide</w:t>
+      </w:r>
+      <w:r>
+        <w:t>r</w:t>
+      </w:r>
+      <w:proofErr w:type="spellEnd"/>
+      <w:r>
+        <w:t xml:space="preserve"> record. If the record exists throw an </w:t>
+      </w:r>
+      <w:proofErr w:type="spellStart"/>
+      <w:r>
+        <w:t>exeption</w:t>
+      </w:r>
+      <w:proofErr w:type="spellEnd"/>
+      <w:r>
+        <w:t xml:space="preserve">.  </w:t>
+      </w:r>
+    </w:p>
+    <w:p>
+      <w:pPr>
+        <w:pStyle w:val="ListParagraph"/>
+        <w:numPr>
+          <w:ilvl w:val="2"/>
+          <w:numId w:val="27"/>
+        </w:numPr>
+      </w:pPr>
+      <w:r>
+        <w:t>The record will be e</w:t>
+      </w:r>
+      <w:r>
+        <w:t>nriched</w:t>
+      </w:r>
+      <w:r>
+        <w:t xml:space="preserve"> by adding the following information</w:t>
+      </w:r>
+      <w:r>
+        <w:t xml:space="preserve"> embedded in a new first level provider Attribute named </w:t>
+      </w:r>
+      <w:proofErr w:type="spellStart"/>
+      <w:r>
+        <w:t>CountyInfo</w:t>
+      </w:r>
+      <w:proofErr w:type="spellEnd"/>
+      <w:r>
+        <w:t xml:space="preserve"> with the fields:</w:t>
+      </w:r>
+    </w:p>
+    <w:p>
+      <w:pPr>
+        <w:pStyle w:val="ListParagraph"/>
+        <w:numPr>
+          <w:ilvl w:val="3"/>
+          <w:numId w:val="27"/>
+        </w:numPr>
+        <w:rPr>
+          <w:rFonts w:ascii="Courier New" w:hAnsi="Courier New" w:cs="Courier New"/>
+          <w:sz w:val="16"/>
+          <w:szCs w:val="16"/>
+        </w:rPr>
+      </w:pPr>
+      <w:r>
+        <w:rPr>
+          <w:rFonts w:ascii="Courier New" w:hAnsi="Courier New" w:cs="Courier New"/>
+          <w:sz w:val="16"/>
+          <w:szCs w:val="16"/>
+        </w:rPr>
+        <w:t>“</w:t>
+      </w:r>
+      <w:proofErr w:type="spellStart"/>
+      <w:r>
+        <w:rPr>
+          <w:rFonts w:ascii="Courier New" w:hAnsi="Courier New" w:cs="Courier New"/>
+          <w:sz w:val="16"/>
+          <w:szCs w:val="16"/>
+        </w:rPr>
+        <w:t>countyFips</w:t>
+      </w:r>
+      <w:proofErr w:type="spellEnd"/>
+      <w:r>
+        <w:rPr>
+          <w:rFonts w:ascii="Courier New" w:hAnsi="Courier New" w:cs="Courier New"/>
+          <w:sz w:val="16"/>
+          <w:szCs w:val="16"/>
+        </w:rPr>
+        <w:t>"</w:t>
+      </w:r>
+    </w:p>
+    <w:p>
+      <w:pPr>
+        <w:pStyle w:val="ListParagraph"/>
+        <w:numPr>
+          <w:ilvl w:val="3"/>
+          <w:numId w:val="27"/>
+        </w:numPr>
+        <w:rPr>
+          <w:rFonts w:ascii="Courier New" w:hAnsi="Courier New" w:cs="Courier New"/>
+          <w:sz w:val="16"/>
+          <w:szCs w:val="16"/>
+        </w:rPr>
+      </w:pPr>
+      <w:r>
+        <w:rPr>
+          <w:rFonts w:ascii="Courier New" w:hAnsi="Courier New" w:cs="Courier New"/>
+          <w:sz w:val="16"/>
+          <w:szCs w:val="16"/>
+        </w:rPr>
+        <w:t xml:space="preserve"> "</w:t>
+      </w:r>
+      <w:proofErr w:type="spellStart"/>
+      <w:r>
+        <w:rPr>
+          <w:rFonts w:ascii="Courier New" w:hAnsi="Courier New" w:cs="Courier New"/>
+          <w:sz w:val="16"/>
+          <w:szCs w:val="16"/>
+        </w:rPr>
+        <w:t>countyName</w:t>
+      </w:r>
+      <w:proofErr w:type="spellEnd"/>
+      <w:r>
+        <w:rPr>
+          <w:rFonts w:ascii="Courier New" w:hAnsi="Courier New" w:cs="Courier New"/>
+          <w:sz w:val="16"/>
+          <w:szCs w:val="16"/>
+        </w:rPr>
+        <w:t xml:space="preserve">" </w:t>
+      </w:r>
+    </w:p>
+    <w:p>
+      <w:pPr>
+        <w:pStyle w:val="ListParagraph"/>
+        <w:numPr>
+          <w:ilvl w:val="3"/>
+          <w:numId w:val="27"/>
+        </w:numPr>
+        <w:rPr>
+          <w:rFonts w:ascii="Courier New" w:hAnsi="Courier New" w:cs="Courier New"/>
+          <w:sz w:val="16"/>
+          <w:szCs w:val="16"/>
+        </w:rPr>
+      </w:pPr>
+      <w:r>
+        <w:rPr>
+          <w:rFonts w:ascii="Courier New" w:hAnsi="Courier New" w:cs="Courier New"/>
+          <w:sz w:val="16"/>
+          <w:szCs w:val="16"/>
+        </w:rPr>
+        <w:t xml:space="preserve"> "</w:t>
+      </w:r>
+      <w:proofErr w:type="spellStart"/>
+      <w:r>
+        <w:rPr>
+          <w:rFonts w:ascii="Courier New" w:hAnsi="Courier New" w:cs="Courier New"/>
+          <w:sz w:val="16"/>
+          <w:szCs w:val="16"/>
+        </w:rPr>
+        <w:t>mainCity</w:t>
+      </w:r>
+      <w:proofErr w:type="spellEnd"/>
+      <w:r>
+        <w:rPr>
+          <w:rFonts w:ascii="Courier New" w:hAnsi="Courier New" w:cs="Courier New"/>
+          <w:sz w:val="16"/>
+          <w:szCs w:val="16"/>
+        </w:rPr>
+        <w:t>"</w:t>
+      </w:r>
+    </w:p>
+    <w:p>
+      <w:pPr>
+        <w:pStyle w:val="ListParagraph"/>
+        <w:numPr>
+          <w:ilvl w:val="3"/>
+          <w:numId w:val="27"/>
+        </w:numPr>
+        <w:rPr>
+          <w:rFonts w:ascii="Courier New" w:hAnsi="Courier New" w:cs="Courier New"/>
+          <w:sz w:val="12"/>
+          <w:szCs w:val="12"/>
+        </w:rPr>
+      </w:pPr>
+      <w:r>
+        <w:rPr>
+          <w:rFonts w:ascii="Courier New" w:hAnsi="Courier New" w:cs="Courier New"/>
+          <w:sz w:val="16"/>
+          <w:szCs w:val="16"/>
+        </w:rPr>
+        <w:t xml:space="preserve"> "</w:t>
+      </w:r>
+      <w:proofErr w:type="spellStart"/>
+      <w:r>
+        <w:rPr>
+          <w:rFonts w:ascii="Courier New" w:hAnsi="Courier New" w:cs="Courier New"/>
+          <w:sz w:val="16"/>
+          <w:szCs w:val="16"/>
+        </w:rPr>
+        <w:t>percentOfZipInCounty</w:t>
+      </w:r>
+      <w:proofErr w:type="spellEnd"/>
+      <w:r>
+        <w:rPr>
+          <w:rFonts w:ascii="Courier New" w:hAnsi="Courier New" w:cs="Courier New"/>
+          <w:sz w:val="12"/>
+          <w:szCs w:val="12"/>
+        </w:rPr>
+        <w:t>"</w:t>
+      </w:r>
+    </w:p>
+    <w:p>
+      <w:pPr>
+        <w:pStyle w:val="ListParagraph"/>
+        <w:numPr>
+          <w:ilvl w:val="3"/>
+          <w:numId w:val="27"/>
+        </w:numPr>
+        <w:rPr>
+          <w:rFonts w:ascii="Courier New" w:hAnsi="Courier New" w:cs="Courier New"/>
+          <w:sz w:val="16"/>
+          <w:szCs w:val="16"/>
+        </w:rPr>
+      </w:pPr>
+      <w:r>
+        <w:rPr>
+          <w:rFonts w:ascii="Courier New" w:hAnsi="Courier New" w:cs="Courier New"/>
+          <w:sz w:val="16"/>
+          <w:szCs w:val="16"/>
+        </w:rPr>
+        <w:t xml:space="preserve"> "realGDP2023"</w:t>
+      </w:r>
+    </w:p>
+    <w:p>
+      <w:pPr>
+        <w:pStyle w:val="ListParagraph"/>
+        <w:numPr>
+          <w:ilvl w:val="3"/>
+          <w:numId w:val="27"/>
+        </w:numPr>
+        <w:rPr>
+          <w:rFonts w:ascii="Courier New" w:hAnsi="Courier New" w:cs="Courier New"/>
+          <w:sz w:val="16"/>
+          <w:szCs w:val="16"/>
+        </w:rPr>
+      </w:pPr>
+      <w:r>
+        <w:rPr>
+          <w:rFonts w:ascii="Courier New" w:hAnsi="Courier New" w:cs="Courier New"/>
+          <w:sz w:val="16"/>
+          <w:szCs w:val="16"/>
+        </w:rPr>
+        <w:t xml:space="preserve"> "gdpRankInState2023"</w:t>
+      </w:r>
+    </w:p>
+    <w:p>
+      <w:pPr>
+        <w:pStyle w:val="ListParagraph"/>
+        <w:numPr>
+          <w:ilvl w:val="3"/>
+          <w:numId w:val="27"/>
+        </w:numPr>
+        <w:rPr>
+          <w:rFonts w:ascii="Courier New" w:hAnsi="Courier New" w:cs="Courier New"/>
+          <w:sz w:val="16"/>
+          <w:szCs w:val="16"/>
+        </w:rPr>
+      </w:pPr>
+      <w:r>
+        <w:rPr>
+          <w:rFonts w:ascii="Courier New" w:hAnsi="Courier New" w:cs="Courier New"/>
+          <w:sz w:val="16"/>
+          <w:szCs w:val="16"/>
+        </w:rPr>
+        <w:t xml:space="preserve"> "percentChange2023"</w:t>
+      </w:r>
+    </w:p>
+    <w:p>
+      <w:pPr>
+        <w:pStyle w:val="ListParagraph"/>
+        <w:numPr>
+          <w:ilvl w:val="3"/>
+          <w:numId w:val="27"/>
+        </w:numPr>
+        <w:rPr>
+          <w:rFonts w:ascii="Courier New" w:hAnsi="Courier New" w:cs="Courier New"/>
+          <w:sz w:val="16"/>
+          <w:szCs w:val="16"/>
+        </w:rPr>
+      </w:pPr>
+      <w:r>
+        <w:rPr>
+          <w:rFonts w:ascii="Courier New" w:hAnsi="Courier New" w:cs="Courier New"/>
+          <w:sz w:val="16"/>
+          <w:szCs w:val="16"/>
+        </w:rPr>
+        <w:t xml:space="preserve"> "percentChangeRankInState2023"</w:t>
+      </w:r>
+    </w:p>
+    <w:p>
+      <w:pPr>
+        <w:pStyle w:val="ListParagraph"/>
+        <w:numPr>
+          <w:ilvl w:val="2"/>
+          <w:numId w:val="27"/>
+        </w:numPr>
+      </w:pPr>
+      <w:r>
+        <w:t xml:space="preserve">These fields in the enriched record shall be faithful copies of the values in the </w:t>
+      </w:r>
+      <w:proofErr w:type="spellStart"/>
+      <w:r>
+        <w:t>GetCountyZipEnriched_GDP</w:t>
+      </w:r>
+      <w:proofErr w:type="spellEnd"/>
+      <w:r>
+        <w:t xml:space="preserve"> record that has over 99% </w:t>
+      </w:r>
+      <w:proofErr w:type="spellStart"/>
+      <w:r>
+        <w:rPr>
+          <w:rFonts w:ascii="Courier New" w:hAnsi="Courier New" w:cs="Courier New"/>
+          <w:sz w:val="16"/>
+          <w:szCs w:val="16"/>
+        </w:rPr>
+        <w:t>percentOfZipInCounty</w:t>
+      </w:r>
+      <w:proofErr w:type="spellEnd"/>
+      <w:r>
+        <w:rPr>
+          <w:rFonts w:ascii="Courier New" w:hAnsi="Courier New" w:cs="Courier New"/>
+          <w:sz w:val="16"/>
+          <w:szCs w:val="16"/>
+        </w:rPr>
+        <w:t xml:space="preserve">. </w:t>
+      </w:r>
+    </w:p>
+    <w:p>
+      <w:pPr>
+        <w:pStyle w:val="ListParagraph"/>
+        <w:numPr>
+          <w:ilvl w:val="2"/>
+          <w:numId w:val="27"/>
+        </w:numPr>
+      </w:pPr>
+      <w:r>
+        <w:t xml:space="preserve">If no </w:t>
+      </w:r>
+      <w:proofErr w:type="spellStart"/>
+      <w:r>
+        <w:t>GetCountyZipEnriched_GDP</w:t>
+      </w:r>
+      <w:r>
+        <w:t>.</w:t>
+      </w:r>
+      <w:r>
+        <w:rPr>
+          <w:rFonts w:ascii="Courier New" w:hAnsi="Courier New" w:cs="Courier New"/>
+          <w:sz w:val="16"/>
+          <w:szCs w:val="16"/>
+        </w:rPr>
+        <w:t>percentOfZipInCounty</w:t>
+      </w:r>
+      <w:proofErr w:type="spellEnd"/>
+      <w:r>
+        <w:rPr>
+          <w:rFonts w:ascii="Courier New" w:hAnsi="Courier New" w:cs="Courier New"/>
+          <w:sz w:val="16"/>
+          <w:szCs w:val="16"/>
+        </w:rPr>
+        <w:t xml:space="preserve"> is greater than 90% the object </w:t>
+      </w:r>
+      <w:proofErr w:type="spellStart"/>
+      <w:r>
+        <w:rPr>
+          <w:rFonts w:ascii="Courier New" w:hAnsi="Courier New" w:cs="Courier New"/>
+          <w:sz w:val="16"/>
+          <w:szCs w:val="16"/>
+        </w:rPr>
+        <w:t>CountyInfo</w:t>
+      </w:r>
+      <w:proofErr w:type="spellEnd"/>
+      <w:r>
+        <w:rPr>
+          <w:rFonts w:ascii="Courier New" w:hAnsi="Courier New" w:cs="Courier New"/>
+          <w:sz w:val="16"/>
+          <w:szCs w:val="16"/>
+        </w:rPr>
+        <w:t xml:space="preserve"> should be set to null. </w:t>
+      </w:r>
+    </w:p>
+    <w:p>
+      <w:pPr>
+        <w:pStyle w:val="ListParagraph"/>
+        <w:numPr>
+          <w:ilvl w:val="1"/>
+          <w:numId w:val="27"/>
+        </w:numPr>
+      </w:pPr>
+      <w:r>
+        <w:t>Function</w:t>
+      </w:r>
+    </w:p>
+    <w:p>
+      <w:pPr>
+        <w:pStyle w:val="ListParagraph"/>
+        <w:numPr>
+          <w:ilvl w:val="2"/>
+          <w:numId w:val="27"/>
+        </w:numPr>
+      </w:pPr>
+      <w:r>
+        <w:t xml:space="preserve">Function Name: </w:t>
+      </w:r>
+      <w:proofErr w:type="spellStart"/>
+      <w:r>
+        <w:t>ProcessAllRecords</w:t>
+      </w:r>
+      <w:proofErr w:type="spellEnd"/>
+    </w:p>
+    <w:p>
+      <w:pPr>
+        <w:pStyle w:val="ListParagraph"/>
+        <w:numPr>
+          <w:ilvl w:val="2"/>
+          <w:numId w:val="27"/>
+        </w:numPr>
+      </w:pPr>
+      <w:r>
+        <w:t>Function Arguments none.</w:t>
+      </w:r>
+    </w:p>
+    <w:p>
+      <w:pPr>
+        <w:pStyle w:val="ListParagraph"/>
+        <w:numPr>
+          <w:ilvl w:val="2"/>
+          <w:numId w:val="27"/>
+        </w:numPr>
+      </w:pPr>
+      <w:r>
+        <w:t xml:space="preserve">Function returns TRUE or throws exception. </w:t>
+      </w:r>
+    </w:p>
+    <w:p>
+      <w:pPr>
+        <w:pStyle w:val="ListParagraph"/>
+        <w:numPr>
+          <w:ilvl w:val="3"/>
+          <w:numId w:val="27"/>
+        </w:numPr>
+      </w:pPr>
+      <w:r>
+        <w:t xml:space="preserve">Exception should say how many records were processed and give a reason for the failure. Processed means were inserted into the target collection. </w:t>
+      </w:r>
+    </w:p>
+    <w:p>
+      <w:pPr>
+        <w:pStyle w:val="ListParagraph"/>
+        <w:numPr>
+          <w:ilvl w:val="2"/>
+          <w:numId w:val="27"/>
+        </w:numPr>
+      </w:pPr>
+      <w:r>
+        <w:t>Function behavior.</w:t>
+      </w:r>
+    </w:p>
+    <w:p>
+      <w:pPr>
+        <w:pStyle w:val="ListParagraph"/>
+        <w:numPr>
+          <w:ilvl w:val="3"/>
+          <w:numId w:val="27"/>
+        </w:numPr>
+      </w:pPr>
+      <w:r>
+        <w:t xml:space="preserve">This function should be optimized to be as efficient as possible. Batch transmissions to Mongo, Parallelism within the function so that as much work can be allocated to the database as possible. </w:t>
+      </w:r>
+    </w:p>
+    <w:p>
+      <w:pPr>
+        <w:pStyle w:val="ListParagraph"/>
+        <w:numPr>
+          <w:ilvl w:val="3"/>
+          <w:numId w:val="27"/>
+        </w:numPr>
+      </w:pPr>
+      <w:r>
+        <w:t xml:space="preserve">Sensitive to the limits of Mongo and therefore algorithmic doing retries as per best practices. </w:t>
+      </w:r>
+    </w:p>
+    <w:p>
+      <w:pPr>
+        <w:pStyle w:val="ListParagraph"/>
+        <w:numPr>
+          <w:ilvl w:val="2"/>
+          <w:numId w:val="27"/>
+        </w:numPr>
+      </w:pPr>
+      <w:r>
+        <w:t xml:space="preserve">Recommended, collect as many zip code provider records as can fit into a batch call to Mongo, and do that in parallel. But ensure that when there is a failure due to resource constraints from the server there are at least 4 retries before the call is abandoned. Stagger the retries as per best practices. </w:t>
+      </w:r>
     </w:p>
     <w:sectPr>
       <w:pgSz w:w="12240" w:h="15840"/>
@@ -7141,6 +10782,119 @@
 <file path=word/numbering.xml><?xml version="1.0" encoding="utf-8"?>
 <w:numbering xmlns:wpc="http://schemas.microsoft.com/office/word/2010/wordprocessingCanvas" xmlns:cx="http://schemas.microsoft.com/office/drawing/2014/chartex" xmlns:cx1="http://schemas.microsoft.com/office/drawing/2015/9/8/chartex" xmlns:cx2="http://schemas.microsoft.com/office/drawing/2015/10/21/chartex" xmlns:cx3="http://schemas.microsoft.com/office/drawing/2016/5/9/chartex" xmlns:cx4="http://schemas.microsoft.com/office/drawing/2016/5/10/chartex" xmlns:cx5="http://schemas.microsoft.com/office/drawing/2016/5/11/chartex" xmlns:cx6="http://schemas.microsoft.com/office/drawing/2016/5/12/chartex" xmlns:cx7="http://schemas.microsoft.com/office/drawing/2016/5/13/chartex" xmlns:cx8="http://schemas.microsoft.com/office/drawing/2016/5/14/chartex" xmlns:mc="http://schemas.openxmlformats.org/markup-compatibility/2006" xmlns:aink="http://schemas.microsoft.com/office/drawing/2016/ink" xmlns:am3d="http://schemas.microsoft.com/office/drawing/2017/model3d" xmlns:o="urn:schemas-microsoft-com:office:office" xmlns:oel="http://schemas.microsoft.com/office/2019/extlst" xmlns:r="http://schemas.openxmlformats.org/officeDocument/2006/relationships" xmlns:m="http://schemas.openxmlformats.org/officeDocument/2006/math" xmlns:v="urn:schemas-microsoft-com:vml" xmlns:wp14="http://schemas.microsoft.com/office/word/2010/wordprocessingDrawing" xmlns:wp="http://schemas.openxmlformats.org/drawingml/2006/wordprocessingDrawing" xmlns:w10="urn:schemas-microsoft-com:office:word" xmlns:w="http://schemas.openxmlformats.org/wordprocessingml/2006/main" xmlns:w14="http://schemas.microsoft.com/office/word/2010/wordml" xmlns:w15="http://schemas.microsoft.com/office/word/2012/wordml" xmlns:w16cex="http://schemas.microsoft.com/office/word/2018/wordml/cex" xmlns:w16cid="http://schemas.microsoft.com/office/word/2016/wordml/cid" xmlns:w16="http://schemas.microsoft.com/office/word/2018/wordml" xmlns:w16du="http://schemas.microsoft.com/office/word/2023/wordml/word16du" xmlns:w16sdtdh="http://schemas.microsoft.com/office/word/2020/wordml/sdtdatahash" xmlns:w16sdtfl="http://schemas.microsoft.com/office/word/2024/wordml/sdtformatlock" xmlns:w16se="http://schemas.microsoft.com/office/word/2015/wordml/symex" xmlns:wpg="http://schemas.microsoft.com/office/word/2010/wordprocessingGroup" xmlns:wpi="http://schemas.microsoft.com/office/word/2010/wordprocessingInk" xmlns:wne="http://schemas.microsoft.com/office/word/2006/wordml" xmlns:wps="http://schemas.microsoft.com/office/word/2010/wordprocessingShape" mc:Ignorable="w14 w15 w16se w16cid w16 w16cex w16sdtdh w16sdtfl w16du wp14">
   <w:abstractNum w:abstractNumId="0" w15:restartNumberingAfterBreak="0">
+    <w:nsid w:val="0A813487"/>
+    <w:multiLevelType w:val="hybridMultilevel"/>
+    <w:tmpl w:val="A042B30C"/>
+    <w:lvl w:ilvl="0" w:tplc="04090001">
+      <w:start w:val="1"/>
+      <w:numFmt w:val="bullet"/>
+      <w:lvlText w:val=""/>
+      <w:lvlJc w:val="left"/>
+      <w:pPr>
+        <w:ind w:left="720" w:hanging="360"/>
+      </w:pPr>
+      <w:rPr>
+        <w:rFonts w:ascii="Symbol" w:hAnsi="Symbol" w:hint="default"/>
+      </w:rPr>
+    </w:lvl>
+    <w:lvl w:ilvl="1" w:tplc="04090003" w:tentative="1">
+      <w:start w:val="1"/>
+      <w:numFmt w:val="bullet"/>
+      <w:lvlText w:val="o"/>
+      <w:lvlJc w:val="left"/>
+      <w:pPr>
+        <w:ind w:left="1440" w:hanging="360"/>
+      </w:pPr>
+      <w:rPr>
+        <w:rFonts w:ascii="Courier New" w:hAnsi="Courier New" w:cs="Courier New" w:hint="default"/>
+      </w:rPr>
+    </w:lvl>
+    <w:lvl w:ilvl="2" w:tplc="04090005" w:tentative="1">
+      <w:start w:val="1"/>
+      <w:numFmt w:val="bullet"/>
+      <w:lvlText w:val=""/>
+      <w:lvlJc w:val="left"/>
+      <w:pPr>
+        <w:ind w:left="2160" w:hanging="360"/>
+      </w:pPr>
+      <w:rPr>
+        <w:rFonts w:ascii="Wingdings" w:hAnsi="Wingdings" w:hint="default"/>
+      </w:rPr>
+    </w:lvl>
+    <w:lvl w:ilvl="3" w:tplc="04090001" w:tentative="1">
+      <w:start w:val="1"/>
+      <w:numFmt w:val="bullet"/>
+      <w:lvlText w:val=""/>
+      <w:lvlJc w:val="left"/>
+      <w:pPr>
+        <w:ind w:left="2880" w:hanging="360"/>
+      </w:pPr>
+      <w:rPr>
+        <w:rFonts w:ascii="Symbol" w:hAnsi="Symbol" w:hint="default"/>
+      </w:rPr>
+    </w:lvl>
+    <w:lvl w:ilvl="4" w:tplc="04090003" w:tentative="1">
+      <w:start w:val="1"/>
+      <w:numFmt w:val="bullet"/>
+      <w:lvlText w:val="o"/>
+      <w:lvlJc w:val="left"/>
+      <w:pPr>
+        <w:ind w:left="3600" w:hanging="360"/>
+      </w:pPr>
+      <w:rPr>
+        <w:rFonts w:ascii="Courier New" w:hAnsi="Courier New" w:cs="Courier New" w:hint="default"/>
+      </w:rPr>
+    </w:lvl>
+    <w:lvl w:ilvl="5" w:tplc="04090005" w:tentative="1">
+      <w:start w:val="1"/>
+      <w:numFmt w:val="bullet"/>
+      <w:lvlText w:val=""/>
+      <w:lvlJc w:val="left"/>
+      <w:pPr>
+        <w:ind w:left="4320" w:hanging="360"/>
+      </w:pPr>
+      <w:rPr>
+        <w:rFonts w:ascii="Wingdings" w:hAnsi="Wingdings" w:hint="default"/>
+      </w:rPr>
+    </w:lvl>
+    <w:lvl w:ilvl="6" w:tplc="04090001" w:tentative="1">
+      <w:start w:val="1"/>
+      <w:numFmt w:val="bullet"/>
+      <w:lvlText w:val=""/>
+      <w:lvlJc w:val="left"/>
+      <w:pPr>
+        <w:ind w:left="5040" w:hanging="360"/>
+      </w:pPr>
+      <w:rPr>
+        <w:rFonts w:ascii="Symbol" w:hAnsi="Symbol" w:hint="default"/>
+      </w:rPr>
+    </w:lvl>
+    <w:lvl w:ilvl="7" w:tplc="04090003" w:tentative="1">
+      <w:start w:val="1"/>
+      <w:numFmt w:val="bullet"/>
+      <w:lvlText w:val="o"/>
+      <w:lvlJc w:val="left"/>
+      <w:pPr>
+        <w:ind w:left="5760" w:hanging="360"/>
+      </w:pPr>
+      <w:rPr>
+        <w:rFonts w:ascii="Courier New" w:hAnsi="Courier New" w:cs="Courier New" w:hint="default"/>
+      </w:rPr>
+    </w:lvl>
+    <w:lvl w:ilvl="8" w:tplc="04090005" w:tentative="1">
+      <w:start w:val="1"/>
+      <w:numFmt w:val="bullet"/>
+      <w:lvlText w:val=""/>
+      <w:lvlJc w:val="left"/>
+      <w:pPr>
+        <w:ind w:left="6480" w:hanging="360"/>
+      </w:pPr>
+      <w:rPr>
+        <w:rFonts w:ascii="Wingdings" w:hAnsi="Wingdings" w:hint="default"/>
+      </w:rPr>
+    </w:lvl>
+  </w:abstractNum>
+  <w:abstractNum w:abstractNumId="1" w15:restartNumberingAfterBreak="0">
     <w:nsid w:val="11F524CD"/>
     <w:multiLevelType w:val="hybridMultilevel"/>
     <w:tmpl w:val="2E62CF84"/>
@@ -7253,7 +11007,7 @@
       </w:rPr>
     </w:lvl>
   </w:abstractNum>
-  <w:abstractNum w:abstractNumId="1" w15:restartNumberingAfterBreak="0">
+  <w:abstractNum w:abstractNumId="2" w15:restartNumberingAfterBreak="0">
     <w:nsid w:val="14F07280"/>
     <w:multiLevelType w:val="hybridMultilevel"/>
     <w:tmpl w:val="D2CA44DC"/>
@@ -7366,7 +11120,7 @@
       </w:rPr>
     </w:lvl>
   </w:abstractNum>
-  <w:abstractNum w:abstractNumId="2" w15:restartNumberingAfterBreak="0">
+  <w:abstractNum w:abstractNumId="3" w15:restartNumberingAfterBreak="0">
     <w:nsid w:val="17E60D3B"/>
     <w:multiLevelType w:val="hybridMultilevel"/>
     <w:tmpl w:val="61E2879C"/>
@@ -7479,7 +11233,7 @@
       </w:rPr>
     </w:lvl>
   </w:abstractNum>
-  <w:abstractNum w:abstractNumId="3" w15:restartNumberingAfterBreak="0">
+  <w:abstractNum w:abstractNumId="4" w15:restartNumberingAfterBreak="0">
     <w:nsid w:val="195930CC"/>
     <w:multiLevelType w:val="hybridMultilevel"/>
     <w:tmpl w:val="6C9ACE20"/>
@@ -7592,7 +11346,7 @@
       </w:rPr>
     </w:lvl>
   </w:abstractNum>
-  <w:abstractNum w:abstractNumId="4" w15:restartNumberingAfterBreak="0">
+  <w:abstractNum w:abstractNumId="5" w15:restartNumberingAfterBreak="0">
     <w:nsid w:val="198D7719"/>
     <w:multiLevelType w:val="hybridMultilevel"/>
     <w:tmpl w:val="B6323DDA"/>
@@ -7705,7 +11459,7 @@
       </w:rPr>
     </w:lvl>
   </w:abstractNum>
-  <w:abstractNum w:abstractNumId="5" w15:restartNumberingAfterBreak="0">
+  <w:abstractNum w:abstractNumId="6" w15:restartNumberingAfterBreak="0">
     <w:nsid w:val="19C24B32"/>
     <w:multiLevelType w:val="hybridMultilevel"/>
     <w:tmpl w:val="E6FAB460"/>
@@ -7818,7 +11572,7 @@
       </w:rPr>
     </w:lvl>
   </w:abstractNum>
-  <w:abstractNum w:abstractNumId="6" w15:restartNumberingAfterBreak="0">
+  <w:abstractNum w:abstractNumId="7" w15:restartNumberingAfterBreak="0">
     <w:nsid w:val="1AB83C4D"/>
     <w:multiLevelType w:val="hybridMultilevel"/>
     <w:tmpl w:val="4CAA9104"/>
@@ -7904,7 +11658,7 @@
       </w:pPr>
     </w:lvl>
   </w:abstractNum>
-  <w:abstractNum w:abstractNumId="7" w15:restartNumberingAfterBreak="0">
+  <w:abstractNum w:abstractNumId="8" w15:restartNumberingAfterBreak="0">
     <w:nsid w:val="2D7B007F"/>
     <w:multiLevelType w:val="hybridMultilevel"/>
     <w:tmpl w:val="8E04C004"/>
@@ -8017,7 +11771,7 @@
       </w:rPr>
     </w:lvl>
   </w:abstractNum>
-  <w:abstractNum w:abstractNumId="8" w15:restartNumberingAfterBreak="0">
+  <w:abstractNum w:abstractNumId="9" w15:restartNumberingAfterBreak="0">
     <w:nsid w:val="2D972F5B"/>
     <w:multiLevelType w:val="hybridMultilevel"/>
     <w:tmpl w:val="96A24D6A"/>
@@ -8130,7 +11884,120 @@
       </w:rPr>
     </w:lvl>
   </w:abstractNum>
-  <w:abstractNum w:abstractNumId="9" w15:restartNumberingAfterBreak="0">
+  <w:abstractNum w:abstractNumId="10" w15:restartNumberingAfterBreak="0">
+    <w:nsid w:val="2F1C10FF"/>
+    <w:multiLevelType w:val="hybridMultilevel"/>
+    <w:tmpl w:val="973A1186"/>
+    <w:lvl w:ilvl="0" w:tplc="04090001">
+      <w:start w:val="1"/>
+      <w:numFmt w:val="bullet"/>
+      <w:lvlText w:val=""/>
+      <w:lvlJc w:val="left"/>
+      <w:pPr>
+        <w:ind w:left="720" w:hanging="360"/>
+      </w:pPr>
+      <w:rPr>
+        <w:rFonts w:ascii="Symbol" w:hAnsi="Symbol" w:hint="default"/>
+      </w:rPr>
+    </w:lvl>
+    <w:lvl w:ilvl="1" w:tplc="04090003">
+      <w:start w:val="1"/>
+      <w:numFmt w:val="bullet"/>
+      <w:lvlText w:val="o"/>
+      <w:lvlJc w:val="left"/>
+      <w:pPr>
+        <w:ind w:left="1440" w:hanging="360"/>
+      </w:pPr>
+      <w:rPr>
+        <w:rFonts w:ascii="Courier New" w:hAnsi="Courier New" w:cs="Courier New" w:hint="default"/>
+      </w:rPr>
+    </w:lvl>
+    <w:lvl w:ilvl="2" w:tplc="04090005">
+      <w:start w:val="1"/>
+      <w:numFmt w:val="bullet"/>
+      <w:lvlText w:val=""/>
+      <w:lvlJc w:val="left"/>
+      <w:pPr>
+        <w:ind w:left="2160" w:hanging="360"/>
+      </w:pPr>
+      <w:rPr>
+        <w:rFonts w:ascii="Wingdings" w:hAnsi="Wingdings" w:hint="default"/>
+      </w:rPr>
+    </w:lvl>
+    <w:lvl w:ilvl="3" w:tplc="04090001">
+      <w:start w:val="1"/>
+      <w:numFmt w:val="bullet"/>
+      <w:lvlText w:val=""/>
+      <w:lvlJc w:val="left"/>
+      <w:pPr>
+        <w:ind w:left="2880" w:hanging="360"/>
+      </w:pPr>
+      <w:rPr>
+        <w:rFonts w:ascii="Symbol" w:hAnsi="Symbol" w:hint="default"/>
+      </w:rPr>
+    </w:lvl>
+    <w:lvl w:ilvl="4" w:tplc="04090003" w:tentative="1">
+      <w:start w:val="1"/>
+      <w:numFmt w:val="bullet"/>
+      <w:lvlText w:val="o"/>
+      <w:lvlJc w:val="left"/>
+      <w:pPr>
+        <w:ind w:left="3600" w:hanging="360"/>
+      </w:pPr>
+      <w:rPr>
+        <w:rFonts w:ascii="Courier New" w:hAnsi="Courier New" w:cs="Courier New" w:hint="default"/>
+      </w:rPr>
+    </w:lvl>
+    <w:lvl w:ilvl="5" w:tplc="04090005" w:tentative="1">
+      <w:start w:val="1"/>
+      <w:numFmt w:val="bullet"/>
+      <w:lvlText w:val=""/>
+      <w:lvlJc w:val="left"/>
+      <w:pPr>
+        <w:ind w:left="4320" w:hanging="360"/>
+      </w:pPr>
+      <w:rPr>
+        <w:rFonts w:ascii="Wingdings" w:hAnsi="Wingdings" w:hint="default"/>
+      </w:rPr>
+    </w:lvl>
+    <w:lvl w:ilvl="6" w:tplc="04090001" w:tentative="1">
+      <w:start w:val="1"/>
+      <w:numFmt w:val="bullet"/>
+      <w:lvlText w:val=""/>
+      <w:lvlJc w:val="left"/>
+      <w:pPr>
+        <w:ind w:left="5040" w:hanging="360"/>
+      </w:pPr>
+      <w:rPr>
+        <w:rFonts w:ascii="Symbol" w:hAnsi="Symbol" w:hint="default"/>
+      </w:rPr>
+    </w:lvl>
+    <w:lvl w:ilvl="7" w:tplc="04090003" w:tentative="1">
+      <w:start w:val="1"/>
+      <w:numFmt w:val="bullet"/>
+      <w:lvlText w:val="o"/>
+      <w:lvlJc w:val="left"/>
+      <w:pPr>
+        <w:ind w:left="5760" w:hanging="360"/>
+      </w:pPr>
+      <w:rPr>
+        <w:rFonts w:ascii="Courier New" w:hAnsi="Courier New" w:cs="Courier New" w:hint="default"/>
+      </w:rPr>
+    </w:lvl>
+    <w:lvl w:ilvl="8" w:tplc="04090005" w:tentative="1">
+      <w:start w:val="1"/>
+      <w:numFmt w:val="bullet"/>
+      <w:lvlText w:val=""/>
+      <w:lvlJc w:val="left"/>
+      <w:pPr>
+        <w:ind w:left="6480" w:hanging="360"/>
+      </w:pPr>
+      <w:rPr>
+        <w:rFonts w:ascii="Wingdings" w:hAnsi="Wingdings" w:hint="default"/>
+      </w:rPr>
+    </w:lvl>
+  </w:abstractNum>
+  <w:abstractNum w:abstractNumId="11" w15:restartNumberingAfterBreak="0">
     <w:nsid w:val="33365C09"/>
     <w:multiLevelType w:val="hybridMultilevel"/>
     <w:tmpl w:val="45D45812"/>
@@ -8243,7 +12110,7 @@
       </w:rPr>
     </w:lvl>
   </w:abstractNum>
-  <w:abstractNum w:abstractNumId="10" w15:restartNumberingAfterBreak="0">
+  <w:abstractNum w:abstractNumId="12" w15:restartNumberingAfterBreak="0">
     <w:nsid w:val="33F5794D"/>
     <w:multiLevelType w:val="hybridMultilevel"/>
     <w:tmpl w:val="597A0980"/>
@@ -8356,7 +12223,7 @@
       </w:rPr>
     </w:lvl>
   </w:abstractNum>
-  <w:abstractNum w:abstractNumId="11" w15:restartNumberingAfterBreak="0">
+  <w:abstractNum w:abstractNumId="13" w15:restartNumberingAfterBreak="0">
     <w:nsid w:val="35D746EF"/>
     <w:multiLevelType w:val="hybridMultilevel"/>
     <w:tmpl w:val="FD2AFA0E"/>
@@ -8469,7 +12336,7 @@
       </w:rPr>
     </w:lvl>
   </w:abstractNum>
-  <w:abstractNum w:abstractNumId="12" w15:restartNumberingAfterBreak="0">
+  <w:abstractNum w:abstractNumId="14" w15:restartNumberingAfterBreak="0">
     <w:nsid w:val="45AC08FF"/>
     <w:multiLevelType w:val="hybridMultilevel"/>
     <w:tmpl w:val="BE88EEFC"/>
@@ -8582,7 +12449,7 @@
       </w:rPr>
     </w:lvl>
   </w:abstractNum>
-  <w:abstractNum w:abstractNumId="13" w15:restartNumberingAfterBreak="0">
+  <w:abstractNum w:abstractNumId="15" w15:restartNumberingAfterBreak="0">
     <w:nsid w:val="45D52F45"/>
     <w:multiLevelType w:val="hybridMultilevel"/>
     <w:tmpl w:val="4A564208"/>
@@ -8695,7 +12562,120 @@
       </w:rPr>
     </w:lvl>
   </w:abstractNum>
-  <w:abstractNum w:abstractNumId="14" w15:restartNumberingAfterBreak="0">
+  <w:abstractNum w:abstractNumId="16" w15:restartNumberingAfterBreak="0">
+    <w:nsid w:val="4B2A475A"/>
+    <w:multiLevelType w:val="hybridMultilevel"/>
+    <w:tmpl w:val="08D40D3A"/>
+    <w:lvl w:ilvl="0" w:tplc="04090001">
+      <w:start w:val="1"/>
+      <w:numFmt w:val="bullet"/>
+      <w:lvlText w:val=""/>
+      <w:lvlJc w:val="left"/>
+      <w:pPr>
+        <w:ind w:left="720" w:hanging="360"/>
+      </w:pPr>
+      <w:rPr>
+        <w:rFonts w:ascii="Symbol" w:hAnsi="Symbol" w:hint="default"/>
+      </w:rPr>
+    </w:lvl>
+    <w:lvl w:ilvl="1" w:tplc="04090003" w:tentative="1">
+      <w:start w:val="1"/>
+      <w:numFmt w:val="bullet"/>
+      <w:lvlText w:val="o"/>
+      <w:lvlJc w:val="left"/>
+      <w:pPr>
+        <w:ind w:left="1440" w:hanging="360"/>
+      </w:pPr>
+      <w:rPr>
+        <w:rFonts w:ascii="Courier New" w:hAnsi="Courier New" w:cs="Courier New" w:hint="default"/>
+      </w:rPr>
+    </w:lvl>
+    <w:lvl w:ilvl="2" w:tplc="04090005" w:tentative="1">
+      <w:start w:val="1"/>
+      <w:numFmt w:val="bullet"/>
+      <w:lvlText w:val=""/>
+      <w:lvlJc w:val="left"/>
+      <w:pPr>
+        <w:ind w:left="2160" w:hanging="360"/>
+      </w:pPr>
+      <w:rPr>
+        <w:rFonts w:ascii="Wingdings" w:hAnsi="Wingdings" w:hint="default"/>
+      </w:rPr>
+    </w:lvl>
+    <w:lvl w:ilvl="3" w:tplc="04090001" w:tentative="1">
+      <w:start w:val="1"/>
+      <w:numFmt w:val="bullet"/>
+      <w:lvlText w:val=""/>
+      <w:lvlJc w:val="left"/>
+      <w:pPr>
+        <w:ind w:left="2880" w:hanging="360"/>
+      </w:pPr>
+      <w:rPr>
+        <w:rFonts w:ascii="Symbol" w:hAnsi="Symbol" w:hint="default"/>
+      </w:rPr>
+    </w:lvl>
+    <w:lvl w:ilvl="4" w:tplc="04090003" w:tentative="1">
+      <w:start w:val="1"/>
+      <w:numFmt w:val="bullet"/>
+      <w:lvlText w:val="o"/>
+      <w:lvlJc w:val="left"/>
+      <w:pPr>
+        <w:ind w:left="3600" w:hanging="360"/>
+      </w:pPr>
+      <w:rPr>
+        <w:rFonts w:ascii="Courier New" w:hAnsi="Courier New" w:cs="Courier New" w:hint="default"/>
+      </w:rPr>
+    </w:lvl>
+    <w:lvl w:ilvl="5" w:tplc="04090005" w:tentative="1">
+      <w:start w:val="1"/>
+      <w:numFmt w:val="bullet"/>
+      <w:lvlText w:val=""/>
+      <w:lvlJc w:val="left"/>
+      <w:pPr>
+        <w:ind w:left="4320" w:hanging="360"/>
+      </w:pPr>
+      <w:rPr>
+        <w:rFonts w:ascii="Wingdings" w:hAnsi="Wingdings" w:hint="default"/>
+      </w:rPr>
+    </w:lvl>
+    <w:lvl w:ilvl="6" w:tplc="04090001" w:tentative="1">
+      <w:start w:val="1"/>
+      <w:numFmt w:val="bullet"/>
+      <w:lvlText w:val=""/>
+      <w:lvlJc w:val="left"/>
+      <w:pPr>
+        <w:ind w:left="5040" w:hanging="360"/>
+      </w:pPr>
+      <w:rPr>
+        <w:rFonts w:ascii="Symbol" w:hAnsi="Symbol" w:hint="default"/>
+      </w:rPr>
+    </w:lvl>
+    <w:lvl w:ilvl="7" w:tplc="04090003" w:tentative="1">
+      <w:start w:val="1"/>
+      <w:numFmt w:val="bullet"/>
+      <w:lvlText w:val="o"/>
+      <w:lvlJc w:val="left"/>
+      <w:pPr>
+        <w:ind w:left="5760" w:hanging="360"/>
+      </w:pPr>
+      <w:rPr>
+        <w:rFonts w:ascii="Courier New" w:hAnsi="Courier New" w:cs="Courier New" w:hint="default"/>
+      </w:rPr>
+    </w:lvl>
+    <w:lvl w:ilvl="8" w:tplc="04090005" w:tentative="1">
+      <w:start w:val="1"/>
+      <w:numFmt w:val="bullet"/>
+      <w:lvlText w:val=""/>
+      <w:lvlJc w:val="left"/>
+      <w:pPr>
+        <w:ind w:left="6480" w:hanging="360"/>
+      </w:pPr>
+      <w:rPr>
+        <w:rFonts w:ascii="Wingdings" w:hAnsi="Wingdings" w:hint="default"/>
+      </w:rPr>
+    </w:lvl>
+  </w:abstractNum>
+  <w:abstractNum w:abstractNumId="17" w15:restartNumberingAfterBreak="0">
     <w:nsid w:val="5111387D"/>
     <w:multiLevelType w:val="hybridMultilevel"/>
     <w:tmpl w:val="3A786B7C"/>
@@ -8808,7 +12788,7 @@
       </w:rPr>
     </w:lvl>
   </w:abstractNum>
-  <w:abstractNum w:abstractNumId="15" w15:restartNumberingAfterBreak="0">
+  <w:abstractNum w:abstractNumId="18" w15:restartNumberingAfterBreak="0">
     <w:nsid w:val="52A379B7"/>
     <w:multiLevelType w:val="hybridMultilevel"/>
     <w:tmpl w:val="86421D38"/>
@@ -8921,7 +12901,7 @@
       </w:rPr>
     </w:lvl>
   </w:abstractNum>
-  <w:abstractNum w:abstractNumId="16" w15:restartNumberingAfterBreak="0">
+  <w:abstractNum w:abstractNumId="19" w15:restartNumberingAfterBreak="0">
     <w:nsid w:val="5A32722D"/>
     <w:multiLevelType w:val="hybridMultilevel"/>
     <w:tmpl w:val="EC3EA65E"/>
@@ -9034,7 +13014,93 @@
       </w:rPr>
     </w:lvl>
   </w:abstractNum>
-  <w:abstractNum w:abstractNumId="17" w15:restartNumberingAfterBreak="0">
+  <w:abstractNum w:abstractNumId="20" w15:restartNumberingAfterBreak="0">
+    <w:nsid w:val="5AEC6294"/>
+    <w:multiLevelType w:val="hybridMultilevel"/>
+    <w:tmpl w:val="110AF7DC"/>
+    <w:lvl w:ilvl="0" w:tplc="0409000F">
+      <w:start w:val="1"/>
+      <w:numFmt w:val="decimal"/>
+      <w:lvlText w:val="%1."/>
+      <w:lvlJc w:val="left"/>
+      <w:pPr>
+        <w:ind w:left="720" w:hanging="360"/>
+      </w:pPr>
+    </w:lvl>
+    <w:lvl w:ilvl="1" w:tplc="04090019">
+      <w:start w:val="1"/>
+      <w:numFmt w:val="lowerLetter"/>
+      <w:lvlText w:val="%2."/>
+      <w:lvlJc w:val="left"/>
+      <w:pPr>
+        <w:ind w:left="1440" w:hanging="360"/>
+      </w:pPr>
+    </w:lvl>
+    <w:lvl w:ilvl="2" w:tplc="0409001B">
+      <w:start w:val="1"/>
+      <w:numFmt w:val="lowerRoman"/>
+      <w:lvlText w:val="%3."/>
+      <w:lvlJc w:val="right"/>
+      <w:pPr>
+        <w:ind w:left="2160" w:hanging="180"/>
+      </w:pPr>
+    </w:lvl>
+    <w:lvl w:ilvl="3" w:tplc="0409000F" w:tentative="1">
+      <w:start w:val="1"/>
+      <w:numFmt w:val="decimal"/>
+      <w:lvlText w:val="%4."/>
+      <w:lvlJc w:val="left"/>
+      <w:pPr>
+        <w:ind w:left="2880" w:hanging="360"/>
+      </w:pPr>
+    </w:lvl>
+    <w:lvl w:ilvl="4" w:tplc="04090019" w:tentative="1">
+      <w:start w:val="1"/>
+      <w:numFmt w:val="lowerLetter"/>
+      <w:lvlText w:val="%5."/>
+      <w:lvlJc w:val="left"/>
+      <w:pPr>
+        <w:ind w:left="3600" w:hanging="360"/>
+      </w:pPr>
+    </w:lvl>
+    <w:lvl w:ilvl="5" w:tplc="0409001B" w:tentative="1">
+      <w:start w:val="1"/>
+      <w:numFmt w:val="lowerRoman"/>
+      <w:lvlText w:val="%6."/>
+      <w:lvlJc w:val="right"/>
+      <w:pPr>
+        <w:ind w:left="4320" w:hanging="180"/>
+      </w:pPr>
+    </w:lvl>
+    <w:lvl w:ilvl="6" w:tplc="0409000F" w:tentative="1">
+      <w:start w:val="1"/>
+      <w:numFmt w:val="decimal"/>
+      <w:lvlText w:val="%7."/>
+      <w:lvlJc w:val="left"/>
+      <w:pPr>
+        <w:ind w:left="5040" w:hanging="360"/>
+      </w:pPr>
+    </w:lvl>
+    <w:lvl w:ilvl="7" w:tplc="04090019" w:tentative="1">
+      <w:start w:val="1"/>
+      <w:numFmt w:val="lowerLetter"/>
+      <w:lvlText w:val="%8."/>
+      <w:lvlJc w:val="left"/>
+      <w:pPr>
+        <w:ind w:left="5760" w:hanging="360"/>
+      </w:pPr>
+    </w:lvl>
+    <w:lvl w:ilvl="8" w:tplc="0409001B" w:tentative="1">
+      <w:start w:val="1"/>
+      <w:numFmt w:val="lowerRoman"/>
+      <w:lvlText w:val="%9."/>
+      <w:lvlJc w:val="right"/>
+      <w:pPr>
+        <w:ind w:left="6480" w:hanging="180"/>
+      </w:pPr>
+    </w:lvl>
+  </w:abstractNum>
+  <w:abstractNum w:abstractNumId="21" w15:restartNumberingAfterBreak="0">
     <w:nsid w:val="62A4779C"/>
     <w:multiLevelType w:val="hybridMultilevel"/>
     <w:tmpl w:val="42260B1C"/>
@@ -9147,7 +13213,7 @@
       </w:rPr>
     </w:lvl>
   </w:abstractNum>
-  <w:abstractNum w:abstractNumId="18" w15:restartNumberingAfterBreak="0">
+  <w:abstractNum w:abstractNumId="22" w15:restartNumberingAfterBreak="0">
     <w:nsid w:val="65E71856"/>
     <w:multiLevelType w:val="hybridMultilevel"/>
     <w:tmpl w:val="8A3CB98E"/>
@@ -9260,7 +13326,7 @@
       </w:rPr>
     </w:lvl>
   </w:abstractNum>
-  <w:abstractNum w:abstractNumId="19" w15:restartNumberingAfterBreak="0">
+  <w:abstractNum w:abstractNumId="23" w15:restartNumberingAfterBreak="0">
     <w:nsid w:val="67451544"/>
     <w:multiLevelType w:val="hybridMultilevel"/>
     <w:tmpl w:val="DD6E8660"/>
@@ -9373,7 +13439,93 @@
       </w:rPr>
     </w:lvl>
   </w:abstractNum>
-  <w:abstractNum w:abstractNumId="20" w15:restartNumberingAfterBreak="0">
+  <w:abstractNum w:abstractNumId="24" w15:restartNumberingAfterBreak="0">
+    <w:nsid w:val="6AD37188"/>
+    <w:multiLevelType w:val="hybridMultilevel"/>
+    <w:tmpl w:val="753299EA"/>
+    <w:lvl w:ilvl="0" w:tplc="0409000F">
+      <w:start w:val="1"/>
+      <w:numFmt w:val="decimal"/>
+      <w:lvlText w:val="%1."/>
+      <w:lvlJc w:val="left"/>
+      <w:pPr>
+        <w:ind w:left="720" w:hanging="360"/>
+      </w:pPr>
+    </w:lvl>
+    <w:lvl w:ilvl="1" w:tplc="04090019">
+      <w:start w:val="1"/>
+      <w:numFmt w:val="lowerLetter"/>
+      <w:lvlText w:val="%2."/>
+      <w:lvlJc w:val="left"/>
+      <w:pPr>
+        <w:ind w:left="1440" w:hanging="360"/>
+      </w:pPr>
+    </w:lvl>
+    <w:lvl w:ilvl="2" w:tplc="0409001B" w:tentative="1">
+      <w:start w:val="1"/>
+      <w:numFmt w:val="lowerRoman"/>
+      <w:lvlText w:val="%3."/>
+      <w:lvlJc w:val="right"/>
+      <w:pPr>
+        <w:ind w:left="2160" w:hanging="180"/>
+      </w:pPr>
+    </w:lvl>
+    <w:lvl w:ilvl="3" w:tplc="0409000F" w:tentative="1">
+      <w:start w:val="1"/>
+      <w:numFmt w:val="decimal"/>
+      <w:lvlText w:val="%4."/>
+      <w:lvlJc w:val="left"/>
+      <w:pPr>
+        <w:ind w:left="2880" w:hanging="360"/>
+      </w:pPr>
+    </w:lvl>
+    <w:lvl w:ilvl="4" w:tplc="04090019" w:tentative="1">
+      <w:start w:val="1"/>
+      <w:numFmt w:val="lowerLetter"/>
+      <w:lvlText w:val="%5."/>
+      <w:lvlJc w:val="left"/>
+      <w:pPr>
+        <w:ind w:left="3600" w:hanging="360"/>
+      </w:pPr>
+    </w:lvl>
+    <w:lvl w:ilvl="5" w:tplc="0409001B" w:tentative="1">
+      <w:start w:val="1"/>
+      <w:numFmt w:val="lowerRoman"/>
+      <w:lvlText w:val="%6."/>
+      <w:lvlJc w:val="right"/>
+      <w:pPr>
+        <w:ind w:left="4320" w:hanging="180"/>
+      </w:pPr>
+    </w:lvl>
+    <w:lvl w:ilvl="6" w:tplc="0409000F" w:tentative="1">
+      <w:start w:val="1"/>
+      <w:numFmt w:val="decimal"/>
+      <w:lvlText w:val="%7."/>
+      <w:lvlJc w:val="left"/>
+      <w:pPr>
+        <w:ind w:left="5040" w:hanging="360"/>
+      </w:pPr>
+    </w:lvl>
+    <w:lvl w:ilvl="7" w:tplc="04090019" w:tentative="1">
+      <w:start w:val="1"/>
+      <w:numFmt w:val="lowerLetter"/>
+      <w:lvlText w:val="%8."/>
+      <w:lvlJc w:val="left"/>
+      <w:pPr>
+        <w:ind w:left="5760" w:hanging="360"/>
+      </w:pPr>
+    </w:lvl>
+    <w:lvl w:ilvl="8" w:tplc="0409001B" w:tentative="1">
+      <w:start w:val="1"/>
+      <w:numFmt w:val="lowerRoman"/>
+      <w:lvlText w:val="%9."/>
+      <w:lvlJc w:val="right"/>
+      <w:pPr>
+        <w:ind w:left="6480" w:hanging="180"/>
+      </w:pPr>
+    </w:lvl>
+  </w:abstractNum>
+  <w:abstractNum w:abstractNumId="25" w15:restartNumberingAfterBreak="0">
     <w:nsid w:val="6B806D1C"/>
     <w:multiLevelType w:val="hybridMultilevel"/>
     <w:tmpl w:val="2B4C74FA"/>
@@ -9486,7 +13638,120 @@
       </w:rPr>
     </w:lvl>
   </w:abstractNum>
-  <w:abstractNum w:abstractNumId="21" w15:restartNumberingAfterBreak="0">
+  <w:abstractNum w:abstractNumId="26" w15:restartNumberingAfterBreak="0">
+    <w:nsid w:val="6D800A4E"/>
+    <w:multiLevelType w:val="hybridMultilevel"/>
+    <w:tmpl w:val="FA380226"/>
+    <w:lvl w:ilvl="0" w:tplc="04090001">
+      <w:start w:val="1"/>
+      <w:numFmt w:val="bullet"/>
+      <w:lvlText w:val=""/>
+      <w:lvlJc w:val="left"/>
+      <w:pPr>
+        <w:ind w:left="770" w:hanging="360"/>
+      </w:pPr>
+      <w:rPr>
+        <w:rFonts w:ascii="Symbol" w:hAnsi="Symbol" w:hint="default"/>
+      </w:rPr>
+    </w:lvl>
+    <w:lvl w:ilvl="1" w:tplc="04090003" w:tentative="1">
+      <w:start w:val="1"/>
+      <w:numFmt w:val="bullet"/>
+      <w:lvlText w:val="o"/>
+      <w:lvlJc w:val="left"/>
+      <w:pPr>
+        <w:ind w:left="1490" w:hanging="360"/>
+      </w:pPr>
+      <w:rPr>
+        <w:rFonts w:ascii="Courier New" w:hAnsi="Courier New" w:cs="Courier New" w:hint="default"/>
+      </w:rPr>
+    </w:lvl>
+    <w:lvl w:ilvl="2" w:tplc="04090005" w:tentative="1">
+      <w:start w:val="1"/>
+      <w:numFmt w:val="bullet"/>
+      <w:lvlText w:val=""/>
+      <w:lvlJc w:val="left"/>
+      <w:pPr>
+        <w:ind w:left="2210" w:hanging="360"/>
+      </w:pPr>
+      <w:rPr>
+        <w:rFonts w:ascii="Wingdings" w:hAnsi="Wingdings" w:hint="default"/>
+      </w:rPr>
+    </w:lvl>
+    <w:lvl w:ilvl="3" w:tplc="04090001" w:tentative="1">
+      <w:start w:val="1"/>
+      <w:numFmt w:val="bullet"/>
+      <w:lvlText w:val=""/>
+      <w:lvlJc w:val="left"/>
+      <w:pPr>
+        <w:ind w:left="2930" w:hanging="360"/>
+      </w:pPr>
+      <w:rPr>
+        <w:rFonts w:ascii="Symbol" w:hAnsi="Symbol" w:hint="default"/>
+      </w:rPr>
+    </w:lvl>
+    <w:lvl w:ilvl="4" w:tplc="04090003" w:tentative="1">
+      <w:start w:val="1"/>
+      <w:numFmt w:val="bullet"/>
+      <w:lvlText w:val="o"/>
+      <w:lvlJc w:val="left"/>
+      <w:pPr>
+        <w:ind w:left="3650" w:hanging="360"/>
+      </w:pPr>
+      <w:rPr>
+        <w:rFonts w:ascii="Courier New" w:hAnsi="Courier New" w:cs="Courier New" w:hint="default"/>
+      </w:rPr>
+    </w:lvl>
+    <w:lvl w:ilvl="5" w:tplc="04090005" w:tentative="1">
+      <w:start w:val="1"/>
+      <w:numFmt w:val="bullet"/>
+      <w:lvlText w:val=""/>
+      <w:lvlJc w:val="left"/>
+      <w:pPr>
+        <w:ind w:left="4370" w:hanging="360"/>
+      </w:pPr>
+      <w:rPr>
+        <w:rFonts w:ascii="Wingdings" w:hAnsi="Wingdings" w:hint="default"/>
+      </w:rPr>
+    </w:lvl>
+    <w:lvl w:ilvl="6" w:tplc="04090001" w:tentative="1">
+      <w:start w:val="1"/>
+      <w:numFmt w:val="bullet"/>
+      <w:lvlText w:val=""/>
+      <w:lvlJc w:val="left"/>
+      <w:pPr>
+        <w:ind w:left="5090" w:hanging="360"/>
+      </w:pPr>
+      <w:rPr>
+        <w:rFonts w:ascii="Symbol" w:hAnsi="Symbol" w:hint="default"/>
+      </w:rPr>
+    </w:lvl>
+    <w:lvl w:ilvl="7" w:tplc="04090003" w:tentative="1">
+      <w:start w:val="1"/>
+      <w:numFmt w:val="bullet"/>
+      <w:lvlText w:val="o"/>
+      <w:lvlJc w:val="left"/>
+      <w:pPr>
+        <w:ind w:left="5810" w:hanging="360"/>
+      </w:pPr>
+      <w:rPr>
+        <w:rFonts w:ascii="Courier New" w:hAnsi="Courier New" w:cs="Courier New" w:hint="default"/>
+      </w:rPr>
+    </w:lvl>
+    <w:lvl w:ilvl="8" w:tplc="04090005" w:tentative="1">
+      <w:start w:val="1"/>
+      <w:numFmt w:val="bullet"/>
+      <w:lvlText w:val=""/>
+      <w:lvlJc w:val="left"/>
+      <w:pPr>
+        <w:ind w:left="6530" w:hanging="360"/>
+      </w:pPr>
+      <w:rPr>
+        <w:rFonts w:ascii="Wingdings" w:hAnsi="Wingdings" w:hint="default"/>
+      </w:rPr>
+    </w:lvl>
+  </w:abstractNum>
+  <w:abstractNum w:abstractNumId="27" w15:restartNumberingAfterBreak="0">
     <w:nsid w:val="6FE02EB1"/>
     <w:multiLevelType w:val="hybridMultilevel"/>
     <w:tmpl w:val="D742B43A"/>
@@ -9600,70 +13865,88 @@
     </w:lvl>
   </w:abstractNum>
   <w:num w:numId="1" w16cid:durableId="688483258">
+    <w:abstractNumId w:val="4"/>
+  </w:num>
+  <w:num w:numId="2" w16cid:durableId="314990022">
+    <w:abstractNumId w:val="8"/>
+  </w:num>
+  <w:num w:numId="3" w16cid:durableId="521240542">
+    <w:abstractNumId w:val="14"/>
+  </w:num>
+  <w:num w:numId="4" w16cid:durableId="592932221">
+    <w:abstractNumId w:val="11"/>
+  </w:num>
+  <w:num w:numId="5" w16cid:durableId="73479126">
+    <w:abstractNumId w:val="23"/>
+  </w:num>
+  <w:num w:numId="6" w16cid:durableId="2090074770">
+    <w:abstractNumId w:val="9"/>
+  </w:num>
+  <w:num w:numId="7" w16cid:durableId="2046641010">
+    <w:abstractNumId w:val="21"/>
+  </w:num>
+  <w:num w:numId="8" w16cid:durableId="1768964945">
+    <w:abstractNumId w:val="12"/>
+  </w:num>
+  <w:num w:numId="9" w16cid:durableId="2120248886">
+    <w:abstractNumId w:val="22"/>
+  </w:num>
+  <w:num w:numId="10" w16cid:durableId="1424298697">
+    <w:abstractNumId w:val="19"/>
+  </w:num>
+  <w:num w:numId="11" w16cid:durableId="1495099596">
+    <w:abstractNumId w:val="7"/>
+  </w:num>
+  <w:num w:numId="12" w16cid:durableId="391272851">
+    <w:abstractNumId w:val="13"/>
+  </w:num>
+  <w:num w:numId="13" w16cid:durableId="1793327130">
+    <w:abstractNumId w:val="6"/>
+  </w:num>
+  <w:num w:numId="14" w16cid:durableId="2032367589">
+    <w:abstractNumId w:val="25"/>
+  </w:num>
+  <w:num w:numId="15" w16cid:durableId="2043509731">
     <w:abstractNumId w:val="3"/>
   </w:num>
-  <w:num w:numId="2" w16cid:durableId="314990022">
-    <w:abstractNumId w:val="7"/>
-  </w:num>
-  <w:num w:numId="3" w16cid:durableId="521240542">
-    <w:abstractNumId w:val="12"/>
-  </w:num>
-  <w:num w:numId="4" w16cid:durableId="592932221">
-    <w:abstractNumId w:val="9"/>
-  </w:num>
-  <w:num w:numId="5" w16cid:durableId="73479126">
-    <w:abstractNumId w:val="19"/>
-  </w:num>
-  <w:num w:numId="6" w16cid:durableId="2090074770">
-    <w:abstractNumId w:val="8"/>
-  </w:num>
-  <w:num w:numId="7" w16cid:durableId="2046641010">
+  <w:num w:numId="16" w16cid:durableId="721489532">
     <w:abstractNumId w:val="17"/>
   </w:num>
-  <w:num w:numId="8" w16cid:durableId="1768964945">
+  <w:num w:numId="17" w16cid:durableId="323583031">
+    <w:abstractNumId w:val="1"/>
+  </w:num>
+  <w:num w:numId="18" w16cid:durableId="1041125601">
+    <w:abstractNumId w:val="2"/>
+  </w:num>
+  <w:num w:numId="19" w16cid:durableId="375619000">
+    <w:abstractNumId w:val="18"/>
+  </w:num>
+  <w:num w:numId="20" w16cid:durableId="60253754">
+    <w:abstractNumId w:val="5"/>
+  </w:num>
+  <w:num w:numId="21" w16cid:durableId="1119492283">
+    <w:abstractNumId w:val="27"/>
+  </w:num>
+  <w:num w:numId="22" w16cid:durableId="1527938521">
+    <w:abstractNumId w:val="15"/>
+  </w:num>
+  <w:num w:numId="23" w16cid:durableId="929002792">
+    <w:abstractNumId w:val="16"/>
+  </w:num>
+  <w:num w:numId="24" w16cid:durableId="708845605">
+    <w:abstractNumId w:val="26"/>
+  </w:num>
+  <w:num w:numId="25" w16cid:durableId="1045714812">
+    <w:abstractNumId w:val="0"/>
+  </w:num>
+  <w:num w:numId="26" w16cid:durableId="403838669">
+    <w:abstractNumId w:val="20"/>
+  </w:num>
+  <w:num w:numId="27" w16cid:durableId="2112701798">
     <w:abstractNumId w:val="10"/>
   </w:num>
-  <w:num w:numId="9" w16cid:durableId="2120248886">
-    <w:abstractNumId w:val="18"/>
-  </w:num>
-  <w:num w:numId="10" w16cid:durableId="1424298697">
-    <w:abstractNumId w:val="16"/>
-  </w:num>
-  <w:num w:numId="11" w16cid:durableId="1495099596">
-    <w:abstractNumId w:val="6"/>
-  </w:num>
-  <w:num w:numId="12" w16cid:durableId="391272851">
-    <w:abstractNumId w:val="11"/>
-  </w:num>
-  <w:num w:numId="13" w16cid:durableId="1793327130">
-    <w:abstractNumId w:val="5"/>
-  </w:num>
-  <w:num w:numId="14" w16cid:durableId="2032367589">
-    <w:abstractNumId w:val="20"/>
-  </w:num>
-  <w:num w:numId="15" w16cid:durableId="2043509731">
-    <w:abstractNumId w:val="2"/>
-  </w:num>
-  <w:num w:numId="16" w16cid:durableId="721489532">
-    <w:abstractNumId w:val="14"/>
-  </w:num>
-  <w:num w:numId="17" w16cid:durableId="323583031">
-    <w:abstractNumId w:val="0"/>
-  </w:num>
-  <w:num w:numId="18" w16cid:durableId="1041125601">
-    <w:abstractNumId w:val="1"/>
-  </w:num>
-  <w:num w:numId="19" w16cid:durableId="375619000">
-    <w:abstractNumId w:val="15"/>
-  </w:num>
-  <w:num w:numId="20" w16cid:durableId="60253754">
-    <w:abstractNumId w:val="4"/>
-  </w:num>
-  <w:num w:numId="21" w16cid:durableId="1119492283">
-    <w:abstractNumId w:val="21"/>
-  </w:num>
-  <w:num w:numId="22" w16cid:durableId="1527938521">
-    <w:abstractNumId w:val="13"/>
+  <w:num w:numId="28" w16cid:durableId="58023244">
+    <w:abstractNumId w:val="24"/>
   </w:num>
 </w:numbering>
 </file>
@@ -10117,10 +14400,11 @@
     <w:basedOn w:val="Normal"/>
     <w:next w:val="Normal"/>
     <w:link w:val="Heading3Char"/>
+    <w:autoRedefine/>
     <w:uiPriority w:val="9"/>
     <w:unhideWhenUsed/>
     <w:qFormat/>
-    <w:rsid w:val="003943DF"/>
+    <w:rsid w:val="00CC0705"/>
     <w:pPr>
       <w:keepNext/>
       <w:keepLines/>
@@ -10129,7 +14413,8 @@
     </w:pPr>
     <w:rPr>
       <w:rFonts w:eastAsiaTheme="majorEastAsia" w:cstheme="majorBidi"/>
-      <w:color w:val="0F4761" w:themeColor="accent1" w:themeShade="BF"/>
+      <w:b/>
+      <w:color w:val="215E99" w:themeColor="text2" w:themeTint="BF"/>
       <w:sz w:val="28"/>
       <w:szCs w:val="28"/>
     </w:rPr>
@@ -10162,7 +14447,6 @@
     <w:next w:val="Normal"/>
     <w:link w:val="Heading5Char"/>
     <w:uiPriority w:val="9"/>
-    <w:semiHidden/>
     <w:unhideWhenUsed/>
     <w:qFormat/>
     <w:rsid w:val="003943DF"/>
@@ -10268,7 +14552,6 @@
   <w:style w:type="character" w:default="1" w:styleId="DefaultParagraphFont">
     <w:name w:val="Default Paragraph Font"/>
     <w:uiPriority w:val="1"/>
-    <w:semiHidden/>
     <w:unhideWhenUsed/>
   </w:style>
   <w:style w:type="table" w:default="1" w:styleId="TableNormal">
@@ -10323,10 +14606,11 @@
     <w:basedOn w:val="DefaultParagraphFont"/>
     <w:link w:val="Heading3"/>
     <w:uiPriority w:val="9"/>
-    <w:rsid w:val="003943DF"/>
+    <w:rsid w:val="00CC0705"/>
     <w:rPr>
       <w:rFonts w:eastAsiaTheme="majorEastAsia" w:cstheme="majorBidi"/>
-      <w:color w:val="0F4761" w:themeColor="accent1" w:themeShade="BF"/>
+      <w:b/>
+      <w:color w:val="215E99" w:themeColor="text2" w:themeTint="BF"/>
       <w:sz w:val="28"/>
       <w:szCs w:val="28"/>
     </w:rPr>
@@ -10349,7 +14633,6 @@
     <w:basedOn w:val="DefaultParagraphFont"/>
     <w:link w:val="Heading5"/>
     <w:uiPriority w:val="9"/>
-    <w:semiHidden/>
     <w:rsid w:val="003943DF"/>
     <w:rPr>
       <w:rFonts w:eastAsiaTheme="majorEastAsia" w:cstheme="majorBidi"/>
